--- a/문장별_해설/3부_33화_Herr_Voss_해설.docx
+++ b/문장별_해설/3부_33화_Herr_Voss_해설.docx
@@ -26,7 +26,7 @@
           <w:color w:val="595959"/>
           <w:sz w:val="20"/>
         </w:rPr>
-        <w:t>대화문 24턴 — 문장별 주요 단어 · 문법 · 표현 · 시제 해설</w:t>
+        <w:t>대화문 38턴 — 문장별 주요 단어 · 문법 · 표현 · 시제 해설</w:t>
       </w:r>
     </w:p>
     <w:p>
@@ -41,7 +41,2149 @@
           <w:i w:val="0"/>
           <w:sz w:val="22"/>
         </w:rPr>
-        <w:t>1. Jonas: Anfang April sitzen wir im Besprechungsraum von Hannas Kanzlei: Piotr, Nina, Hanna und ich. Auf dem Tisch liegt ein Brief mit dem Briefkopf „Voss Bau GmbH".</w:t>
+        <w:t>1. Jonas: Vor dem Treffen übt Hanna mit Piotr in ihrer Kanzlei. Sie spielt Voss, setzt sich ihm gegenüber und stellt die Fragen, die ein Mann in dieser Lage stellen könnte.</w:t>
+      </w:r>
+    </w:p>
+    <w:p>
+      <w:pPr>
+        <w:keepNext/>
+        <w:ind w:left="340"/>
+      </w:pPr>
+      <w:r>
+        <w:rPr>
+          <w:rFonts w:ascii="Malgun Gothic" w:hAnsi="Malgun Gothic" w:cs="Malgun Gothic" w:eastAsia="Malgun Gothic"/>
+          <w:b w:val="0"/>
+          <w:i/>
+          <w:color w:val="404040"/>
+          <w:sz w:val="20"/>
+        </w:rPr>
+        <w:t>만남 전에 한나가 사무소에서 피오트르와 연습한다. 한나가 보스 역을 맡아 맞은편에 앉아 그런 처지의 사람이 던질 법한 질문을 한다.</w:t>
+      </w:r>
+    </w:p>
+    <w:tbl>
+      <w:tblPr>
+        <w:tblW w:type="auto" w:w="0"/>
+        <w:tblLayout w:type="fixed"/>
+        <w:tblLook w:firstColumn="1" w:firstRow="1" w:lastColumn="0" w:lastRow="0" w:noHBand="0" w:noVBand="1" w:val="04A0"/>
+      </w:tblPr>
+      <w:tblGrid>
+        <w:gridCol w:w="4819"/>
+        <w:gridCol w:w="4819"/>
+      </w:tblGrid>
+      <w:tr>
+        <w:tc>
+          <w:tcPr>
+            <w:tcW w:type="dxa" w:w="1500"/>
+            <w:tcBorders>
+              <w:top w:val="single" w:color="BFBFBF" w:sz="4"/>
+              <w:left w:val="single" w:color="BFBFBF" w:sz="4"/>
+              <w:bottom w:val="single" w:color="BFBFBF" w:sz="4"/>
+              <w:right w:val="single" w:color="BFBFBF" w:sz="4"/>
+            </w:tcBorders>
+            <w:shd w:fill="DEEAF6" w:color="auto" w:val="clear"/>
+          </w:tcPr>
+          <w:p>
+            <w:r>
+              <w:rPr>
+                <w:rFonts w:ascii="Malgun Gothic" w:hAnsi="Malgun Gothic" w:cs="Malgun Gothic" w:eastAsia="Malgun Gothic"/>
+                <w:b/>
+                <w:i w:val="0"/>
+                <w:color w:val="1F3864"/>
+                <w:sz w:val="20"/>
+              </w:rPr>
+              <w:t>주요 단어</w:t>
+            </w:r>
+          </w:p>
+        </w:tc>
+        <w:tc>
+          <w:tcPr>
+            <w:tcW w:type="dxa" w:w="8138"/>
+            <w:tcBorders>
+              <w:top w:val="single" w:color="BFBFBF" w:sz="4"/>
+              <w:left w:val="single" w:color="BFBFBF" w:sz="4"/>
+              <w:bottom w:val="single" w:color="BFBFBF" w:sz="4"/>
+              <w:right w:val="single" w:color="BFBFBF" w:sz="4"/>
+            </w:tcBorders>
+          </w:tcPr>
+          <w:p>
+            <w:pPr>
+              <w:spacing w:after="40"/>
+            </w:pPr>
+            <w:r>
+              <w:rPr>
+                <w:rFonts w:ascii="Arial" w:hAnsi="Arial" w:cs="Arial" w:eastAsia="Malgun Gothic"/>
+                <w:b/>
+                <w:i w:val="0"/>
+                <w:sz w:val="20"/>
+              </w:rPr>
+              <w:t>üben</w:t>
+            </w:r>
+            <w:r>
+              <w:rPr>
+                <w:rFonts w:ascii="Malgun Gothic" w:hAnsi="Malgun Gothic" w:cs="Malgun Gothic" w:eastAsia="Malgun Gothic"/>
+                <w:b w:val="0"/>
+                <w:i w:val="0"/>
+                <w:sz w:val="20"/>
+              </w:rPr>
+              <w:t xml:space="preserve">  —  연습하다</w:t>
+            </w:r>
+          </w:p>
+          <w:p>
+            <w:pPr>
+              <w:spacing w:after="40"/>
+            </w:pPr>
+            <w:r>
+              <w:rPr>
+                <w:rFonts w:ascii="Arial" w:hAnsi="Arial" w:cs="Arial" w:eastAsia="Malgun Gothic"/>
+                <w:b/>
+                <w:i w:val="0"/>
+                <w:sz w:val="20"/>
+              </w:rPr>
+              <w:t>gegenübersetzen</w:t>
+            </w:r>
+            <w:r>
+              <w:rPr>
+                <w:rFonts w:ascii="Malgun Gothic" w:hAnsi="Malgun Gothic" w:cs="Malgun Gothic" w:eastAsia="Malgun Gothic"/>
+                <w:b w:val="0"/>
+                <w:i w:val="0"/>
+                <w:sz w:val="20"/>
+              </w:rPr>
+              <w:t xml:space="preserve">  —  맞은편에 앉다</w:t>
+            </w:r>
+          </w:p>
+          <w:p>
+            <w:pPr>
+              <w:spacing w:after="40"/>
+            </w:pPr>
+            <w:r>
+              <w:rPr>
+                <w:rFonts w:ascii="Arial" w:hAnsi="Arial" w:cs="Arial" w:eastAsia="Malgun Gothic"/>
+                <w:b/>
+                <w:i w:val="0"/>
+                <w:sz w:val="20"/>
+              </w:rPr>
+              <w:t>die Lage, -n</w:t>
+            </w:r>
+            <w:r>
+              <w:rPr>
+                <w:rFonts w:ascii="Malgun Gothic" w:hAnsi="Malgun Gothic" w:cs="Malgun Gothic" w:eastAsia="Malgun Gothic"/>
+                <w:b w:val="0"/>
+                <w:i w:val="0"/>
+                <w:sz w:val="20"/>
+              </w:rPr>
+              <w:t xml:space="preserve">  —  처지</w:t>
+            </w:r>
+          </w:p>
+        </w:tc>
+      </w:tr>
+      <w:tr>
+        <w:tc>
+          <w:tcPr>
+            <w:tcW w:type="dxa" w:w="1500"/>
+            <w:tcBorders>
+              <w:top w:val="single" w:color="BFBFBF" w:sz="4"/>
+              <w:left w:val="single" w:color="BFBFBF" w:sz="4"/>
+              <w:bottom w:val="single" w:color="BFBFBF" w:sz="4"/>
+              <w:right w:val="single" w:color="BFBFBF" w:sz="4"/>
+            </w:tcBorders>
+            <w:shd w:fill="DEEAF6" w:color="auto" w:val="clear"/>
+          </w:tcPr>
+          <w:p>
+            <w:r>
+              <w:rPr>
+                <w:rFonts w:ascii="Malgun Gothic" w:hAnsi="Malgun Gothic" w:cs="Malgun Gothic" w:eastAsia="Malgun Gothic"/>
+                <w:b/>
+                <w:i w:val="0"/>
+                <w:color w:val="1F3864"/>
+                <w:sz w:val="20"/>
+              </w:rPr>
+              <w:t>문법</w:t>
+            </w:r>
+          </w:p>
+        </w:tc>
+        <w:tc>
+          <w:tcPr>
+            <w:tcW w:type="dxa" w:w="8138"/>
+            <w:tcBorders>
+              <w:top w:val="single" w:color="BFBFBF" w:sz="4"/>
+              <w:left w:val="single" w:color="BFBFBF" w:sz="4"/>
+              <w:bottom w:val="single" w:color="BFBFBF" w:sz="4"/>
+              <w:right w:val="single" w:color="BFBFBF" w:sz="4"/>
+            </w:tcBorders>
+          </w:tcPr>
+          <w:p>
+            <w:pPr>
+              <w:spacing w:after="40"/>
+            </w:pPr>
+            <w:r>
+              <w:rPr>
+                <w:rFonts w:ascii="Malgun Gothic" w:hAnsi="Malgun Gothic" w:cs="Malgun Gothic" w:eastAsia="Malgun Gothic"/>
+                <w:b w:val="0"/>
+                <w:i w:val="0"/>
+                <w:sz w:val="20"/>
+              </w:rPr>
+              <w:t>Sie spielt Voss, setzt sich ihm gegenüber und stellt die Fragen에서 동사 세 개가 병렬됩니다. die Fragen, die ein Mann in dieser Lage stellen könnte에서 könnte는 접속법 II입니다.</w:t>
+            </w:r>
+          </w:p>
+        </w:tc>
+      </w:tr>
+      <w:tr>
+        <w:tc>
+          <w:tcPr>
+            <w:tcW w:type="dxa" w:w="1500"/>
+            <w:tcBorders>
+              <w:top w:val="single" w:color="BFBFBF" w:sz="4"/>
+              <w:left w:val="single" w:color="BFBFBF" w:sz="4"/>
+              <w:bottom w:val="single" w:color="BFBFBF" w:sz="4"/>
+              <w:right w:val="single" w:color="BFBFBF" w:sz="4"/>
+            </w:tcBorders>
+            <w:shd w:fill="DEEAF6" w:color="auto" w:val="clear"/>
+          </w:tcPr>
+          <w:p>
+            <w:r>
+              <w:rPr>
+                <w:rFonts w:ascii="Malgun Gothic" w:hAnsi="Malgun Gothic" w:cs="Malgun Gothic" w:eastAsia="Malgun Gothic"/>
+                <w:b/>
+                <w:i w:val="0"/>
+                <w:color w:val="1F3864"/>
+                <w:sz w:val="20"/>
+              </w:rPr>
+              <w:t>표현</w:t>
+            </w:r>
+          </w:p>
+        </w:tc>
+        <w:tc>
+          <w:tcPr>
+            <w:tcW w:type="dxa" w:w="8138"/>
+            <w:tcBorders>
+              <w:top w:val="single" w:color="BFBFBF" w:sz="4"/>
+              <w:left w:val="single" w:color="BFBFBF" w:sz="4"/>
+              <w:bottom w:val="single" w:color="BFBFBF" w:sz="4"/>
+              <w:right w:val="single" w:color="BFBFBF" w:sz="4"/>
+            </w:tcBorders>
+          </w:tcPr>
+          <w:p>
+            <w:pPr>
+              <w:spacing w:after="40"/>
+            </w:pPr>
+            <w:r>
+              <w:rPr>
+                <w:rFonts w:ascii="Malgun Gothic" w:hAnsi="Malgun Gothic" w:cs="Malgun Gothic" w:eastAsia="Malgun Gothic"/>
+                <w:b w:val="0"/>
+                <w:i w:val="0"/>
+                <w:sz w:val="20"/>
+              </w:rPr>
+              <w:t>ihm gegenüber는 gegenüber가 대명사 뒤에 오는 형태입니다.</w:t>
+            </w:r>
+          </w:p>
+        </w:tc>
+      </w:tr>
+      <w:tr>
+        <w:tc>
+          <w:tcPr>
+            <w:tcW w:type="dxa" w:w="1500"/>
+            <w:tcBorders>
+              <w:top w:val="single" w:color="BFBFBF" w:sz="4"/>
+              <w:left w:val="single" w:color="BFBFBF" w:sz="4"/>
+              <w:bottom w:val="single" w:color="BFBFBF" w:sz="4"/>
+              <w:right w:val="single" w:color="BFBFBF" w:sz="4"/>
+            </w:tcBorders>
+            <w:shd w:fill="DEEAF6" w:color="auto" w:val="clear"/>
+          </w:tcPr>
+          <w:p>
+            <w:r>
+              <w:rPr>
+                <w:rFonts w:ascii="Malgun Gothic" w:hAnsi="Malgun Gothic" w:cs="Malgun Gothic" w:eastAsia="Malgun Gothic"/>
+                <w:b/>
+                <w:i w:val="0"/>
+                <w:color w:val="1F3864"/>
+                <w:sz w:val="20"/>
+              </w:rPr>
+              <w:t>시제</w:t>
+            </w:r>
+          </w:p>
+        </w:tc>
+        <w:tc>
+          <w:tcPr>
+            <w:tcW w:type="dxa" w:w="8138"/>
+            <w:tcBorders>
+              <w:top w:val="single" w:color="BFBFBF" w:sz="4"/>
+              <w:left w:val="single" w:color="BFBFBF" w:sz="4"/>
+              <w:bottom w:val="single" w:color="BFBFBF" w:sz="4"/>
+              <w:right w:val="single" w:color="BFBFBF" w:sz="4"/>
+            </w:tcBorders>
+          </w:tcPr>
+          <w:p>
+            <w:pPr>
+              <w:spacing w:after="40"/>
+            </w:pPr>
+            <w:r>
+              <w:rPr>
+                <w:rFonts w:ascii="Malgun Gothic" w:hAnsi="Malgun Gothic" w:cs="Malgun Gothic" w:eastAsia="Malgun Gothic"/>
+                <w:b w:val="0"/>
+                <w:i w:val="0"/>
+                <w:sz w:val="20"/>
+              </w:rPr>
+              <w:t>übt, spielt, setzt sich, stellt는 현재형이고 könnte는 접속법 II입니다.</w:t>
+            </w:r>
+          </w:p>
+        </w:tc>
+      </w:tr>
+    </w:tbl>
+    <w:p>
+      <w:pPr>
+        <w:spacing w:after="0"/>
+      </w:pPr>
+    </w:p>
+    <w:p>
+      <w:pPr>
+        <w:keepNext/>
+        <w:spacing w:before="160"/>
+      </w:pPr>
+      <w:r>
+        <w:rPr>
+          <w:rFonts w:ascii="Arial" w:hAnsi="Arial" w:cs="Arial" w:eastAsia="Malgun Gothic"/>
+          <w:b/>
+          <w:i w:val="0"/>
+          <w:sz w:val="22"/>
+        </w:rPr>
+        <w:t>2. Hanna: Herr Kowalski, ich frage als Voss: „Sie haben damals unterschrieben. Warum soll ich heute glauben, dass Sie nicht nur Geld wollen?"</w:t>
+      </w:r>
+    </w:p>
+    <w:p>
+      <w:pPr>
+        <w:keepNext/>
+        <w:ind w:left="340"/>
+      </w:pPr>
+      <w:r>
+        <w:rPr>
+          <w:rFonts w:ascii="Malgun Gothic" w:hAnsi="Malgun Gothic" w:cs="Malgun Gothic" w:eastAsia="Malgun Gothic"/>
+          <w:b w:val="0"/>
+          <w:i/>
+          <w:color w:val="404040"/>
+          <w:sz w:val="20"/>
+        </w:rPr>
+        <w:t>코발스키 씨, 보스로서 묻겠습니다. 당신은 그때 서명했습니다. 지금 와서 돈만 원하는 게 아니라고 제가 왜 믿어야 하죠?</w:t>
+      </w:r>
+    </w:p>
+    <w:tbl>
+      <w:tblPr>
+        <w:tblW w:type="auto" w:w="0"/>
+        <w:tblLayout w:type="fixed"/>
+        <w:tblLook w:firstColumn="1" w:firstRow="1" w:lastColumn="0" w:lastRow="0" w:noHBand="0" w:noVBand="1" w:val="04A0"/>
+      </w:tblPr>
+      <w:tblGrid>
+        <w:gridCol w:w="4819"/>
+        <w:gridCol w:w="4819"/>
+      </w:tblGrid>
+      <w:tr>
+        <w:tc>
+          <w:tcPr>
+            <w:tcW w:type="dxa" w:w="1500"/>
+            <w:tcBorders>
+              <w:top w:val="single" w:color="BFBFBF" w:sz="4"/>
+              <w:left w:val="single" w:color="BFBFBF" w:sz="4"/>
+              <w:bottom w:val="single" w:color="BFBFBF" w:sz="4"/>
+              <w:right w:val="single" w:color="BFBFBF" w:sz="4"/>
+            </w:tcBorders>
+            <w:shd w:fill="DEEAF6" w:color="auto" w:val="clear"/>
+          </w:tcPr>
+          <w:p>
+            <w:r>
+              <w:rPr>
+                <w:rFonts w:ascii="Malgun Gothic" w:hAnsi="Malgun Gothic" w:cs="Malgun Gothic" w:eastAsia="Malgun Gothic"/>
+                <w:b/>
+                <w:i w:val="0"/>
+                <w:color w:val="1F3864"/>
+                <w:sz w:val="20"/>
+              </w:rPr>
+              <w:t>주요 단어</w:t>
+            </w:r>
+          </w:p>
+        </w:tc>
+        <w:tc>
+          <w:tcPr>
+            <w:tcW w:type="dxa" w:w="8138"/>
+            <w:tcBorders>
+              <w:top w:val="single" w:color="BFBFBF" w:sz="4"/>
+              <w:left w:val="single" w:color="BFBFBF" w:sz="4"/>
+              <w:bottom w:val="single" w:color="BFBFBF" w:sz="4"/>
+              <w:right w:val="single" w:color="BFBFBF" w:sz="4"/>
+            </w:tcBorders>
+          </w:tcPr>
+          <w:p>
+            <w:pPr>
+              <w:spacing w:after="40"/>
+            </w:pPr>
+            <w:r>
+              <w:rPr>
+                <w:rFonts w:ascii="Arial" w:hAnsi="Arial" w:cs="Arial" w:eastAsia="Malgun Gothic"/>
+                <w:b/>
+                <w:i w:val="0"/>
+                <w:sz w:val="20"/>
+              </w:rPr>
+              <w:t>unterschreiben</w:t>
+            </w:r>
+            <w:r>
+              <w:rPr>
+                <w:rFonts w:ascii="Malgun Gothic" w:hAnsi="Malgun Gothic" w:cs="Malgun Gothic" w:eastAsia="Malgun Gothic"/>
+                <w:b w:val="0"/>
+                <w:i w:val="0"/>
+                <w:sz w:val="20"/>
+              </w:rPr>
+              <w:t xml:space="preserve">  —  서명하다</w:t>
+            </w:r>
+          </w:p>
+          <w:p>
+            <w:pPr>
+              <w:spacing w:after="40"/>
+            </w:pPr>
+            <w:r>
+              <w:rPr>
+                <w:rFonts w:ascii="Arial" w:hAnsi="Arial" w:cs="Arial" w:eastAsia="Malgun Gothic"/>
+                <w:b/>
+                <w:i w:val="0"/>
+                <w:sz w:val="20"/>
+              </w:rPr>
+              <w:t>glauben</w:t>
+            </w:r>
+            <w:r>
+              <w:rPr>
+                <w:rFonts w:ascii="Malgun Gothic" w:hAnsi="Malgun Gothic" w:cs="Malgun Gothic" w:eastAsia="Malgun Gothic"/>
+                <w:b w:val="0"/>
+                <w:i w:val="0"/>
+                <w:sz w:val="20"/>
+              </w:rPr>
+              <w:t xml:space="preserve">  —  믿다</w:t>
+            </w:r>
+          </w:p>
+          <w:p>
+            <w:pPr>
+              <w:spacing w:after="40"/>
+            </w:pPr>
+            <w:r>
+              <w:rPr>
+                <w:rFonts w:ascii="Arial" w:hAnsi="Arial" w:cs="Arial" w:eastAsia="Malgun Gothic"/>
+                <w:b/>
+                <w:i w:val="0"/>
+                <w:sz w:val="20"/>
+              </w:rPr>
+              <w:t>wollen</w:t>
+            </w:r>
+            <w:r>
+              <w:rPr>
+                <w:rFonts w:ascii="Malgun Gothic" w:hAnsi="Malgun Gothic" w:cs="Malgun Gothic" w:eastAsia="Malgun Gothic"/>
+                <w:b w:val="0"/>
+                <w:i w:val="0"/>
+                <w:sz w:val="20"/>
+              </w:rPr>
+              <w:t xml:space="preserve">  —  원하다</w:t>
+            </w:r>
+          </w:p>
+        </w:tc>
+      </w:tr>
+      <w:tr>
+        <w:tc>
+          <w:tcPr>
+            <w:tcW w:type="dxa" w:w="1500"/>
+            <w:tcBorders>
+              <w:top w:val="single" w:color="BFBFBF" w:sz="4"/>
+              <w:left w:val="single" w:color="BFBFBF" w:sz="4"/>
+              <w:bottom w:val="single" w:color="BFBFBF" w:sz="4"/>
+              <w:right w:val="single" w:color="BFBFBF" w:sz="4"/>
+            </w:tcBorders>
+            <w:shd w:fill="DEEAF6" w:color="auto" w:val="clear"/>
+          </w:tcPr>
+          <w:p>
+            <w:r>
+              <w:rPr>
+                <w:rFonts w:ascii="Malgun Gothic" w:hAnsi="Malgun Gothic" w:cs="Malgun Gothic" w:eastAsia="Malgun Gothic"/>
+                <w:b/>
+                <w:i w:val="0"/>
+                <w:color w:val="1F3864"/>
+                <w:sz w:val="20"/>
+              </w:rPr>
+              <w:t>문법</w:t>
+            </w:r>
+          </w:p>
+        </w:tc>
+        <w:tc>
+          <w:tcPr>
+            <w:tcW w:type="dxa" w:w="8138"/>
+            <w:tcBorders>
+              <w:top w:val="single" w:color="BFBFBF" w:sz="4"/>
+              <w:left w:val="single" w:color="BFBFBF" w:sz="4"/>
+              <w:bottom w:val="single" w:color="BFBFBF" w:sz="4"/>
+              <w:right w:val="single" w:color="BFBFBF" w:sz="4"/>
+            </w:tcBorders>
+          </w:tcPr>
+          <w:p>
+            <w:pPr>
+              <w:spacing w:after="40"/>
+            </w:pPr>
+            <w:r>
+              <w:rPr>
+                <w:rFonts w:ascii="Malgun Gothic" w:hAnsi="Malgun Gothic" w:cs="Malgun Gothic" w:eastAsia="Malgun Gothic"/>
+                <w:b w:val="0"/>
+                <w:i w:val="0"/>
+                <w:sz w:val="20"/>
+              </w:rPr>
+              <w:t>Warum soll ich heute glauben, dass Sie nicht nur Geld wollen?에서 dass절의 wollen이 끝에 옵니다. 따옴표 안은 보스의 말을 가정해 말하는 것입니다.</w:t>
+            </w:r>
+          </w:p>
+        </w:tc>
+      </w:tr>
+      <w:tr>
+        <w:tc>
+          <w:tcPr>
+            <w:tcW w:type="dxa" w:w="1500"/>
+            <w:tcBorders>
+              <w:top w:val="single" w:color="BFBFBF" w:sz="4"/>
+              <w:left w:val="single" w:color="BFBFBF" w:sz="4"/>
+              <w:bottom w:val="single" w:color="BFBFBF" w:sz="4"/>
+              <w:right w:val="single" w:color="BFBFBF" w:sz="4"/>
+            </w:tcBorders>
+            <w:shd w:fill="DEEAF6" w:color="auto" w:val="clear"/>
+          </w:tcPr>
+          <w:p>
+            <w:r>
+              <w:rPr>
+                <w:rFonts w:ascii="Malgun Gothic" w:hAnsi="Malgun Gothic" w:cs="Malgun Gothic" w:eastAsia="Malgun Gothic"/>
+                <w:b/>
+                <w:i w:val="0"/>
+                <w:color w:val="1F3864"/>
+                <w:sz w:val="20"/>
+              </w:rPr>
+              <w:t>표현</w:t>
+            </w:r>
+          </w:p>
+        </w:tc>
+        <w:tc>
+          <w:tcPr>
+            <w:tcW w:type="dxa" w:w="8138"/>
+            <w:tcBorders>
+              <w:top w:val="single" w:color="BFBFBF" w:sz="4"/>
+              <w:left w:val="single" w:color="BFBFBF" w:sz="4"/>
+              <w:bottom w:val="single" w:color="BFBFBF" w:sz="4"/>
+              <w:right w:val="single" w:color="BFBFBF" w:sz="4"/>
+            </w:tcBorders>
+          </w:tcPr>
+          <w:p>
+            <w:pPr>
+              <w:spacing w:after="40"/>
+            </w:pPr>
+            <w:r>
+              <w:rPr>
+                <w:rFonts w:ascii="Malgun Gothic" w:hAnsi="Malgun Gothic" w:cs="Malgun Gothic" w:eastAsia="Malgun Gothic"/>
+                <w:b w:val="0"/>
+                <w:i w:val="0"/>
+                <w:sz w:val="20"/>
+              </w:rPr>
+              <w:t>als Voss는 역할을 나타내는 als입니다.</w:t>
+            </w:r>
+          </w:p>
+        </w:tc>
+      </w:tr>
+      <w:tr>
+        <w:tc>
+          <w:tcPr>
+            <w:tcW w:type="dxa" w:w="1500"/>
+            <w:tcBorders>
+              <w:top w:val="single" w:color="BFBFBF" w:sz="4"/>
+              <w:left w:val="single" w:color="BFBFBF" w:sz="4"/>
+              <w:bottom w:val="single" w:color="BFBFBF" w:sz="4"/>
+              <w:right w:val="single" w:color="BFBFBF" w:sz="4"/>
+            </w:tcBorders>
+            <w:shd w:fill="DEEAF6" w:color="auto" w:val="clear"/>
+          </w:tcPr>
+          <w:p>
+            <w:r>
+              <w:rPr>
+                <w:rFonts w:ascii="Malgun Gothic" w:hAnsi="Malgun Gothic" w:cs="Malgun Gothic" w:eastAsia="Malgun Gothic"/>
+                <w:b/>
+                <w:i w:val="0"/>
+                <w:color w:val="1F3864"/>
+                <w:sz w:val="20"/>
+              </w:rPr>
+              <w:t>시제</w:t>
+            </w:r>
+          </w:p>
+        </w:tc>
+        <w:tc>
+          <w:tcPr>
+            <w:tcW w:type="dxa" w:w="8138"/>
+            <w:tcBorders>
+              <w:top w:val="single" w:color="BFBFBF" w:sz="4"/>
+              <w:left w:val="single" w:color="BFBFBF" w:sz="4"/>
+              <w:bottom w:val="single" w:color="BFBFBF" w:sz="4"/>
+              <w:right w:val="single" w:color="BFBFBF" w:sz="4"/>
+            </w:tcBorders>
+          </w:tcPr>
+          <w:p>
+            <w:pPr>
+              <w:spacing w:after="40"/>
+            </w:pPr>
+            <w:r>
+              <w:rPr>
+                <w:rFonts w:ascii="Malgun Gothic" w:hAnsi="Malgun Gothic" w:cs="Malgun Gothic" w:eastAsia="Malgun Gothic"/>
+                <w:b w:val="0"/>
+                <w:i w:val="0"/>
+                <w:sz w:val="20"/>
+              </w:rPr>
+              <w:t>frage, soll, wollen은 현재형이고 haben ... unterschrieben은 현재완료입니다.</w:t>
+            </w:r>
+          </w:p>
+        </w:tc>
+      </w:tr>
+    </w:tbl>
+    <w:p>
+      <w:pPr>
+        <w:spacing w:after="0"/>
+      </w:pPr>
+    </w:p>
+    <w:p>
+      <w:pPr>
+        <w:keepNext/>
+        <w:spacing w:before="160"/>
+      </w:pPr>
+      <w:r>
+        <w:rPr>
+          <w:rFonts w:ascii="Arial" w:hAnsi="Arial" w:cs="Arial" w:eastAsia="Malgun Gothic"/>
+          <w:b/>
+          <w:i w:val="0"/>
+          <w:sz w:val="22"/>
+        </w:rPr>
+        <w:t>3. Piotr: Weil ich damals auch nur Geld wollte, und es hat mich fast umgebracht. Ich will heute etwas anderes: dass jemand zugibt, dass es nicht meine Schuld war.</w:t>
+      </w:r>
+    </w:p>
+    <w:p>
+      <w:pPr>
+        <w:keepNext/>
+        <w:ind w:left="340"/>
+      </w:pPr>
+      <w:r>
+        <w:rPr>
+          <w:rFonts w:ascii="Malgun Gothic" w:hAnsi="Malgun Gothic" w:cs="Malgun Gothic" w:eastAsia="Malgun Gothic"/>
+          <w:b w:val="0"/>
+          <w:i/>
+          <w:color w:val="404040"/>
+          <w:sz w:val="20"/>
+        </w:rPr>
+        <w:t>그때는 저도 돈만 원했고 그게 저를 거의 죽일 뻔했으니까요. 지금은 다른 걸 원합니다. 누군가 제 잘못이 아니었다고 인정하는 거예요.</w:t>
+      </w:r>
+    </w:p>
+    <w:tbl>
+      <w:tblPr>
+        <w:tblW w:type="auto" w:w="0"/>
+        <w:tblLayout w:type="fixed"/>
+        <w:tblLook w:firstColumn="1" w:firstRow="1" w:lastColumn="0" w:lastRow="0" w:noHBand="0" w:noVBand="1" w:val="04A0"/>
+      </w:tblPr>
+      <w:tblGrid>
+        <w:gridCol w:w="4819"/>
+        <w:gridCol w:w="4819"/>
+      </w:tblGrid>
+      <w:tr>
+        <w:tc>
+          <w:tcPr>
+            <w:tcW w:type="dxa" w:w="1500"/>
+            <w:tcBorders>
+              <w:top w:val="single" w:color="BFBFBF" w:sz="4"/>
+              <w:left w:val="single" w:color="BFBFBF" w:sz="4"/>
+              <w:bottom w:val="single" w:color="BFBFBF" w:sz="4"/>
+              <w:right w:val="single" w:color="BFBFBF" w:sz="4"/>
+            </w:tcBorders>
+            <w:shd w:fill="DEEAF6" w:color="auto" w:val="clear"/>
+          </w:tcPr>
+          <w:p>
+            <w:r>
+              <w:rPr>
+                <w:rFonts w:ascii="Malgun Gothic" w:hAnsi="Malgun Gothic" w:cs="Malgun Gothic" w:eastAsia="Malgun Gothic"/>
+                <w:b/>
+                <w:i w:val="0"/>
+                <w:color w:val="1F3864"/>
+                <w:sz w:val="20"/>
+              </w:rPr>
+              <w:t>주요 단어</w:t>
+            </w:r>
+          </w:p>
+        </w:tc>
+        <w:tc>
+          <w:tcPr>
+            <w:tcW w:type="dxa" w:w="8138"/>
+            <w:tcBorders>
+              <w:top w:val="single" w:color="BFBFBF" w:sz="4"/>
+              <w:left w:val="single" w:color="BFBFBF" w:sz="4"/>
+              <w:bottom w:val="single" w:color="BFBFBF" w:sz="4"/>
+              <w:right w:val="single" w:color="BFBFBF" w:sz="4"/>
+            </w:tcBorders>
+          </w:tcPr>
+          <w:p>
+            <w:pPr>
+              <w:spacing w:after="40"/>
+            </w:pPr>
+            <w:r>
+              <w:rPr>
+                <w:rFonts w:ascii="Arial" w:hAnsi="Arial" w:cs="Arial" w:eastAsia="Malgun Gothic"/>
+                <w:b/>
+                <w:i w:val="0"/>
+                <w:sz w:val="20"/>
+              </w:rPr>
+              <w:t>umbringen</w:t>
+            </w:r>
+            <w:r>
+              <w:rPr>
+                <w:rFonts w:ascii="Malgun Gothic" w:hAnsi="Malgun Gothic" w:cs="Malgun Gothic" w:eastAsia="Malgun Gothic"/>
+                <w:b w:val="0"/>
+                <w:i w:val="0"/>
+                <w:sz w:val="20"/>
+              </w:rPr>
+              <w:t xml:space="preserve">  —  죽이다</w:t>
+            </w:r>
+          </w:p>
+          <w:p>
+            <w:pPr>
+              <w:spacing w:after="40"/>
+            </w:pPr>
+            <w:r>
+              <w:rPr>
+                <w:rFonts w:ascii="Arial" w:hAnsi="Arial" w:cs="Arial" w:eastAsia="Malgun Gothic"/>
+                <w:b/>
+                <w:i w:val="0"/>
+                <w:sz w:val="20"/>
+              </w:rPr>
+              <w:t>zugeben</w:t>
+            </w:r>
+            <w:r>
+              <w:rPr>
+                <w:rFonts w:ascii="Malgun Gothic" w:hAnsi="Malgun Gothic" w:cs="Malgun Gothic" w:eastAsia="Malgun Gothic"/>
+                <w:b w:val="0"/>
+                <w:i w:val="0"/>
+                <w:sz w:val="20"/>
+              </w:rPr>
+              <w:t xml:space="preserve">  —  인정하다</w:t>
+            </w:r>
+          </w:p>
+          <w:p>
+            <w:pPr>
+              <w:spacing w:after="40"/>
+            </w:pPr>
+            <w:r>
+              <w:rPr>
+                <w:rFonts w:ascii="Arial" w:hAnsi="Arial" w:cs="Arial" w:eastAsia="Malgun Gothic"/>
+                <w:b/>
+                <w:i w:val="0"/>
+                <w:sz w:val="20"/>
+              </w:rPr>
+              <w:t>die Schuld (단수)</w:t>
+            </w:r>
+            <w:r>
+              <w:rPr>
+                <w:rFonts w:ascii="Malgun Gothic" w:hAnsi="Malgun Gothic" w:cs="Malgun Gothic" w:eastAsia="Malgun Gothic"/>
+                <w:b w:val="0"/>
+                <w:i w:val="0"/>
+                <w:sz w:val="20"/>
+              </w:rPr>
+              <w:t xml:space="preserve">  —  잘못</w:t>
+            </w:r>
+          </w:p>
+        </w:tc>
+      </w:tr>
+      <w:tr>
+        <w:tc>
+          <w:tcPr>
+            <w:tcW w:type="dxa" w:w="1500"/>
+            <w:tcBorders>
+              <w:top w:val="single" w:color="BFBFBF" w:sz="4"/>
+              <w:left w:val="single" w:color="BFBFBF" w:sz="4"/>
+              <w:bottom w:val="single" w:color="BFBFBF" w:sz="4"/>
+              <w:right w:val="single" w:color="BFBFBF" w:sz="4"/>
+            </w:tcBorders>
+            <w:shd w:fill="DEEAF6" w:color="auto" w:val="clear"/>
+          </w:tcPr>
+          <w:p>
+            <w:r>
+              <w:rPr>
+                <w:rFonts w:ascii="Malgun Gothic" w:hAnsi="Malgun Gothic" w:cs="Malgun Gothic" w:eastAsia="Malgun Gothic"/>
+                <w:b/>
+                <w:i w:val="0"/>
+                <w:color w:val="1F3864"/>
+                <w:sz w:val="20"/>
+              </w:rPr>
+              <w:t>문법</w:t>
+            </w:r>
+          </w:p>
+        </w:tc>
+        <w:tc>
+          <w:tcPr>
+            <w:tcW w:type="dxa" w:w="8138"/>
+            <w:tcBorders>
+              <w:top w:val="single" w:color="BFBFBF" w:sz="4"/>
+              <w:left w:val="single" w:color="BFBFBF" w:sz="4"/>
+              <w:bottom w:val="single" w:color="BFBFBF" w:sz="4"/>
+              <w:right w:val="single" w:color="BFBFBF" w:sz="4"/>
+            </w:tcBorders>
+          </w:tcPr>
+          <w:p>
+            <w:pPr>
+              <w:spacing w:after="40"/>
+            </w:pPr>
+            <w:r>
+              <w:rPr>
+                <w:rFonts w:ascii="Malgun Gothic" w:hAnsi="Malgun Gothic" w:cs="Malgun Gothic" w:eastAsia="Malgun Gothic"/>
+                <w:b w:val="0"/>
+                <w:i w:val="0"/>
+                <w:sz w:val="20"/>
+              </w:rPr>
+              <w:t>Weil ich damals auch nur Geld wollte, und es hat mich fast umgebracht에서 weil절과 주절의 어순이 섞여 있습니다. dass jemand zugibt, dass es nicht meine Schuld war는 dass절 안에 dass절이 들어 있습니다.</w:t>
+            </w:r>
+          </w:p>
+        </w:tc>
+      </w:tr>
+      <w:tr>
+        <w:tc>
+          <w:tcPr>
+            <w:tcW w:type="dxa" w:w="1500"/>
+            <w:tcBorders>
+              <w:top w:val="single" w:color="BFBFBF" w:sz="4"/>
+              <w:left w:val="single" w:color="BFBFBF" w:sz="4"/>
+              <w:bottom w:val="single" w:color="BFBFBF" w:sz="4"/>
+              <w:right w:val="single" w:color="BFBFBF" w:sz="4"/>
+            </w:tcBorders>
+            <w:shd w:fill="DEEAF6" w:color="auto" w:val="clear"/>
+          </w:tcPr>
+          <w:p>
+            <w:r>
+              <w:rPr>
+                <w:rFonts w:ascii="Malgun Gothic" w:hAnsi="Malgun Gothic" w:cs="Malgun Gothic" w:eastAsia="Malgun Gothic"/>
+                <w:b/>
+                <w:i w:val="0"/>
+                <w:color w:val="1F3864"/>
+                <w:sz w:val="20"/>
+              </w:rPr>
+              <w:t>표현</w:t>
+            </w:r>
+          </w:p>
+        </w:tc>
+        <w:tc>
+          <w:tcPr>
+            <w:tcW w:type="dxa" w:w="8138"/>
+            <w:tcBorders>
+              <w:top w:val="single" w:color="BFBFBF" w:sz="4"/>
+              <w:left w:val="single" w:color="BFBFBF" w:sz="4"/>
+              <w:bottom w:val="single" w:color="BFBFBF" w:sz="4"/>
+              <w:right w:val="single" w:color="BFBFBF" w:sz="4"/>
+            </w:tcBorders>
+          </w:tcPr>
+          <w:p>
+            <w:pPr>
+              <w:spacing w:after="40"/>
+            </w:pPr>
+            <w:r>
+              <w:rPr>
+                <w:rFonts w:ascii="Malgun Gothic" w:hAnsi="Malgun Gothic" w:cs="Malgun Gothic" w:eastAsia="Malgun Gothic"/>
+                <w:b w:val="0"/>
+                <w:i w:val="0"/>
+                <w:sz w:val="20"/>
+              </w:rPr>
+              <w:t>etwas anderes는 다른 것이라는 표현입니다.</w:t>
+            </w:r>
+          </w:p>
+        </w:tc>
+      </w:tr>
+      <w:tr>
+        <w:tc>
+          <w:tcPr>
+            <w:tcW w:type="dxa" w:w="1500"/>
+            <w:tcBorders>
+              <w:top w:val="single" w:color="BFBFBF" w:sz="4"/>
+              <w:left w:val="single" w:color="BFBFBF" w:sz="4"/>
+              <w:bottom w:val="single" w:color="BFBFBF" w:sz="4"/>
+              <w:right w:val="single" w:color="BFBFBF" w:sz="4"/>
+            </w:tcBorders>
+            <w:shd w:fill="DEEAF6" w:color="auto" w:val="clear"/>
+          </w:tcPr>
+          <w:p>
+            <w:r>
+              <w:rPr>
+                <w:rFonts w:ascii="Malgun Gothic" w:hAnsi="Malgun Gothic" w:cs="Malgun Gothic" w:eastAsia="Malgun Gothic"/>
+                <w:b/>
+                <w:i w:val="0"/>
+                <w:color w:val="1F3864"/>
+                <w:sz w:val="20"/>
+              </w:rPr>
+              <w:t>시제</w:t>
+            </w:r>
+          </w:p>
+        </w:tc>
+        <w:tc>
+          <w:tcPr>
+            <w:tcW w:type="dxa" w:w="8138"/>
+            <w:tcBorders>
+              <w:top w:val="single" w:color="BFBFBF" w:sz="4"/>
+              <w:left w:val="single" w:color="BFBFBF" w:sz="4"/>
+              <w:bottom w:val="single" w:color="BFBFBF" w:sz="4"/>
+              <w:right w:val="single" w:color="BFBFBF" w:sz="4"/>
+            </w:tcBorders>
+          </w:tcPr>
+          <w:p>
+            <w:pPr>
+              <w:spacing w:after="40"/>
+            </w:pPr>
+            <w:r>
+              <w:rPr>
+                <w:rFonts w:ascii="Malgun Gothic" w:hAnsi="Malgun Gothic" w:cs="Malgun Gothic" w:eastAsia="Malgun Gothic"/>
+                <w:b w:val="0"/>
+                <w:i w:val="0"/>
+                <w:sz w:val="20"/>
+              </w:rPr>
+              <w:t>will은 현재형이고 wollte, war는 과거형, hat ... umgebracht는 현재완료입니다.</w:t>
+            </w:r>
+          </w:p>
+        </w:tc>
+      </w:tr>
+    </w:tbl>
+    <w:p>
+      <w:pPr>
+        <w:spacing w:after="0"/>
+      </w:pPr>
+    </w:p>
+    <w:p>
+      <w:pPr>
+        <w:keepNext/>
+        <w:spacing w:before="160"/>
+      </w:pPr>
+      <w:r>
+        <w:rPr>
+          <w:rFonts w:ascii="Arial" w:hAnsi="Arial" w:cs="Arial" w:eastAsia="Malgun Gothic"/>
+          <w:b/>
+          <w:i w:val="0"/>
+          <w:sz w:val="22"/>
+        </w:rPr>
+        <w:t>4. Hanna: Das ist stark. Genau das sagen Sie ihm. Nicht mehr, nicht weniger. Und wenn er schweigt, schweigen Sie mit. Schweigen kann ein Druckmittel sein.</w:t>
+      </w:r>
+    </w:p>
+    <w:p>
+      <w:pPr>
+        <w:keepNext/>
+        <w:ind w:left="340"/>
+      </w:pPr>
+      <w:r>
+        <w:rPr>
+          <w:rFonts w:ascii="Malgun Gothic" w:hAnsi="Malgun Gothic" w:cs="Malgun Gothic" w:eastAsia="Malgun Gothic"/>
+          <w:b w:val="0"/>
+          <w:i/>
+          <w:color w:val="404040"/>
+          <w:sz w:val="20"/>
+        </w:rPr>
+        <w:t>아주 좋아요. 바로 그걸 그에게 말하세요. 더도 덜도 말고요. 그가 침묵하면 같이 침묵하세요. 침묵은 압박 수단이 될 수 있습니다.</w:t>
+      </w:r>
+    </w:p>
+    <w:tbl>
+      <w:tblPr>
+        <w:tblW w:type="auto" w:w="0"/>
+        <w:tblLayout w:type="fixed"/>
+        <w:tblLook w:firstColumn="1" w:firstRow="1" w:lastColumn="0" w:lastRow="0" w:noHBand="0" w:noVBand="1" w:val="04A0"/>
+      </w:tblPr>
+      <w:tblGrid>
+        <w:gridCol w:w="4819"/>
+        <w:gridCol w:w="4819"/>
+      </w:tblGrid>
+      <w:tr>
+        <w:tc>
+          <w:tcPr>
+            <w:tcW w:type="dxa" w:w="1500"/>
+            <w:tcBorders>
+              <w:top w:val="single" w:color="BFBFBF" w:sz="4"/>
+              <w:left w:val="single" w:color="BFBFBF" w:sz="4"/>
+              <w:bottom w:val="single" w:color="BFBFBF" w:sz="4"/>
+              <w:right w:val="single" w:color="BFBFBF" w:sz="4"/>
+            </w:tcBorders>
+            <w:shd w:fill="DEEAF6" w:color="auto" w:val="clear"/>
+          </w:tcPr>
+          <w:p>
+            <w:r>
+              <w:rPr>
+                <w:rFonts w:ascii="Malgun Gothic" w:hAnsi="Malgun Gothic" w:cs="Malgun Gothic" w:eastAsia="Malgun Gothic"/>
+                <w:b/>
+                <w:i w:val="0"/>
+                <w:color w:val="1F3864"/>
+                <w:sz w:val="20"/>
+              </w:rPr>
+              <w:t>주요 단어</w:t>
+            </w:r>
+          </w:p>
+        </w:tc>
+        <w:tc>
+          <w:tcPr>
+            <w:tcW w:type="dxa" w:w="8138"/>
+            <w:tcBorders>
+              <w:top w:val="single" w:color="BFBFBF" w:sz="4"/>
+              <w:left w:val="single" w:color="BFBFBF" w:sz="4"/>
+              <w:bottom w:val="single" w:color="BFBFBF" w:sz="4"/>
+              <w:right w:val="single" w:color="BFBFBF" w:sz="4"/>
+            </w:tcBorders>
+          </w:tcPr>
+          <w:p>
+            <w:pPr>
+              <w:spacing w:after="40"/>
+            </w:pPr>
+            <w:r>
+              <w:rPr>
+                <w:rFonts w:ascii="Arial" w:hAnsi="Arial" w:cs="Arial" w:eastAsia="Malgun Gothic"/>
+                <w:b/>
+                <w:i w:val="0"/>
+                <w:sz w:val="20"/>
+              </w:rPr>
+              <w:t>das Druckmittel, -</w:t>
+            </w:r>
+            <w:r>
+              <w:rPr>
+                <w:rFonts w:ascii="Malgun Gothic" w:hAnsi="Malgun Gothic" w:cs="Malgun Gothic" w:eastAsia="Malgun Gothic"/>
+                <w:b w:val="0"/>
+                <w:i w:val="0"/>
+                <w:sz w:val="20"/>
+              </w:rPr>
+              <w:t xml:space="preserve">  —  압박 수단</w:t>
+            </w:r>
+          </w:p>
+          <w:p>
+            <w:pPr>
+              <w:spacing w:after="40"/>
+            </w:pPr>
+            <w:r>
+              <w:rPr>
+                <w:rFonts w:ascii="Arial" w:hAnsi="Arial" w:cs="Arial" w:eastAsia="Malgun Gothic"/>
+                <w:b/>
+                <w:i w:val="0"/>
+                <w:sz w:val="20"/>
+              </w:rPr>
+              <w:t>schweigen</w:t>
+            </w:r>
+            <w:r>
+              <w:rPr>
+                <w:rFonts w:ascii="Malgun Gothic" w:hAnsi="Malgun Gothic" w:cs="Malgun Gothic" w:eastAsia="Malgun Gothic"/>
+                <w:b w:val="0"/>
+                <w:i w:val="0"/>
+                <w:sz w:val="20"/>
+              </w:rPr>
+              <w:t xml:space="preserve">  —  침묵하다</w:t>
+            </w:r>
+          </w:p>
+          <w:p>
+            <w:pPr>
+              <w:spacing w:after="40"/>
+            </w:pPr>
+            <w:r>
+              <w:rPr>
+                <w:rFonts w:ascii="Arial" w:hAnsi="Arial" w:cs="Arial" w:eastAsia="Malgun Gothic"/>
+                <w:b/>
+                <w:i w:val="0"/>
+                <w:sz w:val="20"/>
+              </w:rPr>
+              <w:t>stark</w:t>
+            </w:r>
+            <w:r>
+              <w:rPr>
+                <w:rFonts w:ascii="Malgun Gothic" w:hAnsi="Malgun Gothic" w:cs="Malgun Gothic" w:eastAsia="Malgun Gothic"/>
+                <w:b w:val="0"/>
+                <w:i w:val="0"/>
+                <w:sz w:val="20"/>
+              </w:rPr>
+              <w:t xml:space="preserve">  —  강력한</w:t>
+            </w:r>
+          </w:p>
+        </w:tc>
+      </w:tr>
+      <w:tr>
+        <w:tc>
+          <w:tcPr>
+            <w:tcW w:type="dxa" w:w="1500"/>
+            <w:tcBorders>
+              <w:top w:val="single" w:color="BFBFBF" w:sz="4"/>
+              <w:left w:val="single" w:color="BFBFBF" w:sz="4"/>
+              <w:bottom w:val="single" w:color="BFBFBF" w:sz="4"/>
+              <w:right w:val="single" w:color="BFBFBF" w:sz="4"/>
+            </w:tcBorders>
+            <w:shd w:fill="DEEAF6" w:color="auto" w:val="clear"/>
+          </w:tcPr>
+          <w:p>
+            <w:r>
+              <w:rPr>
+                <w:rFonts w:ascii="Malgun Gothic" w:hAnsi="Malgun Gothic" w:cs="Malgun Gothic" w:eastAsia="Malgun Gothic"/>
+                <w:b/>
+                <w:i w:val="0"/>
+                <w:color w:val="1F3864"/>
+                <w:sz w:val="20"/>
+              </w:rPr>
+              <w:t>문법</w:t>
+            </w:r>
+          </w:p>
+        </w:tc>
+        <w:tc>
+          <w:tcPr>
+            <w:tcW w:type="dxa" w:w="8138"/>
+            <w:tcBorders>
+              <w:top w:val="single" w:color="BFBFBF" w:sz="4"/>
+              <w:left w:val="single" w:color="BFBFBF" w:sz="4"/>
+              <w:bottom w:val="single" w:color="BFBFBF" w:sz="4"/>
+              <w:right w:val="single" w:color="BFBFBF" w:sz="4"/>
+            </w:tcBorders>
+          </w:tcPr>
+          <w:p>
+            <w:pPr>
+              <w:spacing w:after="40"/>
+            </w:pPr>
+            <w:r>
+              <w:rPr>
+                <w:rFonts w:ascii="Malgun Gothic" w:hAnsi="Malgun Gothic" w:cs="Malgun Gothic" w:eastAsia="Malgun Gothic"/>
+                <w:b w:val="0"/>
+                <w:i w:val="0"/>
+                <w:sz w:val="20"/>
+              </w:rPr>
+              <w:t>Genau das sagen Sie ihm에서 ihm은 3격이고 sagen Sie는 존칭 명령형입니다. Und wenn er schweigt, schweigen Sie mit에서 wenn절과 명령형이 이어집니다.</w:t>
+            </w:r>
+          </w:p>
+        </w:tc>
+      </w:tr>
+      <w:tr>
+        <w:tc>
+          <w:tcPr>
+            <w:tcW w:type="dxa" w:w="1500"/>
+            <w:tcBorders>
+              <w:top w:val="single" w:color="BFBFBF" w:sz="4"/>
+              <w:left w:val="single" w:color="BFBFBF" w:sz="4"/>
+              <w:bottom w:val="single" w:color="BFBFBF" w:sz="4"/>
+              <w:right w:val="single" w:color="BFBFBF" w:sz="4"/>
+            </w:tcBorders>
+            <w:shd w:fill="DEEAF6" w:color="auto" w:val="clear"/>
+          </w:tcPr>
+          <w:p>
+            <w:r>
+              <w:rPr>
+                <w:rFonts w:ascii="Malgun Gothic" w:hAnsi="Malgun Gothic" w:cs="Malgun Gothic" w:eastAsia="Malgun Gothic"/>
+                <w:b/>
+                <w:i w:val="0"/>
+                <w:color w:val="1F3864"/>
+                <w:sz w:val="20"/>
+              </w:rPr>
+              <w:t>표현</w:t>
+            </w:r>
+          </w:p>
+        </w:tc>
+        <w:tc>
+          <w:tcPr>
+            <w:tcW w:type="dxa" w:w="8138"/>
+            <w:tcBorders>
+              <w:top w:val="single" w:color="BFBFBF" w:sz="4"/>
+              <w:left w:val="single" w:color="BFBFBF" w:sz="4"/>
+              <w:bottom w:val="single" w:color="BFBFBF" w:sz="4"/>
+              <w:right w:val="single" w:color="BFBFBF" w:sz="4"/>
+            </w:tcBorders>
+          </w:tcPr>
+          <w:p>
+            <w:pPr>
+              <w:spacing w:after="40"/>
+            </w:pPr>
+            <w:r>
+              <w:rPr>
+                <w:rFonts w:ascii="Malgun Gothic" w:hAnsi="Malgun Gothic" w:cs="Malgun Gothic" w:eastAsia="Malgun Gothic"/>
+                <w:b w:val="0"/>
+                <w:i w:val="0"/>
+                <w:sz w:val="20"/>
+              </w:rPr>
+              <w:t>Nicht mehr, nicht weniger는 생략문입니다.</w:t>
+            </w:r>
+          </w:p>
+        </w:tc>
+      </w:tr>
+      <w:tr>
+        <w:tc>
+          <w:tcPr>
+            <w:tcW w:type="dxa" w:w="1500"/>
+            <w:tcBorders>
+              <w:top w:val="single" w:color="BFBFBF" w:sz="4"/>
+              <w:left w:val="single" w:color="BFBFBF" w:sz="4"/>
+              <w:bottom w:val="single" w:color="BFBFBF" w:sz="4"/>
+              <w:right w:val="single" w:color="BFBFBF" w:sz="4"/>
+            </w:tcBorders>
+            <w:shd w:fill="DEEAF6" w:color="auto" w:val="clear"/>
+          </w:tcPr>
+          <w:p>
+            <w:r>
+              <w:rPr>
+                <w:rFonts w:ascii="Malgun Gothic" w:hAnsi="Malgun Gothic" w:cs="Malgun Gothic" w:eastAsia="Malgun Gothic"/>
+                <w:b/>
+                <w:i w:val="0"/>
+                <w:color w:val="1F3864"/>
+                <w:sz w:val="20"/>
+              </w:rPr>
+              <w:t>시제</w:t>
+            </w:r>
+          </w:p>
+        </w:tc>
+        <w:tc>
+          <w:tcPr>
+            <w:tcW w:type="dxa" w:w="8138"/>
+            <w:tcBorders>
+              <w:top w:val="single" w:color="BFBFBF" w:sz="4"/>
+              <w:left w:val="single" w:color="BFBFBF" w:sz="4"/>
+              <w:bottom w:val="single" w:color="BFBFBF" w:sz="4"/>
+              <w:right w:val="single" w:color="BFBFBF" w:sz="4"/>
+            </w:tcBorders>
+          </w:tcPr>
+          <w:p>
+            <w:pPr>
+              <w:spacing w:after="40"/>
+            </w:pPr>
+            <w:r>
+              <w:rPr>
+                <w:rFonts w:ascii="Malgun Gothic" w:hAnsi="Malgun Gothic" w:cs="Malgun Gothic" w:eastAsia="Malgun Gothic"/>
+                <w:b w:val="0"/>
+                <w:i w:val="0"/>
+                <w:sz w:val="20"/>
+              </w:rPr>
+              <w:t>ist, sagen, schweigt, kann은 현재형이고 schweigen은 명령형입니다.</w:t>
+            </w:r>
+          </w:p>
+        </w:tc>
+      </w:tr>
+    </w:tbl>
+    <w:p>
+      <w:pPr>
+        <w:spacing w:after="0"/>
+      </w:pPr>
+    </w:p>
+    <w:p>
+      <w:pPr>
+        <w:keepNext/>
+        <w:spacing w:before="160"/>
+      </w:pPr>
+      <w:r>
+        <w:rPr>
+          <w:rFonts w:ascii="Arial" w:hAnsi="Arial" w:cs="Arial" w:eastAsia="Malgun Gothic"/>
+          <w:b/>
+          <w:i w:val="0"/>
+          <w:sz w:val="22"/>
+        </w:rPr>
+        <w:t>5. Piotr: Ich war mein Leben lang ein lauter Mensch. Jetzt soll ich schweigen? Meine Frau hätte gelacht.</w:t>
+      </w:r>
+    </w:p>
+    <w:p>
+      <w:pPr>
+        <w:keepNext/>
+        <w:ind w:left="340"/>
+      </w:pPr>
+      <w:r>
+        <w:rPr>
+          <w:rFonts w:ascii="Malgun Gothic" w:hAnsi="Malgun Gothic" w:cs="Malgun Gothic" w:eastAsia="Malgun Gothic"/>
+          <w:b w:val="0"/>
+          <w:i/>
+          <w:color w:val="404040"/>
+          <w:sz w:val="20"/>
+        </w:rPr>
+        <w:t>평생 시끄러운 사람이었는데 이제 침묵하라고요? 아내가 웃었을 거예요.</w:t>
+      </w:r>
+    </w:p>
+    <w:tbl>
+      <w:tblPr>
+        <w:tblW w:type="auto" w:w="0"/>
+        <w:tblLayout w:type="fixed"/>
+        <w:tblLook w:firstColumn="1" w:firstRow="1" w:lastColumn="0" w:lastRow="0" w:noHBand="0" w:noVBand="1" w:val="04A0"/>
+      </w:tblPr>
+      <w:tblGrid>
+        <w:gridCol w:w="4819"/>
+        <w:gridCol w:w="4819"/>
+      </w:tblGrid>
+      <w:tr>
+        <w:tc>
+          <w:tcPr>
+            <w:tcW w:type="dxa" w:w="1500"/>
+            <w:tcBorders>
+              <w:top w:val="single" w:color="BFBFBF" w:sz="4"/>
+              <w:left w:val="single" w:color="BFBFBF" w:sz="4"/>
+              <w:bottom w:val="single" w:color="BFBFBF" w:sz="4"/>
+              <w:right w:val="single" w:color="BFBFBF" w:sz="4"/>
+            </w:tcBorders>
+            <w:shd w:fill="DEEAF6" w:color="auto" w:val="clear"/>
+          </w:tcPr>
+          <w:p>
+            <w:r>
+              <w:rPr>
+                <w:rFonts w:ascii="Malgun Gothic" w:hAnsi="Malgun Gothic" w:cs="Malgun Gothic" w:eastAsia="Malgun Gothic"/>
+                <w:b/>
+                <w:i w:val="0"/>
+                <w:color w:val="1F3864"/>
+                <w:sz w:val="20"/>
+              </w:rPr>
+              <w:t>주요 단어</w:t>
+            </w:r>
+          </w:p>
+        </w:tc>
+        <w:tc>
+          <w:tcPr>
+            <w:tcW w:type="dxa" w:w="8138"/>
+            <w:tcBorders>
+              <w:top w:val="single" w:color="BFBFBF" w:sz="4"/>
+              <w:left w:val="single" w:color="BFBFBF" w:sz="4"/>
+              <w:bottom w:val="single" w:color="BFBFBF" w:sz="4"/>
+              <w:right w:val="single" w:color="BFBFBF" w:sz="4"/>
+            </w:tcBorders>
+          </w:tcPr>
+          <w:p>
+            <w:pPr>
+              <w:spacing w:after="40"/>
+            </w:pPr>
+            <w:r>
+              <w:rPr>
+                <w:rFonts w:ascii="Arial" w:hAnsi="Arial" w:cs="Arial" w:eastAsia="Malgun Gothic"/>
+                <w:b/>
+                <w:i w:val="0"/>
+                <w:sz w:val="20"/>
+              </w:rPr>
+              <w:t>laut</w:t>
+            </w:r>
+            <w:r>
+              <w:rPr>
+                <w:rFonts w:ascii="Malgun Gothic" w:hAnsi="Malgun Gothic" w:cs="Malgun Gothic" w:eastAsia="Malgun Gothic"/>
+                <w:b w:val="0"/>
+                <w:i w:val="0"/>
+                <w:sz w:val="20"/>
+              </w:rPr>
+              <w:t xml:space="preserve">  —  시끄러운</w:t>
+            </w:r>
+          </w:p>
+          <w:p>
+            <w:pPr>
+              <w:spacing w:after="40"/>
+            </w:pPr>
+            <w:r>
+              <w:rPr>
+                <w:rFonts w:ascii="Arial" w:hAnsi="Arial" w:cs="Arial" w:eastAsia="Malgun Gothic"/>
+                <w:b/>
+                <w:i w:val="0"/>
+                <w:sz w:val="20"/>
+              </w:rPr>
+              <w:t>schweigen</w:t>
+            </w:r>
+            <w:r>
+              <w:rPr>
+                <w:rFonts w:ascii="Malgun Gothic" w:hAnsi="Malgun Gothic" w:cs="Malgun Gothic" w:eastAsia="Malgun Gothic"/>
+                <w:b w:val="0"/>
+                <w:i w:val="0"/>
+                <w:sz w:val="20"/>
+              </w:rPr>
+              <w:t xml:space="preserve">  —  침묵하다</w:t>
+            </w:r>
+          </w:p>
+          <w:p>
+            <w:pPr>
+              <w:spacing w:after="40"/>
+            </w:pPr>
+            <w:r>
+              <w:rPr>
+                <w:rFonts w:ascii="Arial" w:hAnsi="Arial" w:cs="Arial" w:eastAsia="Malgun Gothic"/>
+                <w:b/>
+                <w:i w:val="0"/>
+                <w:sz w:val="20"/>
+              </w:rPr>
+              <w:t>lachen</w:t>
+            </w:r>
+            <w:r>
+              <w:rPr>
+                <w:rFonts w:ascii="Malgun Gothic" w:hAnsi="Malgun Gothic" w:cs="Malgun Gothic" w:eastAsia="Malgun Gothic"/>
+                <w:b w:val="0"/>
+                <w:i w:val="0"/>
+                <w:sz w:val="20"/>
+              </w:rPr>
+              <w:t xml:space="preserve">  —  웃다</w:t>
+            </w:r>
+          </w:p>
+        </w:tc>
+      </w:tr>
+      <w:tr>
+        <w:tc>
+          <w:tcPr>
+            <w:tcW w:type="dxa" w:w="1500"/>
+            <w:tcBorders>
+              <w:top w:val="single" w:color="BFBFBF" w:sz="4"/>
+              <w:left w:val="single" w:color="BFBFBF" w:sz="4"/>
+              <w:bottom w:val="single" w:color="BFBFBF" w:sz="4"/>
+              <w:right w:val="single" w:color="BFBFBF" w:sz="4"/>
+            </w:tcBorders>
+            <w:shd w:fill="DEEAF6" w:color="auto" w:val="clear"/>
+          </w:tcPr>
+          <w:p>
+            <w:r>
+              <w:rPr>
+                <w:rFonts w:ascii="Malgun Gothic" w:hAnsi="Malgun Gothic" w:cs="Malgun Gothic" w:eastAsia="Malgun Gothic"/>
+                <w:b/>
+                <w:i w:val="0"/>
+                <w:color w:val="1F3864"/>
+                <w:sz w:val="20"/>
+              </w:rPr>
+              <w:t>문법</w:t>
+            </w:r>
+          </w:p>
+        </w:tc>
+        <w:tc>
+          <w:tcPr>
+            <w:tcW w:type="dxa" w:w="8138"/>
+            <w:tcBorders>
+              <w:top w:val="single" w:color="BFBFBF" w:sz="4"/>
+              <w:left w:val="single" w:color="BFBFBF" w:sz="4"/>
+              <w:bottom w:val="single" w:color="BFBFBF" w:sz="4"/>
+              <w:right w:val="single" w:color="BFBFBF" w:sz="4"/>
+            </w:tcBorders>
+          </w:tcPr>
+          <w:p>
+            <w:pPr>
+              <w:spacing w:after="40"/>
+            </w:pPr>
+            <w:r>
+              <w:rPr>
+                <w:rFonts w:ascii="Malgun Gothic" w:hAnsi="Malgun Gothic" w:cs="Malgun Gothic" w:eastAsia="Malgun Gothic"/>
+                <w:b w:val="0"/>
+                <w:i w:val="0"/>
+                <w:sz w:val="20"/>
+              </w:rPr>
+              <w:t>Jetzt soll ich schweigen?은 sollen을 쓴 반문입니다. Meine Frau hätte gelacht는 접속법 II 과거입니다.</w:t>
+            </w:r>
+          </w:p>
+        </w:tc>
+      </w:tr>
+      <w:tr>
+        <w:tc>
+          <w:tcPr>
+            <w:tcW w:type="dxa" w:w="1500"/>
+            <w:tcBorders>
+              <w:top w:val="single" w:color="BFBFBF" w:sz="4"/>
+              <w:left w:val="single" w:color="BFBFBF" w:sz="4"/>
+              <w:bottom w:val="single" w:color="BFBFBF" w:sz="4"/>
+              <w:right w:val="single" w:color="BFBFBF" w:sz="4"/>
+            </w:tcBorders>
+            <w:shd w:fill="DEEAF6" w:color="auto" w:val="clear"/>
+          </w:tcPr>
+          <w:p>
+            <w:r>
+              <w:rPr>
+                <w:rFonts w:ascii="Malgun Gothic" w:hAnsi="Malgun Gothic" w:cs="Malgun Gothic" w:eastAsia="Malgun Gothic"/>
+                <w:b/>
+                <w:i w:val="0"/>
+                <w:color w:val="1F3864"/>
+                <w:sz w:val="20"/>
+              </w:rPr>
+              <w:t>표현</w:t>
+            </w:r>
+          </w:p>
+        </w:tc>
+        <w:tc>
+          <w:tcPr>
+            <w:tcW w:type="dxa" w:w="8138"/>
+            <w:tcBorders>
+              <w:top w:val="single" w:color="BFBFBF" w:sz="4"/>
+              <w:left w:val="single" w:color="BFBFBF" w:sz="4"/>
+              <w:bottom w:val="single" w:color="BFBFBF" w:sz="4"/>
+              <w:right w:val="single" w:color="BFBFBF" w:sz="4"/>
+            </w:tcBorders>
+          </w:tcPr>
+          <w:p>
+            <w:pPr>
+              <w:spacing w:after="40"/>
+            </w:pPr>
+            <w:r>
+              <w:rPr>
+                <w:rFonts w:ascii="Malgun Gothic" w:hAnsi="Malgun Gothic" w:cs="Malgun Gothic" w:eastAsia="Malgun Gothic"/>
+                <w:b w:val="0"/>
+                <w:i w:val="0"/>
+                <w:sz w:val="20"/>
+              </w:rPr>
+              <w:t>mein Leben lang은 평생이라는 표현입니다.</w:t>
+            </w:r>
+          </w:p>
+        </w:tc>
+      </w:tr>
+      <w:tr>
+        <w:tc>
+          <w:tcPr>
+            <w:tcW w:type="dxa" w:w="1500"/>
+            <w:tcBorders>
+              <w:top w:val="single" w:color="BFBFBF" w:sz="4"/>
+              <w:left w:val="single" w:color="BFBFBF" w:sz="4"/>
+              <w:bottom w:val="single" w:color="BFBFBF" w:sz="4"/>
+              <w:right w:val="single" w:color="BFBFBF" w:sz="4"/>
+            </w:tcBorders>
+            <w:shd w:fill="DEEAF6" w:color="auto" w:val="clear"/>
+          </w:tcPr>
+          <w:p>
+            <w:r>
+              <w:rPr>
+                <w:rFonts w:ascii="Malgun Gothic" w:hAnsi="Malgun Gothic" w:cs="Malgun Gothic" w:eastAsia="Malgun Gothic"/>
+                <w:b/>
+                <w:i w:val="0"/>
+                <w:color w:val="1F3864"/>
+                <w:sz w:val="20"/>
+              </w:rPr>
+              <w:t>시제</w:t>
+            </w:r>
+          </w:p>
+        </w:tc>
+        <w:tc>
+          <w:tcPr>
+            <w:tcW w:type="dxa" w:w="8138"/>
+            <w:tcBorders>
+              <w:top w:val="single" w:color="BFBFBF" w:sz="4"/>
+              <w:left w:val="single" w:color="BFBFBF" w:sz="4"/>
+              <w:bottom w:val="single" w:color="BFBFBF" w:sz="4"/>
+              <w:right w:val="single" w:color="BFBFBF" w:sz="4"/>
+            </w:tcBorders>
+          </w:tcPr>
+          <w:p>
+            <w:pPr>
+              <w:spacing w:after="40"/>
+            </w:pPr>
+            <w:r>
+              <w:rPr>
+                <w:rFonts w:ascii="Malgun Gothic" w:hAnsi="Malgun Gothic" w:cs="Malgun Gothic" w:eastAsia="Malgun Gothic"/>
+                <w:b w:val="0"/>
+                <w:i w:val="0"/>
+                <w:sz w:val="20"/>
+              </w:rPr>
+              <w:t>war는 과거형이고 soll는 현재형, hätte ... gelacht는 접속법 II 과거입니다.</w:t>
+            </w:r>
+          </w:p>
+        </w:tc>
+      </w:tr>
+    </w:tbl>
+    <w:p>
+      <w:pPr>
+        <w:spacing w:after="0"/>
+      </w:pPr>
+    </w:p>
+    <w:p>
+      <w:pPr>
+        <w:keepNext/>
+        <w:spacing w:before="160"/>
+      </w:pPr>
+      <w:r>
+        <w:rPr>
+          <w:rFonts w:ascii="Arial" w:hAnsi="Arial" w:cs="Arial" w:eastAsia="Malgun Gothic"/>
+          <w:b/>
+          <w:i w:val="0"/>
+          <w:sz w:val="22"/>
+        </w:rPr>
+        <w:t>6. Nina: Papa, nicht schweigen wie ein Stein, sondern wie ein See. Ruhig, tief, mit Wellen darunter. Das kannst du.</w:t>
+      </w:r>
+    </w:p>
+    <w:p>
+      <w:pPr>
+        <w:keepNext/>
+        <w:ind w:left="340"/>
+      </w:pPr>
+      <w:r>
+        <w:rPr>
+          <w:rFonts w:ascii="Malgun Gothic" w:hAnsi="Malgun Gothic" w:cs="Malgun Gothic" w:eastAsia="Malgun Gothic"/>
+          <w:b w:val="0"/>
+          <w:i/>
+          <w:color w:val="404040"/>
+          <w:sz w:val="20"/>
+        </w:rPr>
+        <w:t>아빠, 돌처럼이 아니라 호수처럼 침묵하세요. 고요하고 깊고 아래에 물결이 있는. 아빠는 할 수 있어요.</w:t>
+      </w:r>
+    </w:p>
+    <w:tbl>
+      <w:tblPr>
+        <w:tblW w:type="auto" w:w="0"/>
+        <w:tblLayout w:type="fixed"/>
+        <w:tblLook w:firstColumn="1" w:firstRow="1" w:lastColumn="0" w:lastRow="0" w:noHBand="0" w:noVBand="1" w:val="04A0"/>
+      </w:tblPr>
+      <w:tblGrid>
+        <w:gridCol w:w="4819"/>
+        <w:gridCol w:w="4819"/>
+      </w:tblGrid>
+      <w:tr>
+        <w:tc>
+          <w:tcPr>
+            <w:tcW w:type="dxa" w:w="1500"/>
+            <w:tcBorders>
+              <w:top w:val="single" w:color="BFBFBF" w:sz="4"/>
+              <w:left w:val="single" w:color="BFBFBF" w:sz="4"/>
+              <w:bottom w:val="single" w:color="BFBFBF" w:sz="4"/>
+              <w:right w:val="single" w:color="BFBFBF" w:sz="4"/>
+            </w:tcBorders>
+            <w:shd w:fill="DEEAF6" w:color="auto" w:val="clear"/>
+          </w:tcPr>
+          <w:p>
+            <w:r>
+              <w:rPr>
+                <w:rFonts w:ascii="Malgun Gothic" w:hAnsi="Malgun Gothic" w:cs="Malgun Gothic" w:eastAsia="Malgun Gothic"/>
+                <w:b/>
+                <w:i w:val="0"/>
+                <w:color w:val="1F3864"/>
+                <w:sz w:val="20"/>
+              </w:rPr>
+              <w:t>주요 단어</w:t>
+            </w:r>
+          </w:p>
+        </w:tc>
+        <w:tc>
+          <w:tcPr>
+            <w:tcW w:type="dxa" w:w="8138"/>
+            <w:tcBorders>
+              <w:top w:val="single" w:color="BFBFBF" w:sz="4"/>
+              <w:left w:val="single" w:color="BFBFBF" w:sz="4"/>
+              <w:bottom w:val="single" w:color="BFBFBF" w:sz="4"/>
+              <w:right w:val="single" w:color="BFBFBF" w:sz="4"/>
+            </w:tcBorders>
+          </w:tcPr>
+          <w:p>
+            <w:pPr>
+              <w:spacing w:after="40"/>
+            </w:pPr>
+            <w:r>
+              <w:rPr>
+                <w:rFonts w:ascii="Arial" w:hAnsi="Arial" w:cs="Arial" w:eastAsia="Malgun Gothic"/>
+                <w:b/>
+                <w:i w:val="0"/>
+                <w:sz w:val="20"/>
+              </w:rPr>
+              <w:t>die Welle, -n</w:t>
+            </w:r>
+            <w:r>
+              <w:rPr>
+                <w:rFonts w:ascii="Malgun Gothic" w:hAnsi="Malgun Gothic" w:cs="Malgun Gothic" w:eastAsia="Malgun Gothic"/>
+                <w:b w:val="0"/>
+                <w:i w:val="0"/>
+                <w:sz w:val="20"/>
+              </w:rPr>
+              <w:t xml:space="preserve">  —  물결</w:t>
+            </w:r>
+          </w:p>
+          <w:p>
+            <w:pPr>
+              <w:spacing w:after="40"/>
+            </w:pPr>
+            <w:r>
+              <w:rPr>
+                <w:rFonts w:ascii="Arial" w:hAnsi="Arial" w:cs="Arial" w:eastAsia="Malgun Gothic"/>
+                <w:b/>
+                <w:i w:val="0"/>
+                <w:sz w:val="20"/>
+              </w:rPr>
+              <w:t>der See, -n</w:t>
+            </w:r>
+            <w:r>
+              <w:rPr>
+                <w:rFonts w:ascii="Malgun Gothic" w:hAnsi="Malgun Gothic" w:cs="Malgun Gothic" w:eastAsia="Malgun Gothic"/>
+                <w:b w:val="0"/>
+                <w:i w:val="0"/>
+                <w:sz w:val="20"/>
+              </w:rPr>
+              <w:t xml:space="preserve">  —  호수</w:t>
+            </w:r>
+          </w:p>
+          <w:p>
+            <w:pPr>
+              <w:spacing w:after="40"/>
+            </w:pPr>
+            <w:r>
+              <w:rPr>
+                <w:rFonts w:ascii="Arial" w:hAnsi="Arial" w:cs="Arial" w:eastAsia="Malgun Gothic"/>
+                <w:b/>
+                <w:i w:val="0"/>
+                <w:sz w:val="20"/>
+              </w:rPr>
+              <w:t>tief</w:t>
+            </w:r>
+            <w:r>
+              <w:rPr>
+                <w:rFonts w:ascii="Malgun Gothic" w:hAnsi="Malgun Gothic" w:cs="Malgun Gothic" w:eastAsia="Malgun Gothic"/>
+                <w:b w:val="0"/>
+                <w:i w:val="0"/>
+                <w:sz w:val="20"/>
+              </w:rPr>
+              <w:t xml:space="preserve">  —  깊은</w:t>
+            </w:r>
+          </w:p>
+        </w:tc>
+      </w:tr>
+      <w:tr>
+        <w:tc>
+          <w:tcPr>
+            <w:tcW w:type="dxa" w:w="1500"/>
+            <w:tcBorders>
+              <w:top w:val="single" w:color="BFBFBF" w:sz="4"/>
+              <w:left w:val="single" w:color="BFBFBF" w:sz="4"/>
+              <w:bottom w:val="single" w:color="BFBFBF" w:sz="4"/>
+              <w:right w:val="single" w:color="BFBFBF" w:sz="4"/>
+            </w:tcBorders>
+            <w:shd w:fill="DEEAF6" w:color="auto" w:val="clear"/>
+          </w:tcPr>
+          <w:p>
+            <w:r>
+              <w:rPr>
+                <w:rFonts w:ascii="Malgun Gothic" w:hAnsi="Malgun Gothic" w:cs="Malgun Gothic" w:eastAsia="Malgun Gothic"/>
+                <w:b/>
+                <w:i w:val="0"/>
+                <w:color w:val="1F3864"/>
+                <w:sz w:val="20"/>
+              </w:rPr>
+              <w:t>문법</w:t>
+            </w:r>
+          </w:p>
+        </w:tc>
+        <w:tc>
+          <w:tcPr>
+            <w:tcW w:type="dxa" w:w="8138"/>
+            <w:tcBorders>
+              <w:top w:val="single" w:color="BFBFBF" w:sz="4"/>
+              <w:left w:val="single" w:color="BFBFBF" w:sz="4"/>
+              <w:bottom w:val="single" w:color="BFBFBF" w:sz="4"/>
+              <w:right w:val="single" w:color="BFBFBF" w:sz="4"/>
+            </w:tcBorders>
+          </w:tcPr>
+          <w:p>
+            <w:pPr>
+              <w:spacing w:after="40"/>
+            </w:pPr>
+            <w:r>
+              <w:rPr>
+                <w:rFonts w:ascii="Malgun Gothic" w:hAnsi="Malgun Gothic" w:cs="Malgun Gothic" w:eastAsia="Malgun Gothic"/>
+                <w:b w:val="0"/>
+                <w:i w:val="0"/>
+                <w:sz w:val="20"/>
+              </w:rPr>
+              <w:t>nicht schweigen wie ein Stein, sondern wie ein See는 nicht A, sondern B 구문입니다. mit Wellen darunter는 mit + 3격 복수입니다.</w:t>
+            </w:r>
+          </w:p>
+        </w:tc>
+      </w:tr>
+      <w:tr>
+        <w:tc>
+          <w:tcPr>
+            <w:tcW w:type="dxa" w:w="1500"/>
+            <w:tcBorders>
+              <w:top w:val="single" w:color="BFBFBF" w:sz="4"/>
+              <w:left w:val="single" w:color="BFBFBF" w:sz="4"/>
+              <w:bottom w:val="single" w:color="BFBFBF" w:sz="4"/>
+              <w:right w:val="single" w:color="BFBFBF" w:sz="4"/>
+            </w:tcBorders>
+            <w:shd w:fill="DEEAF6" w:color="auto" w:val="clear"/>
+          </w:tcPr>
+          <w:p>
+            <w:r>
+              <w:rPr>
+                <w:rFonts w:ascii="Malgun Gothic" w:hAnsi="Malgun Gothic" w:cs="Malgun Gothic" w:eastAsia="Malgun Gothic"/>
+                <w:b/>
+                <w:i w:val="0"/>
+                <w:color w:val="1F3864"/>
+                <w:sz w:val="20"/>
+              </w:rPr>
+              <w:t>표현</w:t>
+            </w:r>
+          </w:p>
+        </w:tc>
+        <w:tc>
+          <w:tcPr>
+            <w:tcW w:type="dxa" w:w="8138"/>
+            <w:tcBorders>
+              <w:top w:val="single" w:color="BFBFBF" w:sz="4"/>
+              <w:left w:val="single" w:color="BFBFBF" w:sz="4"/>
+              <w:bottom w:val="single" w:color="BFBFBF" w:sz="4"/>
+              <w:right w:val="single" w:color="BFBFBF" w:sz="4"/>
+            </w:tcBorders>
+          </w:tcPr>
+          <w:p>
+            <w:pPr>
+              <w:spacing w:after="40"/>
+            </w:pPr>
+            <w:r>
+              <w:rPr>
+                <w:rFonts w:ascii="Malgun Gothic" w:hAnsi="Malgun Gothic" w:cs="Malgun Gothic" w:eastAsia="Malgun Gothic"/>
+                <w:b w:val="0"/>
+                <w:i w:val="0"/>
+                <w:sz w:val="20"/>
+              </w:rPr>
+              <w:t>Ruhig, tief는 형용사 나열입니다.</w:t>
+            </w:r>
+          </w:p>
+        </w:tc>
+      </w:tr>
+      <w:tr>
+        <w:tc>
+          <w:tcPr>
+            <w:tcW w:type="dxa" w:w="1500"/>
+            <w:tcBorders>
+              <w:top w:val="single" w:color="BFBFBF" w:sz="4"/>
+              <w:left w:val="single" w:color="BFBFBF" w:sz="4"/>
+              <w:bottom w:val="single" w:color="BFBFBF" w:sz="4"/>
+              <w:right w:val="single" w:color="BFBFBF" w:sz="4"/>
+            </w:tcBorders>
+            <w:shd w:fill="DEEAF6" w:color="auto" w:val="clear"/>
+          </w:tcPr>
+          <w:p>
+            <w:r>
+              <w:rPr>
+                <w:rFonts w:ascii="Malgun Gothic" w:hAnsi="Malgun Gothic" w:cs="Malgun Gothic" w:eastAsia="Malgun Gothic"/>
+                <w:b/>
+                <w:i w:val="0"/>
+                <w:color w:val="1F3864"/>
+                <w:sz w:val="20"/>
+              </w:rPr>
+              <w:t>시제</w:t>
+            </w:r>
+          </w:p>
+        </w:tc>
+        <w:tc>
+          <w:tcPr>
+            <w:tcW w:type="dxa" w:w="8138"/>
+            <w:tcBorders>
+              <w:top w:val="single" w:color="BFBFBF" w:sz="4"/>
+              <w:left w:val="single" w:color="BFBFBF" w:sz="4"/>
+              <w:bottom w:val="single" w:color="BFBFBF" w:sz="4"/>
+              <w:right w:val="single" w:color="BFBFBF" w:sz="4"/>
+            </w:tcBorders>
+          </w:tcPr>
+          <w:p>
+            <w:pPr>
+              <w:spacing w:after="40"/>
+            </w:pPr>
+            <w:r>
+              <w:rPr>
+                <w:rFonts w:ascii="Malgun Gothic" w:hAnsi="Malgun Gothic" w:cs="Malgun Gothic" w:eastAsia="Malgun Gothic"/>
+                <w:b w:val="0"/>
+                <w:i w:val="0"/>
+                <w:sz w:val="20"/>
+              </w:rPr>
+              <w:t>kannst는 현재형입니다.</w:t>
+            </w:r>
+          </w:p>
+        </w:tc>
+      </w:tr>
+    </w:tbl>
+    <w:p>
+      <w:pPr>
+        <w:spacing w:after="0"/>
+      </w:pPr>
+    </w:p>
+    <w:p>
+      <w:pPr>
+        <w:keepNext/>
+        <w:spacing w:before="160"/>
+      </w:pPr>
+      <w:r>
+        <w:rPr>
+          <w:rFonts w:ascii="Arial" w:hAnsi="Arial" w:cs="Arial" w:eastAsia="Malgun Gothic"/>
+          <w:b/>
+          <w:i w:val="0"/>
+          <w:sz w:val="22"/>
+        </w:rPr>
+        <w:t>7. Jonas: Ich sehe Piotr an, und zum ersten Mal erkenne ich, wie ähnlich Vater und Tochter sich sind. Dasselbe Kinn, derselbe Trotz, dieselbe verborgene Zärtlichkeit.</w:t>
+      </w:r>
+    </w:p>
+    <w:p>
+      <w:pPr>
+        <w:keepNext/>
+        <w:ind w:left="340"/>
+      </w:pPr>
+      <w:r>
+        <w:rPr>
+          <w:rFonts w:ascii="Malgun Gothic" w:hAnsi="Malgun Gothic" w:cs="Malgun Gothic" w:eastAsia="Malgun Gothic"/>
+          <w:b w:val="0"/>
+          <w:i/>
+          <w:color w:val="404040"/>
+          <w:sz w:val="20"/>
+        </w:rPr>
+        <w:t>피오트르를 바라보다가 처음으로 부녀가 얼마나 닮았는지 깨닫는다. 같은 턱, 같은 고집, 같은 숨은 다정함.</w:t>
+      </w:r>
+    </w:p>
+    <w:tbl>
+      <w:tblPr>
+        <w:tblW w:type="auto" w:w="0"/>
+        <w:tblLayout w:type="fixed"/>
+        <w:tblLook w:firstColumn="1" w:firstRow="1" w:lastColumn="0" w:lastRow="0" w:noHBand="0" w:noVBand="1" w:val="04A0"/>
+      </w:tblPr>
+      <w:tblGrid>
+        <w:gridCol w:w="4819"/>
+        <w:gridCol w:w="4819"/>
+      </w:tblGrid>
+      <w:tr>
+        <w:tc>
+          <w:tcPr>
+            <w:tcW w:type="dxa" w:w="1500"/>
+            <w:tcBorders>
+              <w:top w:val="single" w:color="BFBFBF" w:sz="4"/>
+              <w:left w:val="single" w:color="BFBFBF" w:sz="4"/>
+              <w:bottom w:val="single" w:color="BFBFBF" w:sz="4"/>
+              <w:right w:val="single" w:color="BFBFBF" w:sz="4"/>
+            </w:tcBorders>
+            <w:shd w:fill="DEEAF6" w:color="auto" w:val="clear"/>
+          </w:tcPr>
+          <w:p>
+            <w:r>
+              <w:rPr>
+                <w:rFonts w:ascii="Malgun Gothic" w:hAnsi="Malgun Gothic" w:cs="Malgun Gothic" w:eastAsia="Malgun Gothic"/>
+                <w:b/>
+                <w:i w:val="0"/>
+                <w:color w:val="1F3864"/>
+                <w:sz w:val="20"/>
+              </w:rPr>
+              <w:t>주요 단어</w:t>
+            </w:r>
+          </w:p>
+        </w:tc>
+        <w:tc>
+          <w:tcPr>
+            <w:tcW w:type="dxa" w:w="8138"/>
+            <w:tcBorders>
+              <w:top w:val="single" w:color="BFBFBF" w:sz="4"/>
+              <w:left w:val="single" w:color="BFBFBF" w:sz="4"/>
+              <w:bottom w:val="single" w:color="BFBFBF" w:sz="4"/>
+              <w:right w:val="single" w:color="BFBFBF" w:sz="4"/>
+            </w:tcBorders>
+          </w:tcPr>
+          <w:p>
+            <w:pPr>
+              <w:spacing w:after="40"/>
+            </w:pPr>
+            <w:r>
+              <w:rPr>
+                <w:rFonts w:ascii="Arial" w:hAnsi="Arial" w:cs="Arial" w:eastAsia="Malgun Gothic"/>
+                <w:b/>
+                <w:i w:val="0"/>
+                <w:sz w:val="20"/>
+              </w:rPr>
+              <w:t>ähnlich</w:t>
+            </w:r>
+            <w:r>
+              <w:rPr>
+                <w:rFonts w:ascii="Malgun Gothic" w:hAnsi="Malgun Gothic" w:cs="Malgun Gothic" w:eastAsia="Malgun Gothic"/>
+                <w:b w:val="0"/>
+                <w:i w:val="0"/>
+                <w:sz w:val="20"/>
+              </w:rPr>
+              <w:t xml:space="preserve">  —  닮은</w:t>
+            </w:r>
+          </w:p>
+          <w:p>
+            <w:pPr>
+              <w:spacing w:after="40"/>
+            </w:pPr>
+            <w:r>
+              <w:rPr>
+                <w:rFonts w:ascii="Arial" w:hAnsi="Arial" w:cs="Arial" w:eastAsia="Malgun Gothic"/>
+                <w:b/>
+                <w:i w:val="0"/>
+                <w:sz w:val="20"/>
+              </w:rPr>
+              <w:t>das Kinn (단수)</w:t>
+            </w:r>
+            <w:r>
+              <w:rPr>
+                <w:rFonts w:ascii="Malgun Gothic" w:hAnsi="Malgun Gothic" w:cs="Malgun Gothic" w:eastAsia="Malgun Gothic"/>
+                <w:b w:val="0"/>
+                <w:i w:val="0"/>
+                <w:sz w:val="20"/>
+              </w:rPr>
+              <w:t xml:space="preserve">  —  턱</w:t>
+            </w:r>
+          </w:p>
+          <w:p>
+            <w:pPr>
+              <w:spacing w:after="40"/>
+            </w:pPr>
+            <w:r>
+              <w:rPr>
+                <w:rFonts w:ascii="Arial" w:hAnsi="Arial" w:cs="Arial" w:eastAsia="Malgun Gothic"/>
+                <w:b/>
+                <w:i w:val="0"/>
+                <w:sz w:val="20"/>
+              </w:rPr>
+              <w:t>die Zärtlichkeit (단수)</w:t>
+            </w:r>
+            <w:r>
+              <w:rPr>
+                <w:rFonts w:ascii="Malgun Gothic" w:hAnsi="Malgun Gothic" w:cs="Malgun Gothic" w:eastAsia="Malgun Gothic"/>
+                <w:b w:val="0"/>
+                <w:i w:val="0"/>
+                <w:sz w:val="20"/>
+              </w:rPr>
+              <w:t xml:space="preserve">  —  다정함</w:t>
+            </w:r>
+          </w:p>
+        </w:tc>
+      </w:tr>
+      <w:tr>
+        <w:tc>
+          <w:tcPr>
+            <w:tcW w:type="dxa" w:w="1500"/>
+            <w:tcBorders>
+              <w:top w:val="single" w:color="BFBFBF" w:sz="4"/>
+              <w:left w:val="single" w:color="BFBFBF" w:sz="4"/>
+              <w:bottom w:val="single" w:color="BFBFBF" w:sz="4"/>
+              <w:right w:val="single" w:color="BFBFBF" w:sz="4"/>
+            </w:tcBorders>
+            <w:shd w:fill="DEEAF6" w:color="auto" w:val="clear"/>
+          </w:tcPr>
+          <w:p>
+            <w:r>
+              <w:rPr>
+                <w:rFonts w:ascii="Malgun Gothic" w:hAnsi="Malgun Gothic" w:cs="Malgun Gothic" w:eastAsia="Malgun Gothic"/>
+                <w:b/>
+                <w:i w:val="0"/>
+                <w:color w:val="1F3864"/>
+                <w:sz w:val="20"/>
+              </w:rPr>
+              <w:t>문법</w:t>
+            </w:r>
+          </w:p>
+        </w:tc>
+        <w:tc>
+          <w:tcPr>
+            <w:tcW w:type="dxa" w:w="8138"/>
+            <w:tcBorders>
+              <w:top w:val="single" w:color="BFBFBF" w:sz="4"/>
+              <w:left w:val="single" w:color="BFBFBF" w:sz="4"/>
+              <w:bottom w:val="single" w:color="BFBFBF" w:sz="4"/>
+              <w:right w:val="single" w:color="BFBFBF" w:sz="4"/>
+            </w:tcBorders>
+          </w:tcPr>
+          <w:p>
+            <w:pPr>
+              <w:spacing w:after="40"/>
+            </w:pPr>
+            <w:r>
+              <w:rPr>
+                <w:rFonts w:ascii="Malgun Gothic" w:hAnsi="Malgun Gothic" w:cs="Malgun Gothic" w:eastAsia="Malgun Gothic"/>
+                <w:b w:val="0"/>
+                <w:i w:val="0"/>
+                <w:sz w:val="20"/>
+              </w:rPr>
+              <w:t>erkenne ich, wie ähnlich Vater und Tochter sich sind에서 wie절의 sind가 끝에 옵니다. Dasselbe Kinn, derselbe Trotz, dieselbe ...는 동사 없는 나열입니다.</w:t>
+            </w:r>
+          </w:p>
+        </w:tc>
+      </w:tr>
+      <w:tr>
+        <w:tc>
+          <w:tcPr>
+            <w:tcW w:type="dxa" w:w="1500"/>
+            <w:tcBorders>
+              <w:top w:val="single" w:color="BFBFBF" w:sz="4"/>
+              <w:left w:val="single" w:color="BFBFBF" w:sz="4"/>
+              <w:bottom w:val="single" w:color="BFBFBF" w:sz="4"/>
+              <w:right w:val="single" w:color="BFBFBF" w:sz="4"/>
+            </w:tcBorders>
+            <w:shd w:fill="DEEAF6" w:color="auto" w:val="clear"/>
+          </w:tcPr>
+          <w:p>
+            <w:r>
+              <w:rPr>
+                <w:rFonts w:ascii="Malgun Gothic" w:hAnsi="Malgun Gothic" w:cs="Malgun Gothic" w:eastAsia="Malgun Gothic"/>
+                <w:b/>
+                <w:i w:val="0"/>
+                <w:color w:val="1F3864"/>
+                <w:sz w:val="20"/>
+              </w:rPr>
+              <w:t>표현</w:t>
+            </w:r>
+          </w:p>
+        </w:tc>
+        <w:tc>
+          <w:tcPr>
+            <w:tcW w:type="dxa" w:w="8138"/>
+            <w:tcBorders>
+              <w:top w:val="single" w:color="BFBFBF" w:sz="4"/>
+              <w:left w:val="single" w:color="BFBFBF" w:sz="4"/>
+              <w:bottom w:val="single" w:color="BFBFBF" w:sz="4"/>
+              <w:right w:val="single" w:color="BFBFBF" w:sz="4"/>
+            </w:tcBorders>
+          </w:tcPr>
+          <w:p>
+            <w:pPr>
+              <w:spacing w:after="40"/>
+            </w:pPr>
+            <w:r>
+              <w:rPr>
+                <w:rFonts w:ascii="Malgun Gothic" w:hAnsi="Malgun Gothic" w:cs="Malgun Gothic" w:eastAsia="Malgun Gothic"/>
+                <w:b w:val="0"/>
+                <w:i w:val="0"/>
+                <w:sz w:val="20"/>
+              </w:rPr>
+              <w:t>zum ersten Mal은 처음으로라는 표현입니다.</w:t>
+            </w:r>
+          </w:p>
+        </w:tc>
+      </w:tr>
+      <w:tr>
+        <w:tc>
+          <w:tcPr>
+            <w:tcW w:type="dxa" w:w="1500"/>
+            <w:tcBorders>
+              <w:top w:val="single" w:color="BFBFBF" w:sz="4"/>
+              <w:left w:val="single" w:color="BFBFBF" w:sz="4"/>
+              <w:bottom w:val="single" w:color="BFBFBF" w:sz="4"/>
+              <w:right w:val="single" w:color="BFBFBF" w:sz="4"/>
+            </w:tcBorders>
+            <w:shd w:fill="DEEAF6" w:color="auto" w:val="clear"/>
+          </w:tcPr>
+          <w:p>
+            <w:r>
+              <w:rPr>
+                <w:rFonts w:ascii="Malgun Gothic" w:hAnsi="Malgun Gothic" w:cs="Malgun Gothic" w:eastAsia="Malgun Gothic"/>
+                <w:b/>
+                <w:i w:val="0"/>
+                <w:color w:val="1F3864"/>
+                <w:sz w:val="20"/>
+              </w:rPr>
+              <w:t>시제</w:t>
+            </w:r>
+          </w:p>
+        </w:tc>
+        <w:tc>
+          <w:tcPr>
+            <w:tcW w:type="dxa" w:w="8138"/>
+            <w:tcBorders>
+              <w:top w:val="single" w:color="BFBFBF" w:sz="4"/>
+              <w:left w:val="single" w:color="BFBFBF" w:sz="4"/>
+              <w:bottom w:val="single" w:color="BFBFBF" w:sz="4"/>
+              <w:right w:val="single" w:color="BFBFBF" w:sz="4"/>
+            </w:tcBorders>
+          </w:tcPr>
+          <w:p>
+            <w:pPr>
+              <w:spacing w:after="40"/>
+            </w:pPr>
+            <w:r>
+              <w:rPr>
+                <w:rFonts w:ascii="Malgun Gothic" w:hAnsi="Malgun Gothic" w:cs="Malgun Gothic" w:eastAsia="Malgun Gothic"/>
+                <w:b w:val="0"/>
+                <w:i w:val="0"/>
+                <w:sz w:val="20"/>
+              </w:rPr>
+              <w:t>sehe ... an, erkenne, sind는 현재형입니다.</w:t>
+            </w:r>
+          </w:p>
+        </w:tc>
+      </w:tr>
+    </w:tbl>
+    <w:p>
+      <w:pPr>
+        <w:spacing w:after="0"/>
+      </w:pPr>
+    </w:p>
+    <w:p>
+      <w:pPr>
+        <w:keepNext/>
+        <w:spacing w:before="160"/>
+      </w:pPr>
+      <w:r>
+        <w:rPr>
+          <w:rFonts w:ascii="Arial" w:hAnsi="Arial" w:cs="Arial" w:eastAsia="Malgun Gothic"/>
+          <w:b/>
+          <w:i w:val="0"/>
+          <w:sz w:val="22"/>
+        </w:rPr>
+        <w:t>8. Jonas: Anfang April sitzen wir im Besprechungsraum von Hannas Kanzlei: Piotr, Nina, Hanna und ich. Auf dem Tisch liegt ein Brief mit dem Briefkopf „Voss Bau GmbH".</w:t>
       </w:r>
     </w:p>
     <w:p>
@@ -347,7 +2489,7 @@
           <w:i w:val="0"/>
           <w:sz w:val="22"/>
         </w:rPr>
-        <w:t>2. Hanna: Das Schreiben ist heute Morgen gekommen. Herr Voss persönlich schlägt ein Gespräch vor. Ohne Anwälte, nur mit Ihnen, Herr Kowalski.</w:t>
+        <w:t>9. Hanna: Das Schreiben ist heute Morgen gekommen. Herr Voss persönlich schlägt ein Gespräch vor. Ohne Anwälte, nur mit Ihnen, Herr Kowalski.</w:t>
       </w:r>
     </w:p>
     <w:p>
@@ -653,7 +2795,7 @@
           <w:i w:val="0"/>
           <w:sz w:val="22"/>
         </w:rPr>
-        <w:t>3. Piotr: Er will mit mir reden? Nach vier Jahren? Nachdem er mich mit dreitausend Euro abgespeist hat?</w:t>
+        <w:t>10. Piotr: Er will mit mir reden? Nach vier Jahren? Nachdem er mich mit dreitausend Euro abgespeist hat?</w:t>
       </w:r>
     </w:p>
     <w:p>
@@ -959,7 +3101,7 @@
           <w:i w:val="0"/>
           <w:sz w:val="22"/>
         </w:rPr>
-        <w:t>4. Hanna: Das ist die entscheidende Frage: Gehen Sie hin oder nicht? Ich rate nicht ab, aber ich rate zu Vorsicht. Es könnte ein Versuch sein, Sie weichzukochen.</w:t>
+        <w:t>11. Hanna: Das ist die entscheidende Frage: Gehen Sie hin oder nicht? Ich rate nicht ab, aber ich rate zu Vorsicht. Es könnte ein Versuch sein, Sie weichzukochen.</w:t>
       </w:r>
     </w:p>
     <w:p>
@@ -1265,7 +3407,7 @@
           <w:i w:val="0"/>
           <w:sz w:val="22"/>
         </w:rPr>
-        <w:t>5. Piotr: Nina, was meinst du? Du hast ihn damals gesehen. Du warst fünfzehn.</w:t>
+        <w:t>12. Piotr: Nina, was meinst du? Du hast ihn damals gesehen. Du warst fünfzehn.</w:t>
       </w:r>
     </w:p>
     <w:p>
@@ -1571,7 +3713,7 @@
           <w:i w:val="0"/>
           <w:sz w:val="22"/>
         </w:rPr>
-        <w:t>6. Nina: Er hat damals in der Tür gestanden, mit einem Blumenstrauß. Weißt du noch? Er sagte, es täte ihm leid. Ich habe ihn angeschrien.</w:t>
+        <w:t>13. Nina: Er hat damals in der Tür gestanden, mit einem Blumenstrauß. Weißt du noch? Er sagte, es täte ihm leid. Ich habe ihn angeschrien.</w:t>
       </w:r>
     </w:p>
     <w:p>
@@ -1877,7 +4019,7 @@
           <w:i w:val="0"/>
           <w:sz w:val="22"/>
         </w:rPr>
-        <w:t>7. Nina: Ich habe lange gedacht, dass ich ihn hassen muss. Aber heute glaube ich, dass er einfach feige war. Das ist ein Unterschied.</w:t>
+        <w:t>14. Nina: Ich habe lange gedacht, dass ich ihn hassen muss. Aber heute glaube ich, dass er einfach feige war. Das ist ein Unterschied.</w:t>
       </w:r>
     </w:p>
     <w:p>
@@ -2183,7 +4325,7 @@
           <w:i w:val="0"/>
           <w:sz w:val="22"/>
         </w:rPr>
-        <w:t>8. Piotr: Dann gehe ich hin. Ich will sehen, wie ein Mann aussieht, der vier Jahre schweigt. Aber ich gehe nicht allein. Herr Keller, würden Sie mich begleiten? Nicht als Anwalt, nur als Beistand.</w:t>
+        <w:t>15. Piotr: Dann gehe ich hin. Ich will sehen, wie ein Mann aussieht, der vier Jahre schweigt. Aber ich gehe nicht allein. Herr Keller, würden Sie mich begleiten? Nicht als Anwalt, nur als Beistand.</w:t>
       </w:r>
     </w:p>
     <w:p>
@@ -2489,7 +4631,7 @@
           <w:i w:val="0"/>
           <w:sz w:val="22"/>
         </w:rPr>
-        <w:t>9. Jonas: Mit Vergnügen. Aber nur, wenn Frau Berger zustimmt. Und nur, wenn ich nichts sage, was als Rechtsberatung gelten könnte.</w:t>
+        <w:t>16. Jonas: Mit Vergnügen. Aber nur, wenn Frau Berger zustimmt. Und nur, wenn ich nichts sage, was als Rechtsberatung gelten könnte.</w:t>
       </w:r>
     </w:p>
     <w:p>
@@ -2795,7 +4937,7 @@
           <w:i w:val="0"/>
           <w:sz w:val="22"/>
         </w:rPr>
-        <w:t>10. Hanna: Ich stimme zu. Aber vereinbaren wir klare Spielregeln: Herr Kowalski spricht für sich. Sie sind Zeuge, nicht Vertreter. Und wir schreiben direkt danach ein Gedächtnisprotokoll.</w:t>
+        <w:t>17. Hanna: Ich stimme zu. Aber vereinbaren wir klare Spielregeln: Herr Kowalski spricht für sich. Sie sind Zeuge, nicht Vertreter. Und wir schreiben direkt danach ein Gedächtnisprotokoll.</w:t>
       </w:r>
     </w:p>
     <w:p>
@@ -3101,7 +5243,7 @@
           <w:i w:val="0"/>
           <w:sz w:val="22"/>
         </w:rPr>
-        <w:t>11. Jonas: Das Treffen findet am nächsten Freitag in einem Café an der Warschauer Straße statt. Voss kommt allein, in einem grauen Mantel, mit einem Gesicht, das aussieht, als hätte es eine Weile nicht geschlafen.</w:t>
+        <w:t>18. Jonas: Das Treffen findet am nächsten Freitag in einem Café an der Warschauer Straße statt. Voss kommt allein, in einem grauen Mantel, mit einem Gesicht, das aussieht, als hätte es eine Weile nicht geschlafen.</w:t>
       </w:r>
     </w:p>
     <w:p>
@@ -3407,7 +5549,7 @@
           <w:i w:val="0"/>
           <w:sz w:val="22"/>
         </w:rPr>
-        <w:t>12. Voss: Herr Kowalski. Ich danke Ihnen, dass Sie gekommen sind. Ich habe nicht damit gerechnet.</w:t>
+        <w:t>19. Voss: Herr Kowalski. Ich danke Ihnen, dass Sie gekommen sind. Ich habe nicht damit gerechnet.</w:t>
       </w:r>
     </w:p>
     <w:p>
@@ -3713,7 +5855,7 @@
           <w:i w:val="0"/>
           <w:sz w:val="22"/>
         </w:rPr>
-        <w:t>13. Piotr: Ich auch nicht. Ich habe nicht damit gerechnet, dass ich nach vier Jahren meinen früheren Chef an einem Tisch wiedersehe. Setzen Sie sich.</w:t>
+        <w:t>20. Piotr: Ich auch nicht. Ich habe nicht damit gerechnet, dass ich nach vier Jahren meinen früheren Chef an einem Tisch wiedersehe. Setzen Sie sich.</w:t>
       </w:r>
     </w:p>
     <w:p>
@@ -4019,7 +6161,7 @@
           <w:i w:val="0"/>
           <w:sz w:val="22"/>
         </w:rPr>
-        <w:t>14. Voss: Ich werde nicht lange um den heißen Brei reden. Ich habe in den letzten Wochen Nachrichten gelesen, die mir den Schlaf geraubt haben. Dietrichs Aussage. Roths Verfahren. Sie.</w:t>
+        <w:t>21. Voss: Ich werde nicht lange um den heißen Brei reden. Ich habe in den letzten Wochen Nachrichten gelesen, die mir den Schlaf geraubt haben. Dietrichs Aussage. Roths Verfahren. Sie.</w:t>
       </w:r>
     </w:p>
     <w:p>
@@ -4325,7 +6467,7 @@
           <w:i w:val="0"/>
           <w:sz w:val="22"/>
         </w:rPr>
-        <w:t>15. Voss: Ich war damals überzeugt, dass ein Unfall ein Unfall ist, nicht mehr und nicht weniger. Dass Sie fielen, weil ein Geländer fehlte, wollte ich nicht hören.</w:t>
+        <w:t>22. Voss: Ich war damals überzeugt, dass ein Unfall ein Unfall ist, nicht mehr und nicht weniger. Dass Sie fielen, weil ein Geländer fehlte, wollte ich nicht hören.</w:t>
       </w:r>
     </w:p>
     <w:p>
@@ -4631,7 +6773,7 @@
           <w:i w:val="0"/>
           <w:sz w:val="22"/>
         </w:rPr>
-        <w:t>16. Piotr: Und heute? Was wollen Sie heute hören?</w:t>
+        <w:t>23. Piotr: Und heute? Was wollen Sie heute hören?</w:t>
       </w:r>
     </w:p>
     <w:p>
@@ -4937,7 +7079,7 @@
           <w:i w:val="0"/>
           <w:sz w:val="22"/>
         </w:rPr>
-        <w:t>17. Voss: Die Wahrheit. Ich will, dass Sie mir sagen, wie es war. Wie es in den Jahren seitdem war. Ich habe das nie gefragt.</w:t>
+        <w:t>24. Voss: Die Wahrheit. Ich will, dass Sie mir sagen, wie es war. Wie es in den Jahren seitdem war. Ich habe das nie gefragt.</w:t>
       </w:r>
     </w:p>
     <w:p>
@@ -5243,7 +7385,7 @@
           <w:i w:val="0"/>
           <w:sz w:val="22"/>
         </w:rPr>
-        <w:t>18. Jonas: Ich halte den Atem an. Ich habe versprochen, nichts zu sagen. Aber ich sehe, wie Piotr langsam die Hände auf den Tisch legt und tief einatmet.</w:t>
+        <w:t>25. Jonas: Ich halte den Atem an. Ich habe versprochen, nichts zu sagen. Aber ich sehe, wie Piotr langsam die Hände auf den Tisch legt und tief einatmet.</w:t>
       </w:r>
     </w:p>
     <w:p>
@@ -5549,7 +7691,7 @@
           <w:i w:val="0"/>
           <w:sz w:val="22"/>
         </w:rPr>
-        <w:t>19. Piotr: Es war zwei Jahre Schmerz, danach zwei Jahre Zorn. Meine Frau ist in dieser Zeit gestorben. Ich konnte nicht mit ihr gehen, weil ich auf Krücken stand.</w:t>
+        <w:t>26. Piotr: Es war zwei Jahre Schmerz, danach zwei Jahre Zorn. Meine Frau ist in dieser Zeit gestorben. Ich konnte nicht mit ihr gehen, weil ich auf Krücken stand.</w:t>
       </w:r>
     </w:p>
     <w:p>
@@ -5855,7 +7997,7 @@
           <w:i w:val="0"/>
           <w:sz w:val="22"/>
         </w:rPr>
-        <w:t>20. Voss: Das wusste ich nicht. Das ... tut mir unendlich leid. Ich werde Ihnen das nicht ersparen können, aber ich möchte es ernst nehmen.</w:t>
+        <w:t>27. Voss: Das wusste ich nicht. Das ... tut mir unendlich leid. Ich werde Ihnen das nicht ersparen können, aber ich möchte es ernst nehmen.</w:t>
       </w:r>
     </w:p>
     <w:p>
@@ -6161,7 +8303,7 @@
           <w:i w:val="0"/>
           <w:sz w:val="22"/>
         </w:rPr>
-        <w:t>21. Piotr: Ich möchte nichts, was Sie mir ersparen können. Ich möchte, dass Sie zugeben, was Sie getan haben. Öffentlich. Vor dem Gericht und vor Ihren Mitarbeitern.</w:t>
+        <w:t>28. Piotr: Ich möchte nichts, was Sie mir ersparen können. Ich möchte, dass Sie zugeben, was Sie getan haben. Öffentlich. Vor dem Gericht und vor Ihren Mitarbeitern.</w:t>
       </w:r>
     </w:p>
     <w:p>
@@ -6467,7 +8609,7 @@
           <w:i w:val="0"/>
           <w:sz w:val="22"/>
         </w:rPr>
-        <w:t>22. Voss: Das ist ... viel verlangt. Aber vielleicht nicht zu viel. Ich muss darüber nachdenken, und ich werde mich beraten lassen.</w:t>
+        <w:t>29. Voss: Das ist ... viel verlangt. Aber vielleicht nicht zu viel. Ich muss darüber nachdenken, und ich werde mich beraten lassen.</w:t>
       </w:r>
     </w:p>
     <w:p>
@@ -6773,7 +8915,7 @@
           <w:i w:val="0"/>
           <w:sz w:val="22"/>
         </w:rPr>
-        <w:t>23. Piotr: Ich gebe Ihnen vier Wochen. Danach sehen wir uns im Gerichtssaal, wenn wir uns nicht vorher einigen. Aber ich werde nicht mehr der Mann sein, der aus Verzweiflung unterschreibt.</w:t>
+        <w:t>30. Piotr: Ich gebe Ihnen vier Wochen. Danach sehen wir uns im Gerichtssaal, wenn wir uns nicht vorher einigen. Aber ich werde nicht mehr der Mann sein, der aus Verzweiflung unterschreibt.</w:t>
       </w:r>
     </w:p>
     <w:p>
@@ -7079,7 +9221,7 @@
           <w:i w:val="0"/>
           <w:sz w:val="22"/>
         </w:rPr>
-        <w:t>24. Jonas: Voss nickt langsam. Er steht auf, reicht Piotr die Hand. Piotr zögert einen Atemzug lang und ergreift sie dann. Es ist kein Versöhnungsgriff, aber auch keine Waffenruhe. Es ist ein Anfang.</w:t>
+        <w:t>31. Jonas: Voss nickt langsam. Er steht auf, reicht Piotr die Hand. Piotr zögert einen Atemzug lang und ergreift sie dann. Es ist kein Versöhnungsgriff, aber auch keine Waffenruhe. Es ist ein Anfang.</w:t>
       </w:r>
     </w:p>
     <w:p>
@@ -7363,6 +9505,2148 @@
                 <w:sz w:val="20"/>
               </w:rPr>
               <w:t>nickt, steht ... auf, reicht, zögert, ergreift, ist는 현재형입니다.</w:t>
+            </w:r>
+          </w:p>
+        </w:tc>
+      </w:tr>
+    </w:tbl>
+    <w:p>
+      <w:pPr>
+        <w:spacing w:after="0"/>
+      </w:pPr>
+    </w:p>
+    <w:p>
+      <w:pPr>
+        <w:keepNext/>
+        <w:spacing w:before="160"/>
+      </w:pPr>
+      <w:r>
+        <w:rPr>
+          <w:rFonts w:ascii="Arial" w:hAnsi="Arial" w:cs="Arial" w:eastAsia="Malgun Gothic"/>
+          <w:b/>
+          <w:i w:val="0"/>
+          <w:sz w:val="22"/>
+        </w:rPr>
+        <w:t>32. Jonas: Draußen auf der Warschauer Straße bleibt Piotr stehen und lehnt sich an eine Hauswand. Er atmet schwer, die Hände zittern, aber seine Augen sind klar.</w:t>
+      </w:r>
+    </w:p>
+    <w:p>
+      <w:pPr>
+        <w:keepNext/>
+        <w:ind w:left="340"/>
+      </w:pPr>
+      <w:r>
+        <w:rPr>
+          <w:rFonts w:ascii="Malgun Gothic" w:hAnsi="Malgun Gothic" w:cs="Malgun Gothic" w:eastAsia="Malgun Gothic"/>
+          <w:b w:val="0"/>
+          <w:i/>
+          <w:color w:val="404040"/>
+          <w:sz w:val="20"/>
+        </w:rPr>
+        <w:t>바르샤우어 거리 밖에서 피오트르가 멈춰 서서 건물 벽에 기댄다. 숨을 거칠게 쉬고 손은 떨리지만 눈은 맑다.</w:t>
+      </w:r>
+    </w:p>
+    <w:tbl>
+      <w:tblPr>
+        <w:tblW w:type="auto" w:w="0"/>
+        <w:tblLayout w:type="fixed"/>
+        <w:tblLook w:firstColumn="1" w:firstRow="1" w:lastColumn="0" w:lastRow="0" w:noHBand="0" w:noVBand="1" w:val="04A0"/>
+      </w:tblPr>
+      <w:tblGrid>
+        <w:gridCol w:w="4819"/>
+        <w:gridCol w:w="4819"/>
+      </w:tblGrid>
+      <w:tr>
+        <w:tc>
+          <w:tcPr>
+            <w:tcW w:type="dxa" w:w="1500"/>
+            <w:tcBorders>
+              <w:top w:val="single" w:color="BFBFBF" w:sz="4"/>
+              <w:left w:val="single" w:color="BFBFBF" w:sz="4"/>
+              <w:bottom w:val="single" w:color="BFBFBF" w:sz="4"/>
+              <w:right w:val="single" w:color="BFBFBF" w:sz="4"/>
+            </w:tcBorders>
+            <w:shd w:fill="DEEAF6" w:color="auto" w:val="clear"/>
+          </w:tcPr>
+          <w:p>
+            <w:r>
+              <w:rPr>
+                <w:rFonts w:ascii="Malgun Gothic" w:hAnsi="Malgun Gothic" w:cs="Malgun Gothic" w:eastAsia="Malgun Gothic"/>
+                <w:b/>
+                <w:i w:val="0"/>
+                <w:color w:val="1F3864"/>
+                <w:sz w:val="20"/>
+              </w:rPr>
+              <w:t>주요 단어</w:t>
+            </w:r>
+          </w:p>
+        </w:tc>
+        <w:tc>
+          <w:tcPr>
+            <w:tcW w:type="dxa" w:w="8138"/>
+            <w:tcBorders>
+              <w:top w:val="single" w:color="BFBFBF" w:sz="4"/>
+              <w:left w:val="single" w:color="BFBFBF" w:sz="4"/>
+              <w:bottom w:val="single" w:color="BFBFBF" w:sz="4"/>
+              <w:right w:val="single" w:color="BFBFBF" w:sz="4"/>
+            </w:tcBorders>
+          </w:tcPr>
+          <w:p>
+            <w:pPr>
+              <w:spacing w:after="40"/>
+            </w:pPr>
+            <w:r>
+              <w:rPr>
+                <w:rFonts w:ascii="Arial" w:hAnsi="Arial" w:cs="Arial" w:eastAsia="Malgun Gothic"/>
+                <w:b/>
+                <w:i w:val="0"/>
+                <w:sz w:val="20"/>
+              </w:rPr>
+              <w:t>sich lehnen</w:t>
+            </w:r>
+            <w:r>
+              <w:rPr>
+                <w:rFonts w:ascii="Malgun Gothic" w:hAnsi="Malgun Gothic" w:cs="Malgun Gothic" w:eastAsia="Malgun Gothic"/>
+                <w:b w:val="0"/>
+                <w:i w:val="0"/>
+                <w:sz w:val="20"/>
+              </w:rPr>
+              <w:t xml:space="preserve">  —  기대다</w:t>
+            </w:r>
+          </w:p>
+          <w:p>
+            <w:pPr>
+              <w:spacing w:after="40"/>
+            </w:pPr>
+            <w:r>
+              <w:rPr>
+                <w:rFonts w:ascii="Arial" w:hAnsi="Arial" w:cs="Arial" w:eastAsia="Malgun Gothic"/>
+                <w:b/>
+                <w:i w:val="0"/>
+                <w:sz w:val="20"/>
+              </w:rPr>
+              <w:t>schwer atmen</w:t>
+            </w:r>
+            <w:r>
+              <w:rPr>
+                <w:rFonts w:ascii="Malgun Gothic" w:hAnsi="Malgun Gothic" w:cs="Malgun Gothic" w:eastAsia="Malgun Gothic"/>
+                <w:b w:val="0"/>
+                <w:i w:val="0"/>
+                <w:sz w:val="20"/>
+              </w:rPr>
+              <w:t xml:space="preserve">  —  숨을 거칠게 쉬다</w:t>
+            </w:r>
+          </w:p>
+          <w:p>
+            <w:pPr>
+              <w:spacing w:after="40"/>
+            </w:pPr>
+            <w:r>
+              <w:rPr>
+                <w:rFonts w:ascii="Arial" w:hAnsi="Arial" w:cs="Arial" w:eastAsia="Malgun Gothic"/>
+                <w:b/>
+                <w:i w:val="0"/>
+                <w:sz w:val="20"/>
+              </w:rPr>
+              <w:t>klar</w:t>
+            </w:r>
+            <w:r>
+              <w:rPr>
+                <w:rFonts w:ascii="Malgun Gothic" w:hAnsi="Malgun Gothic" w:cs="Malgun Gothic" w:eastAsia="Malgun Gothic"/>
+                <w:b w:val="0"/>
+                <w:i w:val="0"/>
+                <w:sz w:val="20"/>
+              </w:rPr>
+              <w:t xml:space="preserve">  —  맑은</w:t>
+            </w:r>
+          </w:p>
+        </w:tc>
+      </w:tr>
+      <w:tr>
+        <w:tc>
+          <w:tcPr>
+            <w:tcW w:type="dxa" w:w="1500"/>
+            <w:tcBorders>
+              <w:top w:val="single" w:color="BFBFBF" w:sz="4"/>
+              <w:left w:val="single" w:color="BFBFBF" w:sz="4"/>
+              <w:bottom w:val="single" w:color="BFBFBF" w:sz="4"/>
+              <w:right w:val="single" w:color="BFBFBF" w:sz="4"/>
+            </w:tcBorders>
+            <w:shd w:fill="DEEAF6" w:color="auto" w:val="clear"/>
+          </w:tcPr>
+          <w:p>
+            <w:r>
+              <w:rPr>
+                <w:rFonts w:ascii="Malgun Gothic" w:hAnsi="Malgun Gothic" w:cs="Malgun Gothic" w:eastAsia="Malgun Gothic"/>
+                <w:b/>
+                <w:i w:val="0"/>
+                <w:color w:val="1F3864"/>
+                <w:sz w:val="20"/>
+              </w:rPr>
+              <w:t>문법</w:t>
+            </w:r>
+          </w:p>
+        </w:tc>
+        <w:tc>
+          <w:tcPr>
+            <w:tcW w:type="dxa" w:w="8138"/>
+            <w:tcBorders>
+              <w:top w:val="single" w:color="BFBFBF" w:sz="4"/>
+              <w:left w:val="single" w:color="BFBFBF" w:sz="4"/>
+              <w:bottom w:val="single" w:color="BFBFBF" w:sz="4"/>
+              <w:right w:val="single" w:color="BFBFBF" w:sz="4"/>
+            </w:tcBorders>
+          </w:tcPr>
+          <w:p>
+            <w:pPr>
+              <w:spacing w:after="40"/>
+            </w:pPr>
+            <w:r>
+              <w:rPr>
+                <w:rFonts w:ascii="Malgun Gothic" w:hAnsi="Malgun Gothic" w:cs="Malgun Gothic" w:eastAsia="Malgun Gothic"/>
+                <w:b w:val="0"/>
+                <w:i w:val="0"/>
+                <w:sz w:val="20"/>
+              </w:rPr>
+              <w:t>bleibt ... stehen은 stehen bleiben의 분리 형태이고 lehnt sich an ...은 재귀 구문입니다. Er atmet schwer, die Hände zittern, aber ...는 병렬 문장입니다.</w:t>
+            </w:r>
+          </w:p>
+        </w:tc>
+      </w:tr>
+      <w:tr>
+        <w:tc>
+          <w:tcPr>
+            <w:tcW w:type="dxa" w:w="1500"/>
+            <w:tcBorders>
+              <w:top w:val="single" w:color="BFBFBF" w:sz="4"/>
+              <w:left w:val="single" w:color="BFBFBF" w:sz="4"/>
+              <w:bottom w:val="single" w:color="BFBFBF" w:sz="4"/>
+              <w:right w:val="single" w:color="BFBFBF" w:sz="4"/>
+            </w:tcBorders>
+            <w:shd w:fill="DEEAF6" w:color="auto" w:val="clear"/>
+          </w:tcPr>
+          <w:p>
+            <w:r>
+              <w:rPr>
+                <w:rFonts w:ascii="Malgun Gothic" w:hAnsi="Malgun Gothic" w:cs="Malgun Gothic" w:eastAsia="Malgun Gothic"/>
+                <w:b/>
+                <w:i w:val="0"/>
+                <w:color w:val="1F3864"/>
+                <w:sz w:val="20"/>
+              </w:rPr>
+              <w:t>표현</w:t>
+            </w:r>
+          </w:p>
+        </w:tc>
+        <w:tc>
+          <w:tcPr>
+            <w:tcW w:type="dxa" w:w="8138"/>
+            <w:tcBorders>
+              <w:top w:val="single" w:color="BFBFBF" w:sz="4"/>
+              <w:left w:val="single" w:color="BFBFBF" w:sz="4"/>
+              <w:bottom w:val="single" w:color="BFBFBF" w:sz="4"/>
+              <w:right w:val="single" w:color="BFBFBF" w:sz="4"/>
+            </w:tcBorders>
+          </w:tcPr>
+          <w:p>
+            <w:pPr>
+              <w:spacing w:after="40"/>
+            </w:pPr>
+            <w:r>
+              <w:rPr>
+                <w:rFonts w:ascii="Malgun Gothic" w:hAnsi="Malgun Gothic" w:cs="Malgun Gothic" w:eastAsia="Malgun Gothic"/>
+                <w:b w:val="0"/>
+                <w:i w:val="0"/>
+                <w:sz w:val="20"/>
+              </w:rPr>
+              <w:t>Draußen auf der Warschauer Straße는 장소 부사구입니다.</w:t>
+            </w:r>
+          </w:p>
+        </w:tc>
+      </w:tr>
+      <w:tr>
+        <w:tc>
+          <w:tcPr>
+            <w:tcW w:type="dxa" w:w="1500"/>
+            <w:tcBorders>
+              <w:top w:val="single" w:color="BFBFBF" w:sz="4"/>
+              <w:left w:val="single" w:color="BFBFBF" w:sz="4"/>
+              <w:bottom w:val="single" w:color="BFBFBF" w:sz="4"/>
+              <w:right w:val="single" w:color="BFBFBF" w:sz="4"/>
+            </w:tcBorders>
+            <w:shd w:fill="DEEAF6" w:color="auto" w:val="clear"/>
+          </w:tcPr>
+          <w:p>
+            <w:r>
+              <w:rPr>
+                <w:rFonts w:ascii="Malgun Gothic" w:hAnsi="Malgun Gothic" w:cs="Malgun Gothic" w:eastAsia="Malgun Gothic"/>
+                <w:b/>
+                <w:i w:val="0"/>
+                <w:color w:val="1F3864"/>
+                <w:sz w:val="20"/>
+              </w:rPr>
+              <w:t>시제</w:t>
+            </w:r>
+          </w:p>
+        </w:tc>
+        <w:tc>
+          <w:tcPr>
+            <w:tcW w:type="dxa" w:w="8138"/>
+            <w:tcBorders>
+              <w:top w:val="single" w:color="BFBFBF" w:sz="4"/>
+              <w:left w:val="single" w:color="BFBFBF" w:sz="4"/>
+              <w:bottom w:val="single" w:color="BFBFBF" w:sz="4"/>
+              <w:right w:val="single" w:color="BFBFBF" w:sz="4"/>
+            </w:tcBorders>
+          </w:tcPr>
+          <w:p>
+            <w:pPr>
+              <w:spacing w:after="40"/>
+            </w:pPr>
+            <w:r>
+              <w:rPr>
+                <w:rFonts w:ascii="Malgun Gothic" w:hAnsi="Malgun Gothic" w:cs="Malgun Gothic" w:eastAsia="Malgun Gothic"/>
+                <w:b w:val="0"/>
+                <w:i w:val="0"/>
+                <w:sz w:val="20"/>
+              </w:rPr>
+              <w:t>bleibt ... stehen, lehnt, atmet, zittern, sind는 현재형입니다.</w:t>
+            </w:r>
+          </w:p>
+        </w:tc>
+      </w:tr>
+    </w:tbl>
+    <w:p>
+      <w:pPr>
+        <w:spacing w:after="0"/>
+      </w:pPr>
+    </w:p>
+    <w:p>
+      <w:pPr>
+        <w:keepNext/>
+        <w:spacing w:before="160"/>
+      </w:pPr>
+      <w:r>
+        <w:rPr>
+          <w:rFonts w:ascii="Arial" w:hAnsi="Arial" w:cs="Arial" w:eastAsia="Malgun Gothic"/>
+          <w:b/>
+          <w:i w:val="0"/>
+          <w:sz w:val="22"/>
+        </w:rPr>
+        <w:t>33. Piotr: Ich habe es getan. Ich habe ihm in die Augen gesehen. Und weißt du, was ich gedacht habe? Er ist auch nur ein Mensch. Ein müder, ängstlicher Mensch.</w:t>
+      </w:r>
+    </w:p>
+    <w:p>
+      <w:pPr>
+        <w:keepNext/>
+        <w:ind w:left="340"/>
+      </w:pPr>
+      <w:r>
+        <w:rPr>
+          <w:rFonts w:ascii="Malgun Gothic" w:hAnsi="Malgun Gothic" w:cs="Malgun Gothic" w:eastAsia="Malgun Gothic"/>
+          <w:b w:val="0"/>
+          <w:i/>
+          <w:color w:val="404040"/>
+          <w:sz w:val="20"/>
+        </w:rPr>
+        <w:t>해냈어요. 그의 눈을 똑바로 봤습니다. 그리고 제가 무슨 생각을 했는지 아세요? 그 사람도 그저 사람이더군요. 지친 겁 많은 사람이요.</w:t>
+      </w:r>
+    </w:p>
+    <w:tbl>
+      <w:tblPr>
+        <w:tblW w:type="auto" w:w="0"/>
+        <w:tblLayout w:type="fixed"/>
+        <w:tblLook w:firstColumn="1" w:firstRow="1" w:lastColumn="0" w:lastRow="0" w:noHBand="0" w:noVBand="1" w:val="04A0"/>
+      </w:tblPr>
+      <w:tblGrid>
+        <w:gridCol w:w="4819"/>
+        <w:gridCol w:w="4819"/>
+      </w:tblGrid>
+      <w:tr>
+        <w:tc>
+          <w:tcPr>
+            <w:tcW w:type="dxa" w:w="1500"/>
+            <w:tcBorders>
+              <w:top w:val="single" w:color="BFBFBF" w:sz="4"/>
+              <w:left w:val="single" w:color="BFBFBF" w:sz="4"/>
+              <w:bottom w:val="single" w:color="BFBFBF" w:sz="4"/>
+              <w:right w:val="single" w:color="BFBFBF" w:sz="4"/>
+            </w:tcBorders>
+            <w:shd w:fill="DEEAF6" w:color="auto" w:val="clear"/>
+          </w:tcPr>
+          <w:p>
+            <w:r>
+              <w:rPr>
+                <w:rFonts w:ascii="Malgun Gothic" w:hAnsi="Malgun Gothic" w:cs="Malgun Gothic" w:eastAsia="Malgun Gothic"/>
+                <w:b/>
+                <w:i w:val="0"/>
+                <w:color w:val="1F3864"/>
+                <w:sz w:val="20"/>
+              </w:rPr>
+              <w:t>주요 단어</w:t>
+            </w:r>
+          </w:p>
+        </w:tc>
+        <w:tc>
+          <w:tcPr>
+            <w:tcW w:type="dxa" w:w="8138"/>
+            <w:tcBorders>
+              <w:top w:val="single" w:color="BFBFBF" w:sz="4"/>
+              <w:left w:val="single" w:color="BFBFBF" w:sz="4"/>
+              <w:bottom w:val="single" w:color="BFBFBF" w:sz="4"/>
+              <w:right w:val="single" w:color="BFBFBF" w:sz="4"/>
+            </w:tcBorders>
+          </w:tcPr>
+          <w:p>
+            <w:pPr>
+              <w:spacing w:after="40"/>
+            </w:pPr>
+            <w:r>
+              <w:rPr>
+                <w:rFonts w:ascii="Arial" w:hAnsi="Arial" w:cs="Arial" w:eastAsia="Malgun Gothic"/>
+                <w:b/>
+                <w:i w:val="0"/>
+                <w:sz w:val="20"/>
+              </w:rPr>
+              <w:t>ängstlich</w:t>
+            </w:r>
+            <w:r>
+              <w:rPr>
+                <w:rFonts w:ascii="Malgun Gothic" w:hAnsi="Malgun Gothic" w:cs="Malgun Gothic" w:eastAsia="Malgun Gothic"/>
+                <w:b w:val="0"/>
+                <w:i w:val="0"/>
+                <w:sz w:val="20"/>
+              </w:rPr>
+              <w:t xml:space="preserve">  —  겁 많은</w:t>
+            </w:r>
+          </w:p>
+          <w:p>
+            <w:pPr>
+              <w:spacing w:after="40"/>
+            </w:pPr>
+            <w:r>
+              <w:rPr>
+                <w:rFonts w:ascii="Arial" w:hAnsi="Arial" w:cs="Arial" w:eastAsia="Malgun Gothic"/>
+                <w:b/>
+                <w:i w:val="0"/>
+                <w:sz w:val="20"/>
+              </w:rPr>
+              <w:t>müde</w:t>
+            </w:r>
+            <w:r>
+              <w:rPr>
+                <w:rFonts w:ascii="Malgun Gothic" w:hAnsi="Malgun Gothic" w:cs="Malgun Gothic" w:eastAsia="Malgun Gothic"/>
+                <w:b w:val="0"/>
+                <w:i w:val="0"/>
+                <w:sz w:val="20"/>
+              </w:rPr>
+              <w:t xml:space="preserve">  —  지친</w:t>
+            </w:r>
+          </w:p>
+          <w:p>
+            <w:pPr>
+              <w:spacing w:after="40"/>
+            </w:pPr>
+            <w:r>
+              <w:rPr>
+                <w:rFonts w:ascii="Arial" w:hAnsi="Arial" w:cs="Arial" w:eastAsia="Malgun Gothic"/>
+                <w:b/>
+                <w:i w:val="0"/>
+                <w:sz w:val="20"/>
+              </w:rPr>
+              <w:t>in die Augen sehen</w:t>
+            </w:r>
+            <w:r>
+              <w:rPr>
+                <w:rFonts w:ascii="Malgun Gothic" w:hAnsi="Malgun Gothic" w:cs="Malgun Gothic" w:eastAsia="Malgun Gothic"/>
+                <w:b w:val="0"/>
+                <w:i w:val="0"/>
+                <w:sz w:val="20"/>
+              </w:rPr>
+              <w:t xml:space="preserve">  —  눈을 똑바로 보다</w:t>
+            </w:r>
+          </w:p>
+        </w:tc>
+      </w:tr>
+      <w:tr>
+        <w:tc>
+          <w:tcPr>
+            <w:tcW w:type="dxa" w:w="1500"/>
+            <w:tcBorders>
+              <w:top w:val="single" w:color="BFBFBF" w:sz="4"/>
+              <w:left w:val="single" w:color="BFBFBF" w:sz="4"/>
+              <w:bottom w:val="single" w:color="BFBFBF" w:sz="4"/>
+              <w:right w:val="single" w:color="BFBFBF" w:sz="4"/>
+            </w:tcBorders>
+            <w:shd w:fill="DEEAF6" w:color="auto" w:val="clear"/>
+          </w:tcPr>
+          <w:p>
+            <w:r>
+              <w:rPr>
+                <w:rFonts w:ascii="Malgun Gothic" w:hAnsi="Malgun Gothic" w:cs="Malgun Gothic" w:eastAsia="Malgun Gothic"/>
+                <w:b/>
+                <w:i w:val="0"/>
+                <w:color w:val="1F3864"/>
+                <w:sz w:val="20"/>
+              </w:rPr>
+              <w:t>문법</w:t>
+            </w:r>
+          </w:p>
+        </w:tc>
+        <w:tc>
+          <w:tcPr>
+            <w:tcW w:type="dxa" w:w="8138"/>
+            <w:tcBorders>
+              <w:top w:val="single" w:color="BFBFBF" w:sz="4"/>
+              <w:left w:val="single" w:color="BFBFBF" w:sz="4"/>
+              <w:bottom w:val="single" w:color="BFBFBF" w:sz="4"/>
+              <w:right w:val="single" w:color="BFBFBF" w:sz="4"/>
+            </w:tcBorders>
+          </w:tcPr>
+          <w:p>
+            <w:pPr>
+              <w:spacing w:after="40"/>
+            </w:pPr>
+            <w:r>
+              <w:rPr>
+                <w:rFonts w:ascii="Malgun Gothic" w:hAnsi="Malgun Gothic" w:cs="Malgun Gothic" w:eastAsia="Malgun Gothic"/>
+                <w:b w:val="0"/>
+                <w:i w:val="0"/>
+                <w:sz w:val="20"/>
+              </w:rPr>
+              <w:t>Ich habe es getan과 Ich habe ihm in die Augen gesehen은 현재완료입니다. weißt du, was ich gedacht habe?에서 was절이 쓰입니다.</w:t>
+            </w:r>
+          </w:p>
+        </w:tc>
+      </w:tr>
+      <w:tr>
+        <w:tc>
+          <w:tcPr>
+            <w:tcW w:type="dxa" w:w="1500"/>
+            <w:tcBorders>
+              <w:top w:val="single" w:color="BFBFBF" w:sz="4"/>
+              <w:left w:val="single" w:color="BFBFBF" w:sz="4"/>
+              <w:bottom w:val="single" w:color="BFBFBF" w:sz="4"/>
+              <w:right w:val="single" w:color="BFBFBF" w:sz="4"/>
+            </w:tcBorders>
+            <w:shd w:fill="DEEAF6" w:color="auto" w:val="clear"/>
+          </w:tcPr>
+          <w:p>
+            <w:r>
+              <w:rPr>
+                <w:rFonts w:ascii="Malgun Gothic" w:hAnsi="Malgun Gothic" w:cs="Malgun Gothic" w:eastAsia="Malgun Gothic"/>
+                <w:b/>
+                <w:i w:val="0"/>
+                <w:color w:val="1F3864"/>
+                <w:sz w:val="20"/>
+              </w:rPr>
+              <w:t>표현</w:t>
+            </w:r>
+          </w:p>
+        </w:tc>
+        <w:tc>
+          <w:tcPr>
+            <w:tcW w:type="dxa" w:w="8138"/>
+            <w:tcBorders>
+              <w:top w:val="single" w:color="BFBFBF" w:sz="4"/>
+              <w:left w:val="single" w:color="BFBFBF" w:sz="4"/>
+              <w:bottom w:val="single" w:color="BFBFBF" w:sz="4"/>
+              <w:right w:val="single" w:color="BFBFBF" w:sz="4"/>
+            </w:tcBorders>
+          </w:tcPr>
+          <w:p>
+            <w:pPr>
+              <w:spacing w:after="40"/>
+            </w:pPr>
+            <w:r>
+              <w:rPr>
+                <w:rFonts w:ascii="Malgun Gothic" w:hAnsi="Malgun Gothic" w:cs="Malgun Gothic" w:eastAsia="Malgun Gothic"/>
+                <w:b w:val="0"/>
+                <w:i w:val="0"/>
+                <w:sz w:val="20"/>
+              </w:rPr>
+              <w:t>auch nur ein Mensch는 그도 결국 사람이라는 표현입니다.</w:t>
+            </w:r>
+          </w:p>
+        </w:tc>
+      </w:tr>
+      <w:tr>
+        <w:tc>
+          <w:tcPr>
+            <w:tcW w:type="dxa" w:w="1500"/>
+            <w:tcBorders>
+              <w:top w:val="single" w:color="BFBFBF" w:sz="4"/>
+              <w:left w:val="single" w:color="BFBFBF" w:sz="4"/>
+              <w:bottom w:val="single" w:color="BFBFBF" w:sz="4"/>
+              <w:right w:val="single" w:color="BFBFBF" w:sz="4"/>
+            </w:tcBorders>
+            <w:shd w:fill="DEEAF6" w:color="auto" w:val="clear"/>
+          </w:tcPr>
+          <w:p>
+            <w:r>
+              <w:rPr>
+                <w:rFonts w:ascii="Malgun Gothic" w:hAnsi="Malgun Gothic" w:cs="Malgun Gothic" w:eastAsia="Malgun Gothic"/>
+                <w:b/>
+                <w:i w:val="0"/>
+                <w:color w:val="1F3864"/>
+                <w:sz w:val="20"/>
+              </w:rPr>
+              <w:t>시제</w:t>
+            </w:r>
+          </w:p>
+        </w:tc>
+        <w:tc>
+          <w:tcPr>
+            <w:tcW w:type="dxa" w:w="8138"/>
+            <w:tcBorders>
+              <w:top w:val="single" w:color="BFBFBF" w:sz="4"/>
+              <w:left w:val="single" w:color="BFBFBF" w:sz="4"/>
+              <w:bottom w:val="single" w:color="BFBFBF" w:sz="4"/>
+              <w:right w:val="single" w:color="BFBFBF" w:sz="4"/>
+            </w:tcBorders>
+          </w:tcPr>
+          <w:p>
+            <w:pPr>
+              <w:spacing w:after="40"/>
+            </w:pPr>
+            <w:r>
+              <w:rPr>
+                <w:rFonts w:ascii="Malgun Gothic" w:hAnsi="Malgun Gothic" w:cs="Malgun Gothic" w:eastAsia="Malgun Gothic"/>
+                <w:b w:val="0"/>
+                <w:i w:val="0"/>
+                <w:sz w:val="20"/>
+              </w:rPr>
+              <w:t>habe ... getan, ... gesehen, ... gedacht는 현재완료이고 weißt, ist는 현재형입니다.</w:t>
+            </w:r>
+          </w:p>
+        </w:tc>
+      </w:tr>
+    </w:tbl>
+    <w:p>
+      <w:pPr>
+        <w:spacing w:after="0"/>
+      </w:pPr>
+    </w:p>
+    <w:p>
+      <w:pPr>
+        <w:keepNext/>
+        <w:spacing w:before="160"/>
+      </w:pPr>
+      <w:r>
+        <w:rPr>
+          <w:rFonts w:ascii="Arial" w:hAnsi="Arial" w:cs="Arial" w:eastAsia="Malgun Gothic"/>
+          <w:b/>
+          <w:i w:val="0"/>
+          <w:sz w:val="22"/>
+        </w:rPr>
+        <w:t>34. Hanna: Das ist die wichtigste Erkenntnis in einem Verfahren: dass auf der anderen Seite Menschen sitzen. Wer das vergisst, verliert die Würde, ganz gleich, ob er gewinnt.</w:t>
+      </w:r>
+    </w:p>
+    <w:p>
+      <w:pPr>
+        <w:keepNext/>
+        <w:ind w:left="340"/>
+      </w:pPr>
+      <w:r>
+        <w:rPr>
+          <w:rFonts w:ascii="Malgun Gothic" w:hAnsi="Malgun Gothic" w:cs="Malgun Gothic" w:eastAsia="Malgun Gothic"/>
+          <w:b w:val="0"/>
+          <w:i/>
+          <w:color w:val="404040"/>
+          <w:sz w:val="20"/>
+        </w:rPr>
+        <w:t>소송에서 가장 중요한 깨달음이에요. 상대편에도 사람이 앉아 있다는 것. 이걸 잊는 사람은 이기더라도 존엄을 잃습니다.</w:t>
+      </w:r>
+    </w:p>
+    <w:tbl>
+      <w:tblPr>
+        <w:tblW w:type="auto" w:w="0"/>
+        <w:tblLayout w:type="fixed"/>
+        <w:tblLook w:firstColumn="1" w:firstRow="1" w:lastColumn="0" w:lastRow="0" w:noHBand="0" w:noVBand="1" w:val="04A0"/>
+      </w:tblPr>
+      <w:tblGrid>
+        <w:gridCol w:w="4819"/>
+        <w:gridCol w:w="4819"/>
+      </w:tblGrid>
+      <w:tr>
+        <w:tc>
+          <w:tcPr>
+            <w:tcW w:type="dxa" w:w="1500"/>
+            <w:tcBorders>
+              <w:top w:val="single" w:color="BFBFBF" w:sz="4"/>
+              <w:left w:val="single" w:color="BFBFBF" w:sz="4"/>
+              <w:bottom w:val="single" w:color="BFBFBF" w:sz="4"/>
+              <w:right w:val="single" w:color="BFBFBF" w:sz="4"/>
+            </w:tcBorders>
+            <w:shd w:fill="DEEAF6" w:color="auto" w:val="clear"/>
+          </w:tcPr>
+          <w:p>
+            <w:r>
+              <w:rPr>
+                <w:rFonts w:ascii="Malgun Gothic" w:hAnsi="Malgun Gothic" w:cs="Malgun Gothic" w:eastAsia="Malgun Gothic"/>
+                <w:b/>
+                <w:i w:val="0"/>
+                <w:color w:val="1F3864"/>
+                <w:sz w:val="20"/>
+              </w:rPr>
+              <w:t>주요 단어</w:t>
+            </w:r>
+          </w:p>
+        </w:tc>
+        <w:tc>
+          <w:tcPr>
+            <w:tcW w:type="dxa" w:w="8138"/>
+            <w:tcBorders>
+              <w:top w:val="single" w:color="BFBFBF" w:sz="4"/>
+              <w:left w:val="single" w:color="BFBFBF" w:sz="4"/>
+              <w:bottom w:val="single" w:color="BFBFBF" w:sz="4"/>
+              <w:right w:val="single" w:color="BFBFBF" w:sz="4"/>
+            </w:tcBorders>
+          </w:tcPr>
+          <w:p>
+            <w:pPr>
+              <w:spacing w:after="40"/>
+            </w:pPr>
+            <w:r>
+              <w:rPr>
+                <w:rFonts w:ascii="Arial" w:hAnsi="Arial" w:cs="Arial" w:eastAsia="Malgun Gothic"/>
+                <w:b/>
+                <w:i w:val="0"/>
+                <w:sz w:val="20"/>
+              </w:rPr>
+              <w:t>die Erkenntnis, -se</w:t>
+            </w:r>
+            <w:r>
+              <w:rPr>
+                <w:rFonts w:ascii="Malgun Gothic" w:hAnsi="Malgun Gothic" w:cs="Malgun Gothic" w:eastAsia="Malgun Gothic"/>
+                <w:b w:val="0"/>
+                <w:i w:val="0"/>
+                <w:sz w:val="20"/>
+              </w:rPr>
+              <w:t xml:space="preserve">  —  깨달음</w:t>
+            </w:r>
+          </w:p>
+          <w:p>
+            <w:pPr>
+              <w:spacing w:after="40"/>
+            </w:pPr>
+            <w:r>
+              <w:rPr>
+                <w:rFonts w:ascii="Arial" w:hAnsi="Arial" w:cs="Arial" w:eastAsia="Malgun Gothic"/>
+                <w:b/>
+                <w:i w:val="0"/>
+                <w:sz w:val="20"/>
+              </w:rPr>
+              <w:t>die Würde (단수)</w:t>
+            </w:r>
+            <w:r>
+              <w:rPr>
+                <w:rFonts w:ascii="Malgun Gothic" w:hAnsi="Malgun Gothic" w:cs="Malgun Gothic" w:eastAsia="Malgun Gothic"/>
+                <w:b w:val="0"/>
+                <w:i w:val="0"/>
+                <w:sz w:val="20"/>
+              </w:rPr>
+              <w:t xml:space="preserve">  —  존엄</w:t>
+            </w:r>
+          </w:p>
+          <w:p>
+            <w:pPr>
+              <w:spacing w:after="40"/>
+            </w:pPr>
+            <w:r>
+              <w:rPr>
+                <w:rFonts w:ascii="Arial" w:hAnsi="Arial" w:cs="Arial" w:eastAsia="Malgun Gothic"/>
+                <w:b/>
+                <w:i w:val="0"/>
+                <w:sz w:val="20"/>
+              </w:rPr>
+              <w:t>vergessen</w:t>
+            </w:r>
+            <w:r>
+              <w:rPr>
+                <w:rFonts w:ascii="Malgun Gothic" w:hAnsi="Malgun Gothic" w:cs="Malgun Gothic" w:eastAsia="Malgun Gothic"/>
+                <w:b w:val="0"/>
+                <w:i w:val="0"/>
+                <w:sz w:val="20"/>
+              </w:rPr>
+              <w:t xml:space="preserve">  —  잊다</w:t>
+            </w:r>
+          </w:p>
+        </w:tc>
+      </w:tr>
+      <w:tr>
+        <w:tc>
+          <w:tcPr>
+            <w:tcW w:type="dxa" w:w="1500"/>
+            <w:tcBorders>
+              <w:top w:val="single" w:color="BFBFBF" w:sz="4"/>
+              <w:left w:val="single" w:color="BFBFBF" w:sz="4"/>
+              <w:bottom w:val="single" w:color="BFBFBF" w:sz="4"/>
+              <w:right w:val="single" w:color="BFBFBF" w:sz="4"/>
+            </w:tcBorders>
+            <w:shd w:fill="DEEAF6" w:color="auto" w:val="clear"/>
+          </w:tcPr>
+          <w:p>
+            <w:r>
+              <w:rPr>
+                <w:rFonts w:ascii="Malgun Gothic" w:hAnsi="Malgun Gothic" w:cs="Malgun Gothic" w:eastAsia="Malgun Gothic"/>
+                <w:b/>
+                <w:i w:val="0"/>
+                <w:color w:val="1F3864"/>
+                <w:sz w:val="20"/>
+              </w:rPr>
+              <w:t>문법</w:t>
+            </w:r>
+          </w:p>
+        </w:tc>
+        <w:tc>
+          <w:tcPr>
+            <w:tcW w:type="dxa" w:w="8138"/>
+            <w:tcBorders>
+              <w:top w:val="single" w:color="BFBFBF" w:sz="4"/>
+              <w:left w:val="single" w:color="BFBFBF" w:sz="4"/>
+              <w:bottom w:val="single" w:color="BFBFBF" w:sz="4"/>
+              <w:right w:val="single" w:color="BFBFBF" w:sz="4"/>
+            </w:tcBorders>
+          </w:tcPr>
+          <w:p>
+            <w:pPr>
+              <w:spacing w:after="40"/>
+            </w:pPr>
+            <w:r>
+              <w:rPr>
+                <w:rFonts w:ascii="Malgun Gothic" w:hAnsi="Malgun Gothic" w:cs="Malgun Gothic" w:eastAsia="Malgun Gothic"/>
+                <w:b w:val="0"/>
+                <w:i w:val="0"/>
+                <w:sz w:val="20"/>
+              </w:rPr>
+              <w:t>dass auf der anderen Seite Menschen sitzen은 dass절입니다. Wer das vergisst, verliert die Würde에서 Wer절이 주어입니다.</w:t>
+            </w:r>
+          </w:p>
+        </w:tc>
+      </w:tr>
+      <w:tr>
+        <w:tc>
+          <w:tcPr>
+            <w:tcW w:type="dxa" w:w="1500"/>
+            <w:tcBorders>
+              <w:top w:val="single" w:color="BFBFBF" w:sz="4"/>
+              <w:left w:val="single" w:color="BFBFBF" w:sz="4"/>
+              <w:bottom w:val="single" w:color="BFBFBF" w:sz="4"/>
+              <w:right w:val="single" w:color="BFBFBF" w:sz="4"/>
+            </w:tcBorders>
+            <w:shd w:fill="DEEAF6" w:color="auto" w:val="clear"/>
+          </w:tcPr>
+          <w:p>
+            <w:r>
+              <w:rPr>
+                <w:rFonts w:ascii="Malgun Gothic" w:hAnsi="Malgun Gothic" w:cs="Malgun Gothic" w:eastAsia="Malgun Gothic"/>
+                <w:b/>
+                <w:i w:val="0"/>
+                <w:color w:val="1F3864"/>
+                <w:sz w:val="20"/>
+              </w:rPr>
+              <w:t>표현</w:t>
+            </w:r>
+          </w:p>
+        </w:tc>
+        <w:tc>
+          <w:tcPr>
+            <w:tcW w:type="dxa" w:w="8138"/>
+            <w:tcBorders>
+              <w:top w:val="single" w:color="BFBFBF" w:sz="4"/>
+              <w:left w:val="single" w:color="BFBFBF" w:sz="4"/>
+              <w:bottom w:val="single" w:color="BFBFBF" w:sz="4"/>
+              <w:right w:val="single" w:color="BFBFBF" w:sz="4"/>
+            </w:tcBorders>
+          </w:tcPr>
+          <w:p>
+            <w:pPr>
+              <w:spacing w:after="40"/>
+            </w:pPr>
+            <w:r>
+              <w:rPr>
+                <w:rFonts w:ascii="Malgun Gothic" w:hAnsi="Malgun Gothic" w:cs="Malgun Gothic" w:eastAsia="Malgun Gothic"/>
+                <w:b w:val="0"/>
+                <w:i w:val="0"/>
+                <w:sz w:val="20"/>
+              </w:rPr>
+              <w:t>ganz gleich, ob er gewinnt는 양보 표현입니다.</w:t>
+            </w:r>
+          </w:p>
+        </w:tc>
+      </w:tr>
+      <w:tr>
+        <w:tc>
+          <w:tcPr>
+            <w:tcW w:type="dxa" w:w="1500"/>
+            <w:tcBorders>
+              <w:top w:val="single" w:color="BFBFBF" w:sz="4"/>
+              <w:left w:val="single" w:color="BFBFBF" w:sz="4"/>
+              <w:bottom w:val="single" w:color="BFBFBF" w:sz="4"/>
+              <w:right w:val="single" w:color="BFBFBF" w:sz="4"/>
+            </w:tcBorders>
+            <w:shd w:fill="DEEAF6" w:color="auto" w:val="clear"/>
+          </w:tcPr>
+          <w:p>
+            <w:r>
+              <w:rPr>
+                <w:rFonts w:ascii="Malgun Gothic" w:hAnsi="Malgun Gothic" w:cs="Malgun Gothic" w:eastAsia="Malgun Gothic"/>
+                <w:b/>
+                <w:i w:val="0"/>
+                <w:color w:val="1F3864"/>
+                <w:sz w:val="20"/>
+              </w:rPr>
+              <w:t>시제</w:t>
+            </w:r>
+          </w:p>
+        </w:tc>
+        <w:tc>
+          <w:tcPr>
+            <w:tcW w:type="dxa" w:w="8138"/>
+            <w:tcBorders>
+              <w:top w:val="single" w:color="BFBFBF" w:sz="4"/>
+              <w:left w:val="single" w:color="BFBFBF" w:sz="4"/>
+              <w:bottom w:val="single" w:color="BFBFBF" w:sz="4"/>
+              <w:right w:val="single" w:color="BFBFBF" w:sz="4"/>
+            </w:tcBorders>
+          </w:tcPr>
+          <w:p>
+            <w:pPr>
+              <w:spacing w:after="40"/>
+            </w:pPr>
+            <w:r>
+              <w:rPr>
+                <w:rFonts w:ascii="Malgun Gothic" w:hAnsi="Malgun Gothic" w:cs="Malgun Gothic" w:eastAsia="Malgun Gothic"/>
+                <w:b w:val="0"/>
+                <w:i w:val="0"/>
+                <w:sz w:val="20"/>
+              </w:rPr>
+              <w:t>ist, sitzen, vergisst, verliert, gewinnt는 현재형입니다.</w:t>
+            </w:r>
+          </w:p>
+        </w:tc>
+      </w:tr>
+    </w:tbl>
+    <w:p>
+      <w:pPr>
+        <w:spacing w:after="0"/>
+      </w:pPr>
+    </w:p>
+    <w:p>
+      <w:pPr>
+        <w:keepNext/>
+        <w:spacing w:before="160"/>
+      </w:pPr>
+      <w:r>
+        <w:rPr>
+          <w:rFonts w:ascii="Arial" w:hAnsi="Arial" w:cs="Arial" w:eastAsia="Malgun Gothic"/>
+          <w:b/>
+          <w:i w:val="0"/>
+          <w:sz w:val="22"/>
+        </w:rPr>
+        <w:t>35. Nina: Er hat uns nichts versprochen, Papa. Aber er hat dir zugehört. Das ist mehr, als wir in vier Jahren hatten.</w:t>
+      </w:r>
+    </w:p>
+    <w:p>
+      <w:pPr>
+        <w:keepNext/>
+        <w:ind w:left="340"/>
+      </w:pPr>
+      <w:r>
+        <w:rPr>
+          <w:rFonts w:ascii="Malgun Gothic" w:hAnsi="Malgun Gothic" w:cs="Malgun Gothic" w:eastAsia="Malgun Gothic"/>
+          <w:b w:val="0"/>
+          <w:i/>
+          <w:color w:val="404040"/>
+          <w:sz w:val="20"/>
+        </w:rPr>
+        <w:t>아무것도 약속하지 않았어요, 아빠. 하지만 아빠 말을 들었어요. 사 년 동안 우리가 가졌던 것보다 많은 거예요.</w:t>
+      </w:r>
+    </w:p>
+    <w:tbl>
+      <w:tblPr>
+        <w:tblW w:type="auto" w:w="0"/>
+        <w:tblLayout w:type="fixed"/>
+        <w:tblLook w:firstColumn="1" w:firstRow="1" w:lastColumn="0" w:lastRow="0" w:noHBand="0" w:noVBand="1" w:val="04A0"/>
+      </w:tblPr>
+      <w:tblGrid>
+        <w:gridCol w:w="4819"/>
+        <w:gridCol w:w="4819"/>
+      </w:tblGrid>
+      <w:tr>
+        <w:tc>
+          <w:tcPr>
+            <w:tcW w:type="dxa" w:w="1500"/>
+            <w:tcBorders>
+              <w:top w:val="single" w:color="BFBFBF" w:sz="4"/>
+              <w:left w:val="single" w:color="BFBFBF" w:sz="4"/>
+              <w:bottom w:val="single" w:color="BFBFBF" w:sz="4"/>
+              <w:right w:val="single" w:color="BFBFBF" w:sz="4"/>
+            </w:tcBorders>
+            <w:shd w:fill="DEEAF6" w:color="auto" w:val="clear"/>
+          </w:tcPr>
+          <w:p>
+            <w:r>
+              <w:rPr>
+                <w:rFonts w:ascii="Malgun Gothic" w:hAnsi="Malgun Gothic" w:cs="Malgun Gothic" w:eastAsia="Malgun Gothic"/>
+                <w:b/>
+                <w:i w:val="0"/>
+                <w:color w:val="1F3864"/>
+                <w:sz w:val="20"/>
+              </w:rPr>
+              <w:t>주요 단어</w:t>
+            </w:r>
+          </w:p>
+        </w:tc>
+        <w:tc>
+          <w:tcPr>
+            <w:tcW w:type="dxa" w:w="8138"/>
+            <w:tcBorders>
+              <w:top w:val="single" w:color="BFBFBF" w:sz="4"/>
+              <w:left w:val="single" w:color="BFBFBF" w:sz="4"/>
+              <w:bottom w:val="single" w:color="BFBFBF" w:sz="4"/>
+              <w:right w:val="single" w:color="BFBFBF" w:sz="4"/>
+            </w:tcBorders>
+          </w:tcPr>
+          <w:p>
+            <w:pPr>
+              <w:spacing w:after="40"/>
+            </w:pPr>
+            <w:r>
+              <w:rPr>
+                <w:rFonts w:ascii="Arial" w:hAnsi="Arial" w:cs="Arial" w:eastAsia="Malgun Gothic"/>
+                <w:b/>
+                <w:i w:val="0"/>
+                <w:sz w:val="20"/>
+              </w:rPr>
+              <w:t>versprechen</w:t>
+            </w:r>
+            <w:r>
+              <w:rPr>
+                <w:rFonts w:ascii="Malgun Gothic" w:hAnsi="Malgun Gothic" w:cs="Malgun Gothic" w:eastAsia="Malgun Gothic"/>
+                <w:b w:val="0"/>
+                <w:i w:val="0"/>
+                <w:sz w:val="20"/>
+              </w:rPr>
+              <w:t xml:space="preserve">  —  약속하다</w:t>
+            </w:r>
+          </w:p>
+          <w:p>
+            <w:pPr>
+              <w:spacing w:after="40"/>
+            </w:pPr>
+            <w:r>
+              <w:rPr>
+                <w:rFonts w:ascii="Arial" w:hAnsi="Arial" w:cs="Arial" w:eastAsia="Malgun Gothic"/>
+                <w:b/>
+                <w:i w:val="0"/>
+                <w:sz w:val="20"/>
+              </w:rPr>
+              <w:t>zuhören</w:t>
+            </w:r>
+            <w:r>
+              <w:rPr>
+                <w:rFonts w:ascii="Malgun Gothic" w:hAnsi="Malgun Gothic" w:cs="Malgun Gothic" w:eastAsia="Malgun Gothic"/>
+                <w:b w:val="0"/>
+                <w:i w:val="0"/>
+                <w:sz w:val="20"/>
+              </w:rPr>
+              <w:t xml:space="preserve">  —  귀 기울이다</w:t>
+            </w:r>
+          </w:p>
+          <w:p>
+            <w:pPr>
+              <w:spacing w:after="40"/>
+            </w:pPr>
+            <w:r>
+              <w:rPr>
+                <w:rFonts w:ascii="Arial" w:hAnsi="Arial" w:cs="Arial" w:eastAsia="Malgun Gothic"/>
+                <w:b/>
+                <w:i w:val="0"/>
+                <w:sz w:val="20"/>
+              </w:rPr>
+              <w:t>mehr als</w:t>
+            </w:r>
+            <w:r>
+              <w:rPr>
+                <w:rFonts w:ascii="Malgun Gothic" w:hAnsi="Malgun Gothic" w:cs="Malgun Gothic" w:eastAsia="Malgun Gothic"/>
+                <w:b w:val="0"/>
+                <w:i w:val="0"/>
+                <w:sz w:val="20"/>
+              </w:rPr>
+              <w:t xml:space="preserve">  —  ~보다 많이</w:t>
+            </w:r>
+          </w:p>
+        </w:tc>
+      </w:tr>
+      <w:tr>
+        <w:tc>
+          <w:tcPr>
+            <w:tcW w:type="dxa" w:w="1500"/>
+            <w:tcBorders>
+              <w:top w:val="single" w:color="BFBFBF" w:sz="4"/>
+              <w:left w:val="single" w:color="BFBFBF" w:sz="4"/>
+              <w:bottom w:val="single" w:color="BFBFBF" w:sz="4"/>
+              <w:right w:val="single" w:color="BFBFBF" w:sz="4"/>
+            </w:tcBorders>
+            <w:shd w:fill="DEEAF6" w:color="auto" w:val="clear"/>
+          </w:tcPr>
+          <w:p>
+            <w:r>
+              <w:rPr>
+                <w:rFonts w:ascii="Malgun Gothic" w:hAnsi="Malgun Gothic" w:cs="Malgun Gothic" w:eastAsia="Malgun Gothic"/>
+                <w:b/>
+                <w:i w:val="0"/>
+                <w:color w:val="1F3864"/>
+                <w:sz w:val="20"/>
+              </w:rPr>
+              <w:t>문법</w:t>
+            </w:r>
+          </w:p>
+        </w:tc>
+        <w:tc>
+          <w:tcPr>
+            <w:tcW w:type="dxa" w:w="8138"/>
+            <w:tcBorders>
+              <w:top w:val="single" w:color="BFBFBF" w:sz="4"/>
+              <w:left w:val="single" w:color="BFBFBF" w:sz="4"/>
+              <w:bottom w:val="single" w:color="BFBFBF" w:sz="4"/>
+              <w:right w:val="single" w:color="BFBFBF" w:sz="4"/>
+            </w:tcBorders>
+          </w:tcPr>
+          <w:p>
+            <w:pPr>
+              <w:spacing w:after="40"/>
+            </w:pPr>
+            <w:r>
+              <w:rPr>
+                <w:rFonts w:ascii="Malgun Gothic" w:hAnsi="Malgun Gothic" w:cs="Malgun Gothic" w:eastAsia="Malgun Gothic"/>
+                <w:b w:val="0"/>
+                <w:i w:val="0"/>
+                <w:sz w:val="20"/>
+              </w:rPr>
+              <w:t>Er hat uns nichts versprochen에서 uns는 3격이고 nichts는 부정 대명사입니다. Er hat dir zugehört에서 zuhören은 3격을 취합니다.</w:t>
+            </w:r>
+          </w:p>
+        </w:tc>
+      </w:tr>
+      <w:tr>
+        <w:tc>
+          <w:tcPr>
+            <w:tcW w:type="dxa" w:w="1500"/>
+            <w:tcBorders>
+              <w:top w:val="single" w:color="BFBFBF" w:sz="4"/>
+              <w:left w:val="single" w:color="BFBFBF" w:sz="4"/>
+              <w:bottom w:val="single" w:color="BFBFBF" w:sz="4"/>
+              <w:right w:val="single" w:color="BFBFBF" w:sz="4"/>
+            </w:tcBorders>
+            <w:shd w:fill="DEEAF6" w:color="auto" w:val="clear"/>
+          </w:tcPr>
+          <w:p>
+            <w:r>
+              <w:rPr>
+                <w:rFonts w:ascii="Malgun Gothic" w:hAnsi="Malgun Gothic" w:cs="Malgun Gothic" w:eastAsia="Malgun Gothic"/>
+                <w:b/>
+                <w:i w:val="0"/>
+                <w:color w:val="1F3864"/>
+                <w:sz w:val="20"/>
+              </w:rPr>
+              <w:t>표현</w:t>
+            </w:r>
+          </w:p>
+        </w:tc>
+        <w:tc>
+          <w:tcPr>
+            <w:tcW w:type="dxa" w:w="8138"/>
+            <w:tcBorders>
+              <w:top w:val="single" w:color="BFBFBF" w:sz="4"/>
+              <w:left w:val="single" w:color="BFBFBF" w:sz="4"/>
+              <w:bottom w:val="single" w:color="BFBFBF" w:sz="4"/>
+              <w:right w:val="single" w:color="BFBFBF" w:sz="4"/>
+            </w:tcBorders>
+          </w:tcPr>
+          <w:p>
+            <w:pPr>
+              <w:spacing w:after="40"/>
+            </w:pPr>
+            <w:r>
+              <w:rPr>
+                <w:rFonts w:ascii="Malgun Gothic" w:hAnsi="Malgun Gothic" w:cs="Malgun Gothic" w:eastAsia="Malgun Gothic"/>
+                <w:b w:val="0"/>
+                <w:i w:val="0"/>
+                <w:sz w:val="20"/>
+              </w:rPr>
+              <w:t>Das ist mehr, als wir in vier Jahren hatten는 비교 구문입니다.</w:t>
+            </w:r>
+          </w:p>
+        </w:tc>
+      </w:tr>
+      <w:tr>
+        <w:tc>
+          <w:tcPr>
+            <w:tcW w:type="dxa" w:w="1500"/>
+            <w:tcBorders>
+              <w:top w:val="single" w:color="BFBFBF" w:sz="4"/>
+              <w:left w:val="single" w:color="BFBFBF" w:sz="4"/>
+              <w:bottom w:val="single" w:color="BFBFBF" w:sz="4"/>
+              <w:right w:val="single" w:color="BFBFBF" w:sz="4"/>
+            </w:tcBorders>
+            <w:shd w:fill="DEEAF6" w:color="auto" w:val="clear"/>
+          </w:tcPr>
+          <w:p>
+            <w:r>
+              <w:rPr>
+                <w:rFonts w:ascii="Malgun Gothic" w:hAnsi="Malgun Gothic" w:cs="Malgun Gothic" w:eastAsia="Malgun Gothic"/>
+                <w:b/>
+                <w:i w:val="0"/>
+                <w:color w:val="1F3864"/>
+                <w:sz w:val="20"/>
+              </w:rPr>
+              <w:t>시제</w:t>
+            </w:r>
+          </w:p>
+        </w:tc>
+        <w:tc>
+          <w:tcPr>
+            <w:tcW w:type="dxa" w:w="8138"/>
+            <w:tcBorders>
+              <w:top w:val="single" w:color="BFBFBF" w:sz="4"/>
+              <w:left w:val="single" w:color="BFBFBF" w:sz="4"/>
+              <w:bottom w:val="single" w:color="BFBFBF" w:sz="4"/>
+              <w:right w:val="single" w:color="BFBFBF" w:sz="4"/>
+            </w:tcBorders>
+          </w:tcPr>
+          <w:p>
+            <w:pPr>
+              <w:spacing w:after="40"/>
+            </w:pPr>
+            <w:r>
+              <w:rPr>
+                <w:rFonts w:ascii="Malgun Gothic" w:hAnsi="Malgun Gothic" w:cs="Malgun Gothic" w:eastAsia="Malgun Gothic"/>
+                <w:b w:val="0"/>
+                <w:i w:val="0"/>
+                <w:sz w:val="20"/>
+              </w:rPr>
+              <w:t>hat ... versprochen, hat ... zugehört는 현재완료이고 ist는 현재형, hatten은 과거형입니다.</w:t>
+            </w:r>
+          </w:p>
+        </w:tc>
+      </w:tr>
+    </w:tbl>
+    <w:p>
+      <w:pPr>
+        <w:spacing w:after="0"/>
+      </w:pPr>
+    </w:p>
+    <w:p>
+      <w:pPr>
+        <w:keepNext/>
+        <w:spacing w:before="160"/>
+      </w:pPr>
+      <w:r>
+        <w:rPr>
+          <w:rFonts w:ascii="Arial" w:hAnsi="Arial" w:cs="Arial" w:eastAsia="Malgun Gothic"/>
+          <w:b/>
+          <w:i w:val="0"/>
+          <w:sz w:val="22"/>
+        </w:rPr>
+        <w:t>36. Jonas: Ich halte mich zurück, aber innerlich jubele ich. Es ist ein kleiner Sieg, aber er trägt ein großes Versprechen in sich: dass Menschen sich ändern können, wenn jemand ihnen die Gelegenheit gibt.</w:t>
+      </w:r>
+    </w:p>
+    <w:p>
+      <w:pPr>
+        <w:keepNext/>
+        <w:ind w:left="340"/>
+      </w:pPr>
+      <w:r>
+        <w:rPr>
+          <w:rFonts w:ascii="Malgun Gothic" w:hAnsi="Malgun Gothic" w:cs="Malgun Gothic" w:eastAsia="Malgun Gothic"/>
+          <w:b w:val="0"/>
+          <w:i/>
+          <w:color w:val="404040"/>
+          <w:sz w:val="20"/>
+        </w:rPr>
+        <w:t>나는 자제하지만 속으로는 환호한다. 작은 승리지만 큰 약속을 품고 있다. 누군가 기회를 주면 사람은 바뀔 수 있다는 것이다.</w:t>
+      </w:r>
+    </w:p>
+    <w:tbl>
+      <w:tblPr>
+        <w:tblW w:type="auto" w:w="0"/>
+        <w:tblLayout w:type="fixed"/>
+        <w:tblLook w:firstColumn="1" w:firstRow="1" w:lastColumn="0" w:lastRow="0" w:noHBand="0" w:noVBand="1" w:val="04A0"/>
+      </w:tblPr>
+      <w:tblGrid>
+        <w:gridCol w:w="4819"/>
+        <w:gridCol w:w="4819"/>
+      </w:tblGrid>
+      <w:tr>
+        <w:tc>
+          <w:tcPr>
+            <w:tcW w:type="dxa" w:w="1500"/>
+            <w:tcBorders>
+              <w:top w:val="single" w:color="BFBFBF" w:sz="4"/>
+              <w:left w:val="single" w:color="BFBFBF" w:sz="4"/>
+              <w:bottom w:val="single" w:color="BFBFBF" w:sz="4"/>
+              <w:right w:val="single" w:color="BFBFBF" w:sz="4"/>
+            </w:tcBorders>
+            <w:shd w:fill="DEEAF6" w:color="auto" w:val="clear"/>
+          </w:tcPr>
+          <w:p>
+            <w:r>
+              <w:rPr>
+                <w:rFonts w:ascii="Malgun Gothic" w:hAnsi="Malgun Gothic" w:cs="Malgun Gothic" w:eastAsia="Malgun Gothic"/>
+                <w:b/>
+                <w:i w:val="0"/>
+                <w:color w:val="1F3864"/>
+                <w:sz w:val="20"/>
+              </w:rPr>
+              <w:t>주요 단어</w:t>
+            </w:r>
+          </w:p>
+        </w:tc>
+        <w:tc>
+          <w:tcPr>
+            <w:tcW w:type="dxa" w:w="8138"/>
+            <w:tcBorders>
+              <w:top w:val="single" w:color="BFBFBF" w:sz="4"/>
+              <w:left w:val="single" w:color="BFBFBF" w:sz="4"/>
+              <w:bottom w:val="single" w:color="BFBFBF" w:sz="4"/>
+              <w:right w:val="single" w:color="BFBFBF" w:sz="4"/>
+            </w:tcBorders>
+          </w:tcPr>
+          <w:p>
+            <w:pPr>
+              <w:spacing w:after="40"/>
+            </w:pPr>
+            <w:r>
+              <w:rPr>
+                <w:rFonts w:ascii="Arial" w:hAnsi="Arial" w:cs="Arial" w:eastAsia="Malgun Gothic"/>
+                <w:b/>
+                <w:i w:val="0"/>
+                <w:sz w:val="20"/>
+              </w:rPr>
+              <w:t>jubeln</w:t>
+            </w:r>
+            <w:r>
+              <w:rPr>
+                <w:rFonts w:ascii="Malgun Gothic" w:hAnsi="Malgun Gothic" w:cs="Malgun Gothic" w:eastAsia="Malgun Gothic"/>
+                <w:b w:val="0"/>
+                <w:i w:val="0"/>
+                <w:sz w:val="20"/>
+              </w:rPr>
+              <w:t xml:space="preserve">  —  환호하다</w:t>
+            </w:r>
+          </w:p>
+          <w:p>
+            <w:pPr>
+              <w:spacing w:after="40"/>
+            </w:pPr>
+            <w:r>
+              <w:rPr>
+                <w:rFonts w:ascii="Arial" w:hAnsi="Arial" w:cs="Arial" w:eastAsia="Malgun Gothic"/>
+                <w:b/>
+                <w:i w:val="0"/>
+                <w:sz w:val="20"/>
+              </w:rPr>
+              <w:t>die Gelegenheit, -en</w:t>
+            </w:r>
+            <w:r>
+              <w:rPr>
+                <w:rFonts w:ascii="Malgun Gothic" w:hAnsi="Malgun Gothic" w:cs="Malgun Gothic" w:eastAsia="Malgun Gothic"/>
+                <w:b w:val="0"/>
+                <w:i w:val="0"/>
+                <w:sz w:val="20"/>
+              </w:rPr>
+              <w:t xml:space="preserve">  —  기회</w:t>
+            </w:r>
+          </w:p>
+          <w:p>
+            <w:pPr>
+              <w:spacing w:after="40"/>
+            </w:pPr>
+            <w:r>
+              <w:rPr>
+                <w:rFonts w:ascii="Arial" w:hAnsi="Arial" w:cs="Arial" w:eastAsia="Malgun Gothic"/>
+                <w:b/>
+                <w:i w:val="0"/>
+                <w:sz w:val="20"/>
+              </w:rPr>
+              <w:t>sich ändern</w:t>
+            </w:r>
+            <w:r>
+              <w:rPr>
+                <w:rFonts w:ascii="Malgun Gothic" w:hAnsi="Malgun Gothic" w:cs="Malgun Gothic" w:eastAsia="Malgun Gothic"/>
+                <w:b w:val="0"/>
+                <w:i w:val="0"/>
+                <w:sz w:val="20"/>
+              </w:rPr>
+              <w:t xml:space="preserve">  —  바뀌다</w:t>
+            </w:r>
+          </w:p>
+        </w:tc>
+      </w:tr>
+      <w:tr>
+        <w:tc>
+          <w:tcPr>
+            <w:tcW w:type="dxa" w:w="1500"/>
+            <w:tcBorders>
+              <w:top w:val="single" w:color="BFBFBF" w:sz="4"/>
+              <w:left w:val="single" w:color="BFBFBF" w:sz="4"/>
+              <w:bottom w:val="single" w:color="BFBFBF" w:sz="4"/>
+              <w:right w:val="single" w:color="BFBFBF" w:sz="4"/>
+            </w:tcBorders>
+            <w:shd w:fill="DEEAF6" w:color="auto" w:val="clear"/>
+          </w:tcPr>
+          <w:p>
+            <w:r>
+              <w:rPr>
+                <w:rFonts w:ascii="Malgun Gothic" w:hAnsi="Malgun Gothic" w:cs="Malgun Gothic" w:eastAsia="Malgun Gothic"/>
+                <w:b/>
+                <w:i w:val="0"/>
+                <w:color w:val="1F3864"/>
+                <w:sz w:val="20"/>
+              </w:rPr>
+              <w:t>문법</w:t>
+            </w:r>
+          </w:p>
+        </w:tc>
+        <w:tc>
+          <w:tcPr>
+            <w:tcW w:type="dxa" w:w="8138"/>
+            <w:tcBorders>
+              <w:top w:val="single" w:color="BFBFBF" w:sz="4"/>
+              <w:left w:val="single" w:color="BFBFBF" w:sz="4"/>
+              <w:bottom w:val="single" w:color="BFBFBF" w:sz="4"/>
+              <w:right w:val="single" w:color="BFBFBF" w:sz="4"/>
+            </w:tcBorders>
+          </w:tcPr>
+          <w:p>
+            <w:pPr>
+              <w:spacing w:after="40"/>
+            </w:pPr>
+            <w:r>
+              <w:rPr>
+                <w:rFonts w:ascii="Malgun Gothic" w:hAnsi="Malgun Gothic" w:cs="Malgun Gothic" w:eastAsia="Malgun Gothic"/>
+                <w:b w:val="0"/>
+                <w:i w:val="0"/>
+                <w:sz w:val="20"/>
+              </w:rPr>
+              <w:t>dass Menschen sich ändern können, wenn jemand ihnen die Gelegenheit gibt에서 dass절과 wenn절이 겹칩니다. ihnen은 3격입니다.</w:t>
+            </w:r>
+          </w:p>
+        </w:tc>
+      </w:tr>
+      <w:tr>
+        <w:tc>
+          <w:tcPr>
+            <w:tcW w:type="dxa" w:w="1500"/>
+            <w:tcBorders>
+              <w:top w:val="single" w:color="BFBFBF" w:sz="4"/>
+              <w:left w:val="single" w:color="BFBFBF" w:sz="4"/>
+              <w:bottom w:val="single" w:color="BFBFBF" w:sz="4"/>
+              <w:right w:val="single" w:color="BFBFBF" w:sz="4"/>
+            </w:tcBorders>
+            <w:shd w:fill="DEEAF6" w:color="auto" w:val="clear"/>
+          </w:tcPr>
+          <w:p>
+            <w:r>
+              <w:rPr>
+                <w:rFonts w:ascii="Malgun Gothic" w:hAnsi="Malgun Gothic" w:cs="Malgun Gothic" w:eastAsia="Malgun Gothic"/>
+                <w:b/>
+                <w:i w:val="0"/>
+                <w:color w:val="1F3864"/>
+                <w:sz w:val="20"/>
+              </w:rPr>
+              <w:t>표현</w:t>
+            </w:r>
+          </w:p>
+        </w:tc>
+        <w:tc>
+          <w:tcPr>
+            <w:tcW w:type="dxa" w:w="8138"/>
+            <w:tcBorders>
+              <w:top w:val="single" w:color="BFBFBF" w:sz="4"/>
+              <w:left w:val="single" w:color="BFBFBF" w:sz="4"/>
+              <w:bottom w:val="single" w:color="BFBFBF" w:sz="4"/>
+              <w:right w:val="single" w:color="BFBFBF" w:sz="4"/>
+            </w:tcBorders>
+          </w:tcPr>
+          <w:p>
+            <w:pPr>
+              <w:spacing w:after="40"/>
+            </w:pPr>
+            <w:r>
+              <w:rPr>
+                <w:rFonts w:ascii="Malgun Gothic" w:hAnsi="Malgun Gothic" w:cs="Malgun Gothic" w:eastAsia="Malgun Gothic"/>
+                <w:b w:val="0"/>
+                <w:i w:val="0"/>
+                <w:sz w:val="20"/>
+              </w:rPr>
+              <w:t>innerlich는 속으로라는 부사입니다.</w:t>
+            </w:r>
+          </w:p>
+        </w:tc>
+      </w:tr>
+      <w:tr>
+        <w:tc>
+          <w:tcPr>
+            <w:tcW w:type="dxa" w:w="1500"/>
+            <w:tcBorders>
+              <w:top w:val="single" w:color="BFBFBF" w:sz="4"/>
+              <w:left w:val="single" w:color="BFBFBF" w:sz="4"/>
+              <w:bottom w:val="single" w:color="BFBFBF" w:sz="4"/>
+              <w:right w:val="single" w:color="BFBFBF" w:sz="4"/>
+            </w:tcBorders>
+            <w:shd w:fill="DEEAF6" w:color="auto" w:val="clear"/>
+          </w:tcPr>
+          <w:p>
+            <w:r>
+              <w:rPr>
+                <w:rFonts w:ascii="Malgun Gothic" w:hAnsi="Malgun Gothic" w:cs="Malgun Gothic" w:eastAsia="Malgun Gothic"/>
+                <w:b/>
+                <w:i w:val="0"/>
+                <w:color w:val="1F3864"/>
+                <w:sz w:val="20"/>
+              </w:rPr>
+              <w:t>시제</w:t>
+            </w:r>
+          </w:p>
+        </w:tc>
+        <w:tc>
+          <w:tcPr>
+            <w:tcW w:type="dxa" w:w="8138"/>
+            <w:tcBorders>
+              <w:top w:val="single" w:color="BFBFBF" w:sz="4"/>
+              <w:left w:val="single" w:color="BFBFBF" w:sz="4"/>
+              <w:bottom w:val="single" w:color="BFBFBF" w:sz="4"/>
+              <w:right w:val="single" w:color="BFBFBF" w:sz="4"/>
+            </w:tcBorders>
+          </w:tcPr>
+          <w:p>
+            <w:pPr>
+              <w:spacing w:after="40"/>
+            </w:pPr>
+            <w:r>
+              <w:rPr>
+                <w:rFonts w:ascii="Malgun Gothic" w:hAnsi="Malgun Gothic" w:cs="Malgun Gothic" w:eastAsia="Malgun Gothic"/>
+                <w:b w:val="0"/>
+                <w:i w:val="0"/>
+                <w:sz w:val="20"/>
+              </w:rPr>
+              <w:t>halte mich zurück, jubele, ist, trägt는 현재형입니다.</w:t>
+            </w:r>
+          </w:p>
+        </w:tc>
+      </w:tr>
+    </w:tbl>
+    <w:p>
+      <w:pPr>
+        <w:spacing w:after="0"/>
+      </w:pPr>
+    </w:p>
+    <w:p>
+      <w:pPr>
+        <w:keepNext/>
+        <w:spacing w:before="160"/>
+      </w:pPr>
+      <w:r>
+        <w:rPr>
+          <w:rFonts w:ascii="Arial" w:hAnsi="Arial" w:cs="Arial" w:eastAsia="Malgun Gothic"/>
+          <w:b/>
+          <w:i w:val="0"/>
+          <w:sz w:val="22"/>
+        </w:rPr>
+        <w:t>37. Hanna: Wir schreiben jetzt sofort das Gedächtnisprotokoll, solange alles frisch ist. Dann gehen wir essen, auf meine Rechnung. Niemand denkt auf leeren Magen klar.</w:t>
+      </w:r>
+    </w:p>
+    <w:p>
+      <w:pPr>
+        <w:keepNext/>
+        <w:ind w:left="340"/>
+      </w:pPr>
+      <w:r>
+        <w:rPr>
+          <w:rFonts w:ascii="Malgun Gothic" w:hAnsi="Malgun Gothic" w:cs="Malgun Gothic" w:eastAsia="Malgun Gothic"/>
+          <w:b w:val="0"/>
+          <w:i/>
+          <w:color w:val="404040"/>
+          <w:sz w:val="20"/>
+        </w:rPr>
+        <w:t>모든 게 생생할 때 지금 바로 기억 기록을 작성합시다. 그런 다음 제가 살 테니 식사하러 가요. 빈속으로는 아무도 명확하게 생각하지 못해요.</w:t>
+      </w:r>
+    </w:p>
+    <w:tbl>
+      <w:tblPr>
+        <w:tblW w:type="auto" w:w="0"/>
+        <w:tblLayout w:type="fixed"/>
+        <w:tblLook w:firstColumn="1" w:firstRow="1" w:lastColumn="0" w:lastRow="0" w:noHBand="0" w:noVBand="1" w:val="04A0"/>
+      </w:tblPr>
+      <w:tblGrid>
+        <w:gridCol w:w="4819"/>
+        <w:gridCol w:w="4819"/>
+      </w:tblGrid>
+      <w:tr>
+        <w:tc>
+          <w:tcPr>
+            <w:tcW w:type="dxa" w:w="1500"/>
+            <w:tcBorders>
+              <w:top w:val="single" w:color="BFBFBF" w:sz="4"/>
+              <w:left w:val="single" w:color="BFBFBF" w:sz="4"/>
+              <w:bottom w:val="single" w:color="BFBFBF" w:sz="4"/>
+              <w:right w:val="single" w:color="BFBFBF" w:sz="4"/>
+            </w:tcBorders>
+            <w:shd w:fill="DEEAF6" w:color="auto" w:val="clear"/>
+          </w:tcPr>
+          <w:p>
+            <w:r>
+              <w:rPr>
+                <w:rFonts w:ascii="Malgun Gothic" w:hAnsi="Malgun Gothic" w:cs="Malgun Gothic" w:eastAsia="Malgun Gothic"/>
+                <w:b/>
+                <w:i w:val="0"/>
+                <w:color w:val="1F3864"/>
+                <w:sz w:val="20"/>
+              </w:rPr>
+              <w:t>주요 단어</w:t>
+            </w:r>
+          </w:p>
+        </w:tc>
+        <w:tc>
+          <w:tcPr>
+            <w:tcW w:type="dxa" w:w="8138"/>
+            <w:tcBorders>
+              <w:top w:val="single" w:color="BFBFBF" w:sz="4"/>
+              <w:left w:val="single" w:color="BFBFBF" w:sz="4"/>
+              <w:bottom w:val="single" w:color="BFBFBF" w:sz="4"/>
+              <w:right w:val="single" w:color="BFBFBF" w:sz="4"/>
+            </w:tcBorders>
+          </w:tcPr>
+          <w:p>
+            <w:pPr>
+              <w:spacing w:after="40"/>
+            </w:pPr>
+            <w:r>
+              <w:rPr>
+                <w:rFonts w:ascii="Arial" w:hAnsi="Arial" w:cs="Arial" w:eastAsia="Malgun Gothic"/>
+                <w:b/>
+                <w:i w:val="0"/>
+                <w:sz w:val="20"/>
+              </w:rPr>
+              <w:t>das Gedächtnisprotokoll, -e</w:t>
+            </w:r>
+            <w:r>
+              <w:rPr>
+                <w:rFonts w:ascii="Malgun Gothic" w:hAnsi="Malgun Gothic" w:cs="Malgun Gothic" w:eastAsia="Malgun Gothic"/>
+                <w:b w:val="0"/>
+                <w:i w:val="0"/>
+                <w:sz w:val="20"/>
+              </w:rPr>
+              <w:t xml:space="preserve">  —  기억 기록</w:t>
+            </w:r>
+          </w:p>
+          <w:p>
+            <w:pPr>
+              <w:spacing w:after="40"/>
+            </w:pPr>
+            <w:r>
+              <w:rPr>
+                <w:rFonts w:ascii="Arial" w:hAnsi="Arial" w:cs="Arial" w:eastAsia="Malgun Gothic"/>
+                <w:b/>
+                <w:i w:val="0"/>
+                <w:sz w:val="20"/>
+              </w:rPr>
+              <w:t>frisch</w:t>
+            </w:r>
+            <w:r>
+              <w:rPr>
+                <w:rFonts w:ascii="Malgun Gothic" w:hAnsi="Malgun Gothic" w:cs="Malgun Gothic" w:eastAsia="Malgun Gothic"/>
+                <w:b w:val="0"/>
+                <w:i w:val="0"/>
+                <w:sz w:val="20"/>
+              </w:rPr>
+              <w:t xml:space="preserve">  —  생생한</w:t>
+            </w:r>
+          </w:p>
+          <w:p>
+            <w:pPr>
+              <w:spacing w:after="40"/>
+            </w:pPr>
+            <w:r>
+              <w:rPr>
+                <w:rFonts w:ascii="Arial" w:hAnsi="Arial" w:cs="Arial" w:eastAsia="Malgun Gothic"/>
+                <w:b/>
+                <w:i w:val="0"/>
+                <w:sz w:val="20"/>
+              </w:rPr>
+              <w:t>auf leeren Magen</w:t>
+            </w:r>
+            <w:r>
+              <w:rPr>
+                <w:rFonts w:ascii="Malgun Gothic" w:hAnsi="Malgun Gothic" w:cs="Malgun Gothic" w:eastAsia="Malgun Gothic"/>
+                <w:b w:val="0"/>
+                <w:i w:val="0"/>
+                <w:sz w:val="20"/>
+              </w:rPr>
+              <w:t xml:space="preserve">  —  빈속으로</w:t>
+            </w:r>
+          </w:p>
+        </w:tc>
+      </w:tr>
+      <w:tr>
+        <w:tc>
+          <w:tcPr>
+            <w:tcW w:type="dxa" w:w="1500"/>
+            <w:tcBorders>
+              <w:top w:val="single" w:color="BFBFBF" w:sz="4"/>
+              <w:left w:val="single" w:color="BFBFBF" w:sz="4"/>
+              <w:bottom w:val="single" w:color="BFBFBF" w:sz="4"/>
+              <w:right w:val="single" w:color="BFBFBF" w:sz="4"/>
+            </w:tcBorders>
+            <w:shd w:fill="DEEAF6" w:color="auto" w:val="clear"/>
+          </w:tcPr>
+          <w:p>
+            <w:r>
+              <w:rPr>
+                <w:rFonts w:ascii="Malgun Gothic" w:hAnsi="Malgun Gothic" w:cs="Malgun Gothic" w:eastAsia="Malgun Gothic"/>
+                <w:b/>
+                <w:i w:val="0"/>
+                <w:color w:val="1F3864"/>
+                <w:sz w:val="20"/>
+              </w:rPr>
+              <w:t>문법</w:t>
+            </w:r>
+          </w:p>
+        </w:tc>
+        <w:tc>
+          <w:tcPr>
+            <w:tcW w:type="dxa" w:w="8138"/>
+            <w:tcBorders>
+              <w:top w:val="single" w:color="BFBFBF" w:sz="4"/>
+              <w:left w:val="single" w:color="BFBFBF" w:sz="4"/>
+              <w:bottom w:val="single" w:color="BFBFBF" w:sz="4"/>
+              <w:right w:val="single" w:color="BFBFBF" w:sz="4"/>
+            </w:tcBorders>
+          </w:tcPr>
+          <w:p>
+            <w:pPr>
+              <w:spacing w:after="40"/>
+            </w:pPr>
+            <w:r>
+              <w:rPr>
+                <w:rFonts w:ascii="Malgun Gothic" w:hAnsi="Malgun Gothic" w:cs="Malgun Gothic" w:eastAsia="Malgun Gothic"/>
+                <w:b w:val="0"/>
+                <w:i w:val="0"/>
+                <w:sz w:val="20"/>
+              </w:rPr>
+              <w:t>solange alles frisch ist에서 solange절의 ist가 끝에 옵니다. Niemand denkt auf leeren Magen klar에서 klar denken은 명확하게 생각한다는 표현입니다.</w:t>
+            </w:r>
+          </w:p>
+        </w:tc>
+      </w:tr>
+      <w:tr>
+        <w:tc>
+          <w:tcPr>
+            <w:tcW w:type="dxa" w:w="1500"/>
+            <w:tcBorders>
+              <w:top w:val="single" w:color="BFBFBF" w:sz="4"/>
+              <w:left w:val="single" w:color="BFBFBF" w:sz="4"/>
+              <w:bottom w:val="single" w:color="BFBFBF" w:sz="4"/>
+              <w:right w:val="single" w:color="BFBFBF" w:sz="4"/>
+            </w:tcBorders>
+            <w:shd w:fill="DEEAF6" w:color="auto" w:val="clear"/>
+          </w:tcPr>
+          <w:p>
+            <w:r>
+              <w:rPr>
+                <w:rFonts w:ascii="Malgun Gothic" w:hAnsi="Malgun Gothic" w:cs="Malgun Gothic" w:eastAsia="Malgun Gothic"/>
+                <w:b/>
+                <w:i w:val="0"/>
+                <w:color w:val="1F3864"/>
+                <w:sz w:val="20"/>
+              </w:rPr>
+              <w:t>표현</w:t>
+            </w:r>
+          </w:p>
+        </w:tc>
+        <w:tc>
+          <w:tcPr>
+            <w:tcW w:type="dxa" w:w="8138"/>
+            <w:tcBorders>
+              <w:top w:val="single" w:color="BFBFBF" w:sz="4"/>
+              <w:left w:val="single" w:color="BFBFBF" w:sz="4"/>
+              <w:bottom w:val="single" w:color="BFBFBF" w:sz="4"/>
+              <w:right w:val="single" w:color="BFBFBF" w:sz="4"/>
+            </w:tcBorders>
+          </w:tcPr>
+          <w:p>
+            <w:pPr>
+              <w:spacing w:after="40"/>
+            </w:pPr>
+            <w:r>
+              <w:rPr>
+                <w:rFonts w:ascii="Malgun Gothic" w:hAnsi="Malgun Gothic" w:cs="Malgun Gothic" w:eastAsia="Malgun Gothic"/>
+                <w:b w:val="0"/>
+                <w:i w:val="0"/>
+                <w:sz w:val="20"/>
+              </w:rPr>
+              <w:t>auf meine Rechnung은 제가 계산하겠다는 표현입니다.</w:t>
+            </w:r>
+          </w:p>
+        </w:tc>
+      </w:tr>
+      <w:tr>
+        <w:tc>
+          <w:tcPr>
+            <w:tcW w:type="dxa" w:w="1500"/>
+            <w:tcBorders>
+              <w:top w:val="single" w:color="BFBFBF" w:sz="4"/>
+              <w:left w:val="single" w:color="BFBFBF" w:sz="4"/>
+              <w:bottom w:val="single" w:color="BFBFBF" w:sz="4"/>
+              <w:right w:val="single" w:color="BFBFBF" w:sz="4"/>
+            </w:tcBorders>
+            <w:shd w:fill="DEEAF6" w:color="auto" w:val="clear"/>
+          </w:tcPr>
+          <w:p>
+            <w:r>
+              <w:rPr>
+                <w:rFonts w:ascii="Malgun Gothic" w:hAnsi="Malgun Gothic" w:cs="Malgun Gothic" w:eastAsia="Malgun Gothic"/>
+                <w:b/>
+                <w:i w:val="0"/>
+                <w:color w:val="1F3864"/>
+                <w:sz w:val="20"/>
+              </w:rPr>
+              <w:t>시제</w:t>
+            </w:r>
+          </w:p>
+        </w:tc>
+        <w:tc>
+          <w:tcPr>
+            <w:tcW w:type="dxa" w:w="8138"/>
+            <w:tcBorders>
+              <w:top w:val="single" w:color="BFBFBF" w:sz="4"/>
+              <w:left w:val="single" w:color="BFBFBF" w:sz="4"/>
+              <w:bottom w:val="single" w:color="BFBFBF" w:sz="4"/>
+              <w:right w:val="single" w:color="BFBFBF" w:sz="4"/>
+            </w:tcBorders>
+          </w:tcPr>
+          <w:p>
+            <w:pPr>
+              <w:spacing w:after="40"/>
+            </w:pPr>
+            <w:r>
+              <w:rPr>
+                <w:rFonts w:ascii="Malgun Gothic" w:hAnsi="Malgun Gothic" w:cs="Malgun Gothic" w:eastAsia="Malgun Gothic"/>
+                <w:b w:val="0"/>
+                <w:i w:val="0"/>
+                <w:sz w:val="20"/>
+              </w:rPr>
+              <w:t>schreiben, gehen, denkt는 현재형입니다.</w:t>
+            </w:r>
+          </w:p>
+        </w:tc>
+      </w:tr>
+    </w:tbl>
+    <w:p>
+      <w:pPr>
+        <w:spacing w:after="0"/>
+      </w:pPr>
+    </w:p>
+    <w:p>
+      <w:pPr>
+        <w:keepNext/>
+        <w:spacing w:before="160"/>
+      </w:pPr>
+      <w:r>
+        <w:rPr>
+          <w:rFonts w:ascii="Arial" w:hAnsi="Arial" w:cs="Arial" w:eastAsia="Malgun Gothic"/>
+          <w:b/>
+          <w:i w:val="0"/>
+          <w:sz w:val="22"/>
+        </w:rPr>
+        <w:t>38. Piotr: Auf Ihre Rechnung. Das hat mir seit vier Jahren niemand mehr angeboten. Hanna, Jonas, Sie wissen gar nicht, wie viel das bedeutet.</w:t>
+      </w:r>
+    </w:p>
+    <w:p>
+      <w:pPr>
+        <w:keepNext/>
+        <w:ind w:left="340"/>
+      </w:pPr>
+      <w:r>
+        <w:rPr>
+          <w:rFonts w:ascii="Malgun Gothic" w:hAnsi="Malgun Gothic" w:cs="Malgun Gothic" w:eastAsia="Malgun Gothic"/>
+          <w:b w:val="0"/>
+          <w:i/>
+          <w:color w:val="404040"/>
+          <w:sz w:val="20"/>
+        </w:rPr>
+        <w:t>계산을 맡아 주신다니. 사 년 동안 아무도 저에게 그런 걸 제안하지 않았어요. 한나 씨, 요나스 씨, 그게 얼마나 큰 의미인지 모르실 거예요.</w:t>
+      </w:r>
+    </w:p>
+    <w:tbl>
+      <w:tblPr>
+        <w:tblW w:type="auto" w:w="0"/>
+        <w:tblLayout w:type="fixed"/>
+        <w:tblLook w:firstColumn="1" w:firstRow="1" w:lastColumn="0" w:lastRow="0" w:noHBand="0" w:noVBand="1" w:val="04A0"/>
+      </w:tblPr>
+      <w:tblGrid>
+        <w:gridCol w:w="4819"/>
+        <w:gridCol w:w="4819"/>
+      </w:tblGrid>
+      <w:tr>
+        <w:tc>
+          <w:tcPr>
+            <w:tcW w:type="dxa" w:w="1500"/>
+            <w:tcBorders>
+              <w:top w:val="single" w:color="BFBFBF" w:sz="4"/>
+              <w:left w:val="single" w:color="BFBFBF" w:sz="4"/>
+              <w:bottom w:val="single" w:color="BFBFBF" w:sz="4"/>
+              <w:right w:val="single" w:color="BFBFBF" w:sz="4"/>
+            </w:tcBorders>
+            <w:shd w:fill="DEEAF6" w:color="auto" w:val="clear"/>
+          </w:tcPr>
+          <w:p>
+            <w:r>
+              <w:rPr>
+                <w:rFonts w:ascii="Malgun Gothic" w:hAnsi="Malgun Gothic" w:cs="Malgun Gothic" w:eastAsia="Malgun Gothic"/>
+                <w:b/>
+                <w:i w:val="0"/>
+                <w:color w:val="1F3864"/>
+                <w:sz w:val="20"/>
+              </w:rPr>
+              <w:t>주요 단어</w:t>
+            </w:r>
+          </w:p>
+        </w:tc>
+        <w:tc>
+          <w:tcPr>
+            <w:tcW w:type="dxa" w:w="8138"/>
+            <w:tcBorders>
+              <w:top w:val="single" w:color="BFBFBF" w:sz="4"/>
+              <w:left w:val="single" w:color="BFBFBF" w:sz="4"/>
+              <w:bottom w:val="single" w:color="BFBFBF" w:sz="4"/>
+              <w:right w:val="single" w:color="BFBFBF" w:sz="4"/>
+            </w:tcBorders>
+          </w:tcPr>
+          <w:p>
+            <w:pPr>
+              <w:spacing w:after="40"/>
+            </w:pPr>
+            <w:r>
+              <w:rPr>
+                <w:rFonts w:ascii="Arial" w:hAnsi="Arial" w:cs="Arial" w:eastAsia="Malgun Gothic"/>
+                <w:b/>
+                <w:i w:val="0"/>
+                <w:sz w:val="20"/>
+              </w:rPr>
+              <w:t>anbieten</w:t>
+            </w:r>
+            <w:r>
+              <w:rPr>
+                <w:rFonts w:ascii="Malgun Gothic" w:hAnsi="Malgun Gothic" w:cs="Malgun Gothic" w:eastAsia="Malgun Gothic"/>
+                <w:b w:val="0"/>
+                <w:i w:val="0"/>
+                <w:sz w:val="20"/>
+              </w:rPr>
+              <w:t xml:space="preserve">  —  제안하다</w:t>
+            </w:r>
+          </w:p>
+          <w:p>
+            <w:pPr>
+              <w:spacing w:after="40"/>
+            </w:pPr>
+            <w:r>
+              <w:rPr>
+                <w:rFonts w:ascii="Arial" w:hAnsi="Arial" w:cs="Arial" w:eastAsia="Malgun Gothic"/>
+                <w:b/>
+                <w:i w:val="0"/>
+                <w:sz w:val="20"/>
+              </w:rPr>
+              <w:t>bedeuten</w:t>
+            </w:r>
+            <w:r>
+              <w:rPr>
+                <w:rFonts w:ascii="Malgun Gothic" w:hAnsi="Malgun Gothic" w:cs="Malgun Gothic" w:eastAsia="Malgun Gothic"/>
+                <w:b w:val="0"/>
+                <w:i w:val="0"/>
+                <w:sz w:val="20"/>
+              </w:rPr>
+              <w:t xml:space="preserve">  —  의미하다</w:t>
+            </w:r>
+          </w:p>
+          <w:p>
+            <w:pPr>
+              <w:spacing w:after="40"/>
+            </w:pPr>
+            <w:r>
+              <w:rPr>
+                <w:rFonts w:ascii="Arial" w:hAnsi="Arial" w:cs="Arial" w:eastAsia="Malgun Gothic"/>
+                <w:b/>
+                <w:i w:val="0"/>
+                <w:sz w:val="20"/>
+              </w:rPr>
+              <w:t>gar nicht</w:t>
+            </w:r>
+            <w:r>
+              <w:rPr>
+                <w:rFonts w:ascii="Malgun Gothic" w:hAnsi="Malgun Gothic" w:cs="Malgun Gothic" w:eastAsia="Malgun Gothic"/>
+                <w:b w:val="0"/>
+                <w:i w:val="0"/>
+                <w:sz w:val="20"/>
+              </w:rPr>
+              <w:t xml:space="preserve">  —  전혀 ~않다</w:t>
+            </w:r>
+          </w:p>
+        </w:tc>
+      </w:tr>
+      <w:tr>
+        <w:tc>
+          <w:tcPr>
+            <w:tcW w:type="dxa" w:w="1500"/>
+            <w:tcBorders>
+              <w:top w:val="single" w:color="BFBFBF" w:sz="4"/>
+              <w:left w:val="single" w:color="BFBFBF" w:sz="4"/>
+              <w:bottom w:val="single" w:color="BFBFBF" w:sz="4"/>
+              <w:right w:val="single" w:color="BFBFBF" w:sz="4"/>
+            </w:tcBorders>
+            <w:shd w:fill="DEEAF6" w:color="auto" w:val="clear"/>
+          </w:tcPr>
+          <w:p>
+            <w:r>
+              <w:rPr>
+                <w:rFonts w:ascii="Malgun Gothic" w:hAnsi="Malgun Gothic" w:cs="Malgun Gothic" w:eastAsia="Malgun Gothic"/>
+                <w:b/>
+                <w:i w:val="0"/>
+                <w:color w:val="1F3864"/>
+                <w:sz w:val="20"/>
+              </w:rPr>
+              <w:t>문법</w:t>
+            </w:r>
+          </w:p>
+        </w:tc>
+        <w:tc>
+          <w:tcPr>
+            <w:tcW w:type="dxa" w:w="8138"/>
+            <w:tcBorders>
+              <w:top w:val="single" w:color="BFBFBF" w:sz="4"/>
+              <w:left w:val="single" w:color="BFBFBF" w:sz="4"/>
+              <w:bottom w:val="single" w:color="BFBFBF" w:sz="4"/>
+              <w:right w:val="single" w:color="BFBFBF" w:sz="4"/>
+            </w:tcBorders>
+          </w:tcPr>
+          <w:p>
+            <w:pPr>
+              <w:spacing w:after="40"/>
+            </w:pPr>
+            <w:r>
+              <w:rPr>
+                <w:rFonts w:ascii="Malgun Gothic" w:hAnsi="Malgun Gothic" w:cs="Malgun Gothic" w:eastAsia="Malgun Gothic"/>
+                <w:b w:val="0"/>
+                <w:i w:val="0"/>
+                <w:sz w:val="20"/>
+              </w:rPr>
+              <w:t>Das hat mir seit vier Jahren niemand mehr angeboten에서 mir는 3격이고 niemand mehr는 더 이상 아무도입니다. Sie wissen gar nicht, wie viel das bedeutet에서 wie viel절의 bedeutet가 끝에 옵니다.</w:t>
+            </w:r>
+          </w:p>
+        </w:tc>
+      </w:tr>
+      <w:tr>
+        <w:tc>
+          <w:tcPr>
+            <w:tcW w:type="dxa" w:w="1500"/>
+            <w:tcBorders>
+              <w:top w:val="single" w:color="BFBFBF" w:sz="4"/>
+              <w:left w:val="single" w:color="BFBFBF" w:sz="4"/>
+              <w:bottom w:val="single" w:color="BFBFBF" w:sz="4"/>
+              <w:right w:val="single" w:color="BFBFBF" w:sz="4"/>
+            </w:tcBorders>
+            <w:shd w:fill="DEEAF6" w:color="auto" w:val="clear"/>
+          </w:tcPr>
+          <w:p>
+            <w:r>
+              <w:rPr>
+                <w:rFonts w:ascii="Malgun Gothic" w:hAnsi="Malgun Gothic" w:cs="Malgun Gothic" w:eastAsia="Malgun Gothic"/>
+                <w:b/>
+                <w:i w:val="0"/>
+                <w:color w:val="1F3864"/>
+                <w:sz w:val="20"/>
+              </w:rPr>
+              <w:t>표현</w:t>
+            </w:r>
+          </w:p>
+        </w:tc>
+        <w:tc>
+          <w:tcPr>
+            <w:tcW w:type="dxa" w:w="8138"/>
+            <w:tcBorders>
+              <w:top w:val="single" w:color="BFBFBF" w:sz="4"/>
+              <w:left w:val="single" w:color="BFBFBF" w:sz="4"/>
+              <w:bottom w:val="single" w:color="BFBFBF" w:sz="4"/>
+              <w:right w:val="single" w:color="BFBFBF" w:sz="4"/>
+            </w:tcBorders>
+          </w:tcPr>
+          <w:p>
+            <w:pPr>
+              <w:spacing w:after="40"/>
+            </w:pPr>
+            <w:r>
+              <w:rPr>
+                <w:rFonts w:ascii="Malgun Gothic" w:hAnsi="Malgun Gothic" w:cs="Malgun Gothic" w:eastAsia="Malgun Gothic"/>
+                <w:b w:val="0"/>
+                <w:i w:val="0"/>
+                <w:sz w:val="20"/>
+              </w:rPr>
+              <w:t>seit vier Jahren은 seit + 3격입니다.</w:t>
+            </w:r>
+          </w:p>
+        </w:tc>
+      </w:tr>
+      <w:tr>
+        <w:tc>
+          <w:tcPr>
+            <w:tcW w:type="dxa" w:w="1500"/>
+            <w:tcBorders>
+              <w:top w:val="single" w:color="BFBFBF" w:sz="4"/>
+              <w:left w:val="single" w:color="BFBFBF" w:sz="4"/>
+              <w:bottom w:val="single" w:color="BFBFBF" w:sz="4"/>
+              <w:right w:val="single" w:color="BFBFBF" w:sz="4"/>
+            </w:tcBorders>
+            <w:shd w:fill="DEEAF6" w:color="auto" w:val="clear"/>
+          </w:tcPr>
+          <w:p>
+            <w:r>
+              <w:rPr>
+                <w:rFonts w:ascii="Malgun Gothic" w:hAnsi="Malgun Gothic" w:cs="Malgun Gothic" w:eastAsia="Malgun Gothic"/>
+                <w:b/>
+                <w:i w:val="0"/>
+                <w:color w:val="1F3864"/>
+                <w:sz w:val="20"/>
+              </w:rPr>
+              <w:t>시제</w:t>
+            </w:r>
+          </w:p>
+        </w:tc>
+        <w:tc>
+          <w:tcPr>
+            <w:tcW w:type="dxa" w:w="8138"/>
+            <w:tcBorders>
+              <w:top w:val="single" w:color="BFBFBF" w:sz="4"/>
+              <w:left w:val="single" w:color="BFBFBF" w:sz="4"/>
+              <w:bottom w:val="single" w:color="BFBFBF" w:sz="4"/>
+              <w:right w:val="single" w:color="BFBFBF" w:sz="4"/>
+            </w:tcBorders>
+          </w:tcPr>
+          <w:p>
+            <w:pPr>
+              <w:spacing w:after="40"/>
+            </w:pPr>
+            <w:r>
+              <w:rPr>
+                <w:rFonts w:ascii="Malgun Gothic" w:hAnsi="Malgun Gothic" w:cs="Malgun Gothic" w:eastAsia="Malgun Gothic"/>
+                <w:b w:val="0"/>
+                <w:i w:val="0"/>
+                <w:sz w:val="20"/>
+              </w:rPr>
+              <w:t>hat ... angeboten은 현재완료이고 wissen, bedeutet는 현재형입니다.</w:t>
             </w:r>
           </w:p>
         </w:tc>
